--- a/Object Oriented Programming/Object Oriented Programming Lab (CSL-210)/Lab No 03/Object Oriented Programming Lab 03.docx
+++ b/Object Oriented Programming/Object Oriented Programming Lab (CSL-210)/Lab No 03/Object Oriented Programming Lab 03.docx
@@ -31,11 +31,11 @@
     </w:p>
     <w:p>
       <w:pPr>
-        <w:spacing w:line="256" w:lineRule="auto"/>
+        <w:spacing w:line="240" w:lineRule="auto"/>
         <w:jc w:val="both"/>
         <w:rPr>
           <w:rFonts w:ascii="Times New Roman" w:hAnsi="Times New Roman" w:cs="Times New Roman"/>
-          <w:color w:val="000000" w:themeColor="text1"/>
+          <w:bCs/>
           <w:sz w:val="28"/>
           <w:szCs w:val="28"/>
         </w:rPr>
@@ -52,11 +52,10 @@
       <w:r>
         <w:rPr>
           <w:rFonts w:ascii="Times New Roman" w:hAnsi="Times New Roman" w:cs="Times New Roman"/>
-          <w:color w:val="000000" w:themeColor="text1"/>
           <w:sz w:val="28"/>
           <w:szCs w:val="28"/>
         </w:rPr>
-        <w:t>template</w:t>
+        <w:t>Write a program to display the radius and color of a circle in Java. Use private Access modifiers for member variables of circle class and accessor and mutator methods to get and set the member values.</w:t>
       </w:r>
     </w:p>
     <w:p>
@@ -81,6 +80,7 @@
     </w:p>
     <w:p>
       <w:pPr>
+        <w:spacing w:after="0"/>
         <w:rPr>
           <w:rFonts w:ascii="Britannic Bold" w:hAnsi="Britannic Bold"/>
           <w:color w:val="000000" w:themeColor="text1"/>
@@ -92,19 +92,2000 @@
         <w:rPr>
           <w:rFonts w:ascii="Britannic Bold" w:hAnsi="Britannic Bold"/>
           <w:color w:val="000000" w:themeColor="text1"/>
+          <w:sz w:val="24"/>
+          <w:szCs w:val="24"/>
+        </w:rPr>
+        <w:t>Main:</w:t>
+      </w:r>
+    </w:p>
+    <w:p>
+      <w:pPr>
+        <w:shd w:val="clear" w:color="auto" w:fill="FFFFFF"/>
+        <w:spacing w:after="0" w:line="240" w:lineRule="auto"/>
+        <w:rPr>
+          <w:rFonts w:ascii="Consolas" w:eastAsia="Times New Roman" w:hAnsi="Consolas" w:cs="Times New Roman"/>
+          <w:color w:val="000000"/>
+          <w:sz w:val="21"/>
+          <w:szCs w:val="21"/>
+        </w:rPr>
+      </w:pPr>
+      <w:r>
+        <w:rPr>
+          <w:rFonts w:ascii="Consolas" w:eastAsia="Times New Roman" w:hAnsi="Consolas" w:cs="Times New Roman"/>
+          <w:color w:val="0000FF"/>
+          <w:sz w:val="21"/>
+          <w:szCs w:val="21"/>
+        </w:rPr>
+        <w:t>package</w:t>
+      </w:r>
+      <w:r>
+        <w:rPr>
+          <w:rFonts w:ascii="Consolas" w:eastAsia="Times New Roman" w:hAnsi="Consolas" w:cs="Times New Roman"/>
+          <w:color w:val="000000"/>
+          <w:sz w:val="21"/>
+          <w:szCs w:val="21"/>
+        </w:rPr>
+        <w:t xml:space="preserve"> </w:t>
+      </w:r>
+      <w:r>
+        <w:rPr>
+          <w:rFonts w:ascii="Consolas" w:eastAsia="Times New Roman" w:hAnsi="Consolas" w:cs="Times New Roman"/>
+          <w:color w:val="267F99"/>
+          <w:sz w:val="21"/>
+          <w:szCs w:val="21"/>
+        </w:rPr>
+        <w:t>lab03task01</w:t>
+      </w:r>
+      <w:r>
+        <w:rPr>
+          <w:rFonts w:ascii="Consolas" w:eastAsia="Times New Roman" w:hAnsi="Consolas" w:cs="Times New Roman"/>
+          <w:color w:val="000000"/>
+          <w:sz w:val="21"/>
+          <w:szCs w:val="21"/>
+        </w:rPr>
+        <w:t>;</w:t>
+      </w:r>
+    </w:p>
+    <w:p>
+      <w:pPr>
+        <w:shd w:val="clear" w:color="auto" w:fill="FFFFFF"/>
+        <w:spacing w:after="0" w:line="240" w:lineRule="auto"/>
+        <w:rPr>
+          <w:rFonts w:ascii="Consolas" w:eastAsia="Times New Roman" w:hAnsi="Consolas" w:cs="Times New Roman"/>
+          <w:color w:val="000000"/>
+          <w:sz w:val="21"/>
+          <w:szCs w:val="21"/>
+        </w:rPr>
+      </w:pPr>
+    </w:p>
+    <w:p>
+      <w:pPr>
+        <w:shd w:val="clear" w:color="auto" w:fill="FFFFFF"/>
+        <w:spacing w:after="0" w:line="240" w:lineRule="auto"/>
+        <w:rPr>
+          <w:rFonts w:ascii="Consolas" w:eastAsia="Times New Roman" w:hAnsi="Consolas" w:cs="Times New Roman"/>
+          <w:color w:val="000000"/>
+          <w:sz w:val="21"/>
+          <w:szCs w:val="21"/>
+        </w:rPr>
+      </w:pPr>
+      <w:r>
+        <w:rPr>
+          <w:rFonts w:ascii="Consolas" w:eastAsia="Times New Roman" w:hAnsi="Consolas" w:cs="Times New Roman"/>
+          <w:color w:val="0000FF"/>
+          <w:sz w:val="21"/>
+          <w:szCs w:val="21"/>
+        </w:rPr>
+        <w:t>public</w:t>
+      </w:r>
+      <w:r>
+        <w:rPr>
+          <w:rFonts w:ascii="Consolas" w:eastAsia="Times New Roman" w:hAnsi="Consolas" w:cs="Times New Roman"/>
+          <w:color w:val="000000"/>
+          <w:sz w:val="21"/>
+          <w:szCs w:val="21"/>
+        </w:rPr>
+        <w:t xml:space="preserve"> </w:t>
+      </w:r>
+      <w:r>
+        <w:rPr>
+          <w:rFonts w:ascii="Consolas" w:eastAsia="Times New Roman" w:hAnsi="Consolas" w:cs="Times New Roman"/>
+          <w:color w:val="0000FF"/>
+          <w:sz w:val="21"/>
+          <w:szCs w:val="21"/>
+        </w:rPr>
+        <w:t>class</w:t>
+      </w:r>
+      <w:r>
+        <w:rPr>
+          <w:rFonts w:ascii="Consolas" w:eastAsia="Times New Roman" w:hAnsi="Consolas" w:cs="Times New Roman"/>
+          <w:color w:val="000000"/>
+          <w:sz w:val="21"/>
+          <w:szCs w:val="21"/>
+        </w:rPr>
+        <w:t xml:space="preserve"> </w:t>
+      </w:r>
+      <w:r>
+        <w:rPr>
+          <w:rFonts w:ascii="Consolas" w:eastAsia="Times New Roman" w:hAnsi="Consolas" w:cs="Times New Roman"/>
+          <w:color w:val="267F99"/>
+          <w:sz w:val="21"/>
+          <w:szCs w:val="21"/>
+        </w:rPr>
+        <w:t>Lab03task01</w:t>
+      </w:r>
+      <w:r>
+        <w:rPr>
+          <w:rFonts w:ascii="Consolas" w:eastAsia="Times New Roman" w:hAnsi="Consolas" w:cs="Times New Roman"/>
+          <w:color w:val="000000"/>
+          <w:sz w:val="21"/>
+          <w:szCs w:val="21"/>
+        </w:rPr>
+        <w:t xml:space="preserve"> {</w:t>
+      </w:r>
+    </w:p>
+    <w:p>
+      <w:pPr>
+        <w:shd w:val="clear" w:color="auto" w:fill="FFFFFF"/>
+        <w:spacing w:after="0" w:line="240" w:lineRule="auto"/>
+        <w:rPr>
+          <w:rFonts w:ascii="Consolas" w:eastAsia="Times New Roman" w:hAnsi="Consolas" w:cs="Times New Roman"/>
+          <w:color w:val="000000"/>
+          <w:sz w:val="21"/>
+          <w:szCs w:val="21"/>
+        </w:rPr>
+      </w:pPr>
+    </w:p>
+    <w:p>
+      <w:pPr>
+        <w:shd w:val="clear" w:color="auto" w:fill="FFFFFF"/>
+        <w:spacing w:after="0" w:line="240" w:lineRule="auto"/>
+        <w:rPr>
+          <w:rFonts w:ascii="Consolas" w:eastAsia="Times New Roman" w:hAnsi="Consolas" w:cs="Times New Roman"/>
+          <w:color w:val="000000"/>
+          <w:sz w:val="21"/>
+          <w:szCs w:val="21"/>
+        </w:rPr>
+      </w:pPr>
+      <w:r>
+        <w:rPr>
+          <w:rFonts w:ascii="Consolas" w:eastAsia="Times New Roman" w:hAnsi="Consolas" w:cs="Times New Roman"/>
+          <w:color w:val="000000"/>
+          <w:sz w:val="21"/>
+          <w:szCs w:val="21"/>
+        </w:rPr>
+        <w:t xml:space="preserve">    </w:t>
+      </w:r>
+      <w:r>
+        <w:rPr>
+          <w:rFonts w:ascii="Consolas" w:eastAsia="Times New Roman" w:hAnsi="Consolas" w:cs="Times New Roman"/>
+          <w:color w:val="0000FF"/>
+          <w:sz w:val="21"/>
+          <w:szCs w:val="21"/>
+        </w:rPr>
+        <w:t>public</w:t>
+      </w:r>
+      <w:r>
+        <w:rPr>
+          <w:rFonts w:ascii="Consolas" w:eastAsia="Times New Roman" w:hAnsi="Consolas" w:cs="Times New Roman"/>
+          <w:color w:val="000000"/>
+          <w:sz w:val="21"/>
+          <w:szCs w:val="21"/>
+        </w:rPr>
+        <w:t xml:space="preserve"> </w:t>
+      </w:r>
+      <w:r>
+        <w:rPr>
+          <w:rFonts w:ascii="Consolas" w:eastAsia="Times New Roman" w:hAnsi="Consolas" w:cs="Times New Roman"/>
+          <w:color w:val="0000FF"/>
+          <w:sz w:val="21"/>
+          <w:szCs w:val="21"/>
+        </w:rPr>
+        <w:t>static</w:t>
+      </w:r>
+      <w:r>
+        <w:rPr>
+          <w:rFonts w:ascii="Consolas" w:eastAsia="Times New Roman" w:hAnsi="Consolas" w:cs="Times New Roman"/>
+          <w:color w:val="000000"/>
+          <w:sz w:val="21"/>
+          <w:szCs w:val="21"/>
+        </w:rPr>
+        <w:t xml:space="preserve"> </w:t>
+      </w:r>
+      <w:r>
+        <w:rPr>
+          <w:rFonts w:ascii="Consolas" w:eastAsia="Times New Roman" w:hAnsi="Consolas" w:cs="Times New Roman"/>
+          <w:color w:val="267F99"/>
+          <w:sz w:val="21"/>
+          <w:szCs w:val="21"/>
+        </w:rPr>
+        <w:t>void</w:t>
+      </w:r>
+      <w:r>
+        <w:rPr>
+          <w:rFonts w:ascii="Consolas" w:eastAsia="Times New Roman" w:hAnsi="Consolas" w:cs="Times New Roman"/>
+          <w:color w:val="000000"/>
+          <w:sz w:val="21"/>
+          <w:szCs w:val="21"/>
+        </w:rPr>
+        <w:t xml:space="preserve"> </w:t>
+      </w:r>
+      <w:r>
+        <w:rPr>
+          <w:rFonts w:ascii="Consolas" w:eastAsia="Times New Roman" w:hAnsi="Consolas" w:cs="Times New Roman"/>
+          <w:color w:val="795E26"/>
+          <w:sz w:val="21"/>
+          <w:szCs w:val="21"/>
+        </w:rPr>
+        <w:t>main</w:t>
+      </w:r>
+      <w:r>
+        <w:rPr>
+          <w:rFonts w:ascii="Consolas" w:eastAsia="Times New Roman" w:hAnsi="Consolas" w:cs="Times New Roman"/>
+          <w:color w:val="000000"/>
+          <w:sz w:val="21"/>
+          <w:szCs w:val="21"/>
+        </w:rPr>
+        <w:t>(</w:t>
+      </w:r>
+      <w:r>
+        <w:rPr>
+          <w:rFonts w:ascii="Consolas" w:eastAsia="Times New Roman" w:hAnsi="Consolas" w:cs="Times New Roman"/>
+          <w:color w:val="267F99"/>
+          <w:sz w:val="21"/>
+          <w:szCs w:val="21"/>
+        </w:rPr>
+        <w:t>String</w:t>
+      </w:r>
+      <w:r>
+        <w:rPr>
+          <w:rFonts w:ascii="Consolas" w:eastAsia="Times New Roman" w:hAnsi="Consolas" w:cs="Times New Roman"/>
+          <w:color w:val="000000"/>
+          <w:sz w:val="21"/>
+          <w:szCs w:val="21"/>
+        </w:rPr>
+        <w:t xml:space="preserve">[] </w:t>
+      </w:r>
+      <w:r>
+        <w:rPr>
+          <w:rFonts w:ascii="Consolas" w:eastAsia="Times New Roman" w:hAnsi="Consolas" w:cs="Times New Roman"/>
+          <w:color w:val="001080"/>
+          <w:sz w:val="21"/>
+          <w:szCs w:val="21"/>
+        </w:rPr>
+        <w:t>args</w:t>
+      </w:r>
+      <w:r>
+        <w:rPr>
+          <w:rFonts w:ascii="Consolas" w:eastAsia="Times New Roman" w:hAnsi="Consolas" w:cs="Times New Roman"/>
+          <w:color w:val="000000"/>
+          <w:sz w:val="21"/>
+          <w:szCs w:val="21"/>
+        </w:rPr>
+        <w:t>) {</w:t>
+      </w:r>
+    </w:p>
+    <w:p>
+      <w:pPr>
+        <w:shd w:val="clear" w:color="auto" w:fill="FFFFFF"/>
+        <w:spacing w:after="0" w:line="240" w:lineRule="auto"/>
+        <w:rPr>
+          <w:rFonts w:ascii="Consolas" w:eastAsia="Times New Roman" w:hAnsi="Consolas" w:cs="Times New Roman"/>
+          <w:color w:val="000000"/>
+          <w:sz w:val="21"/>
+          <w:szCs w:val="21"/>
+        </w:rPr>
+      </w:pPr>
+    </w:p>
+    <w:p>
+      <w:pPr>
+        <w:shd w:val="clear" w:color="auto" w:fill="FFFFFF"/>
+        <w:spacing w:after="0" w:line="240" w:lineRule="auto"/>
+        <w:rPr>
+          <w:rFonts w:ascii="Consolas" w:eastAsia="Times New Roman" w:hAnsi="Consolas" w:cs="Times New Roman"/>
+          <w:color w:val="000000"/>
+          <w:sz w:val="21"/>
+          <w:szCs w:val="21"/>
+        </w:rPr>
+      </w:pPr>
+      <w:r>
+        <w:rPr>
+          <w:rFonts w:ascii="Consolas" w:eastAsia="Times New Roman" w:hAnsi="Consolas" w:cs="Times New Roman"/>
+          <w:color w:val="000000"/>
+          <w:sz w:val="21"/>
+          <w:szCs w:val="21"/>
+        </w:rPr>
+        <w:t xml:space="preserve">        </w:t>
+      </w:r>
+      <w:r>
+        <w:rPr>
+          <w:rFonts w:ascii="Consolas" w:eastAsia="Times New Roman" w:hAnsi="Consolas" w:cs="Times New Roman"/>
+          <w:color w:val="267F99"/>
+          <w:sz w:val="21"/>
+          <w:szCs w:val="21"/>
+        </w:rPr>
+        <w:t>Circle</w:t>
+      </w:r>
+      <w:r>
+        <w:rPr>
+          <w:rFonts w:ascii="Consolas" w:eastAsia="Times New Roman" w:hAnsi="Consolas" w:cs="Times New Roman"/>
+          <w:color w:val="000000"/>
+          <w:sz w:val="21"/>
+          <w:szCs w:val="21"/>
+        </w:rPr>
+        <w:t xml:space="preserve"> </w:t>
+      </w:r>
+      <w:r>
+        <w:rPr>
+          <w:rFonts w:ascii="Consolas" w:eastAsia="Times New Roman" w:hAnsi="Consolas" w:cs="Times New Roman"/>
+          <w:color w:val="001080"/>
+          <w:sz w:val="21"/>
+          <w:szCs w:val="21"/>
+        </w:rPr>
+        <w:t>c1</w:t>
+      </w:r>
+      <w:r>
+        <w:rPr>
+          <w:rFonts w:ascii="Consolas" w:eastAsia="Times New Roman" w:hAnsi="Consolas" w:cs="Times New Roman"/>
+          <w:color w:val="000000"/>
+          <w:sz w:val="21"/>
+          <w:szCs w:val="21"/>
+        </w:rPr>
+        <w:t xml:space="preserve"> = </w:t>
+      </w:r>
+      <w:r>
+        <w:rPr>
+          <w:rFonts w:ascii="Consolas" w:eastAsia="Times New Roman" w:hAnsi="Consolas" w:cs="Times New Roman"/>
+          <w:color w:val="AF00DB"/>
+          <w:sz w:val="21"/>
+          <w:szCs w:val="21"/>
+        </w:rPr>
+        <w:t>new</w:t>
+      </w:r>
+      <w:r>
+        <w:rPr>
+          <w:rFonts w:ascii="Consolas" w:eastAsia="Times New Roman" w:hAnsi="Consolas" w:cs="Times New Roman"/>
+          <w:color w:val="000000"/>
+          <w:sz w:val="21"/>
+          <w:szCs w:val="21"/>
+        </w:rPr>
+        <w:t xml:space="preserve"> </w:t>
+      </w:r>
+      <w:r>
+        <w:rPr>
+          <w:rFonts w:ascii="Consolas" w:eastAsia="Times New Roman" w:hAnsi="Consolas" w:cs="Times New Roman"/>
+          <w:color w:val="795E26"/>
+          <w:sz w:val="21"/>
+          <w:szCs w:val="21"/>
+        </w:rPr>
+        <w:t>Circle</w:t>
+      </w:r>
+      <w:r>
+        <w:rPr>
+          <w:rFonts w:ascii="Consolas" w:eastAsia="Times New Roman" w:hAnsi="Consolas" w:cs="Times New Roman"/>
+          <w:color w:val="000000"/>
+          <w:sz w:val="21"/>
+          <w:szCs w:val="21"/>
+        </w:rPr>
+        <w:t>();</w:t>
+      </w:r>
+    </w:p>
+    <w:p>
+      <w:pPr>
+        <w:shd w:val="clear" w:color="auto" w:fill="FFFFFF"/>
+        <w:spacing w:after="0" w:line="240" w:lineRule="auto"/>
+        <w:rPr>
+          <w:rFonts w:ascii="Consolas" w:eastAsia="Times New Roman" w:hAnsi="Consolas" w:cs="Times New Roman"/>
+          <w:color w:val="000000"/>
+          <w:sz w:val="21"/>
+          <w:szCs w:val="21"/>
+        </w:rPr>
+      </w:pPr>
+      <w:r>
+        <w:rPr>
+          <w:rFonts w:ascii="Consolas" w:eastAsia="Times New Roman" w:hAnsi="Consolas" w:cs="Times New Roman"/>
+          <w:color w:val="000000"/>
+          <w:sz w:val="21"/>
+          <w:szCs w:val="21"/>
+        </w:rPr>
+        <w:t xml:space="preserve">        </w:t>
+      </w:r>
+      <w:r>
+        <w:rPr>
+          <w:rFonts w:ascii="Consolas" w:eastAsia="Times New Roman" w:hAnsi="Consolas" w:cs="Times New Roman"/>
+          <w:color w:val="001080"/>
+          <w:sz w:val="21"/>
+          <w:szCs w:val="21"/>
+        </w:rPr>
+        <w:t>c1</w:t>
+      </w:r>
+      <w:r>
+        <w:rPr>
+          <w:rFonts w:ascii="Consolas" w:eastAsia="Times New Roman" w:hAnsi="Consolas" w:cs="Times New Roman"/>
+          <w:color w:val="000000"/>
+          <w:sz w:val="21"/>
+          <w:szCs w:val="21"/>
+        </w:rPr>
+        <w:t>.</w:t>
+      </w:r>
+      <w:r>
+        <w:rPr>
+          <w:rFonts w:ascii="Consolas" w:eastAsia="Times New Roman" w:hAnsi="Consolas" w:cs="Times New Roman"/>
+          <w:color w:val="795E26"/>
+          <w:sz w:val="21"/>
+          <w:szCs w:val="21"/>
+        </w:rPr>
+        <w:t>setRadius</w:t>
+      </w:r>
+      <w:r>
+        <w:rPr>
+          <w:rFonts w:ascii="Consolas" w:eastAsia="Times New Roman" w:hAnsi="Consolas" w:cs="Times New Roman"/>
+          <w:color w:val="000000"/>
+          <w:sz w:val="21"/>
+          <w:szCs w:val="21"/>
+        </w:rPr>
+        <w:t>(</w:t>
+      </w:r>
+      <w:r>
+        <w:rPr>
+          <w:rFonts w:ascii="Consolas" w:eastAsia="Times New Roman" w:hAnsi="Consolas" w:cs="Times New Roman"/>
+          <w:color w:val="098658"/>
+          <w:sz w:val="21"/>
+          <w:szCs w:val="21"/>
+        </w:rPr>
+        <w:t>9.0</w:t>
+      </w:r>
+      <w:r>
+        <w:rPr>
+          <w:rFonts w:ascii="Consolas" w:eastAsia="Times New Roman" w:hAnsi="Consolas" w:cs="Times New Roman"/>
+          <w:color w:val="000000"/>
+          <w:sz w:val="21"/>
+          <w:szCs w:val="21"/>
+        </w:rPr>
+        <w:t>);</w:t>
+      </w:r>
+    </w:p>
+    <w:p>
+      <w:pPr>
+        <w:shd w:val="clear" w:color="auto" w:fill="FFFFFF"/>
+        <w:spacing w:after="0" w:line="240" w:lineRule="auto"/>
+        <w:rPr>
+          <w:rFonts w:ascii="Consolas" w:eastAsia="Times New Roman" w:hAnsi="Consolas" w:cs="Times New Roman"/>
+          <w:color w:val="000000"/>
+          <w:sz w:val="21"/>
+          <w:szCs w:val="21"/>
+        </w:rPr>
+      </w:pPr>
+      <w:r>
+        <w:rPr>
+          <w:rFonts w:ascii="Consolas" w:eastAsia="Times New Roman" w:hAnsi="Consolas" w:cs="Times New Roman"/>
+          <w:color w:val="000000"/>
+          <w:sz w:val="21"/>
+          <w:szCs w:val="21"/>
+        </w:rPr>
+        <w:t xml:space="preserve">        </w:t>
+      </w:r>
+      <w:r>
+        <w:rPr>
+          <w:rFonts w:ascii="Consolas" w:eastAsia="Times New Roman" w:hAnsi="Consolas" w:cs="Times New Roman"/>
+          <w:color w:val="001080"/>
+          <w:sz w:val="21"/>
+          <w:szCs w:val="21"/>
+        </w:rPr>
+        <w:t>c1</w:t>
+      </w:r>
+      <w:r>
+        <w:rPr>
+          <w:rFonts w:ascii="Consolas" w:eastAsia="Times New Roman" w:hAnsi="Consolas" w:cs="Times New Roman"/>
+          <w:color w:val="000000"/>
+          <w:sz w:val="21"/>
+          <w:szCs w:val="21"/>
+        </w:rPr>
+        <w:t>.</w:t>
+      </w:r>
+      <w:r>
+        <w:rPr>
+          <w:rFonts w:ascii="Consolas" w:eastAsia="Times New Roman" w:hAnsi="Consolas" w:cs="Times New Roman"/>
+          <w:color w:val="795E26"/>
+          <w:sz w:val="21"/>
+          <w:szCs w:val="21"/>
+        </w:rPr>
+        <w:t>setColor</w:t>
+      </w:r>
+      <w:r>
+        <w:rPr>
+          <w:rFonts w:ascii="Consolas" w:eastAsia="Times New Roman" w:hAnsi="Consolas" w:cs="Times New Roman"/>
+          <w:color w:val="000000"/>
+          <w:sz w:val="21"/>
+          <w:szCs w:val="21"/>
+        </w:rPr>
+        <w:t>(</w:t>
+      </w:r>
+      <w:r>
+        <w:rPr>
+          <w:rFonts w:ascii="Consolas" w:eastAsia="Times New Roman" w:hAnsi="Consolas" w:cs="Times New Roman"/>
+          <w:color w:val="A31515"/>
+          <w:sz w:val="21"/>
+          <w:szCs w:val="21"/>
+        </w:rPr>
+        <w:t>"Red"</w:t>
+      </w:r>
+      <w:r>
+        <w:rPr>
+          <w:rFonts w:ascii="Consolas" w:eastAsia="Times New Roman" w:hAnsi="Consolas" w:cs="Times New Roman"/>
+          <w:color w:val="000000"/>
+          <w:sz w:val="21"/>
+          <w:szCs w:val="21"/>
+        </w:rPr>
+        <w:t>);</w:t>
+      </w:r>
+    </w:p>
+    <w:p>
+      <w:pPr>
+        <w:shd w:val="clear" w:color="auto" w:fill="FFFFFF"/>
+        <w:spacing w:after="0" w:line="240" w:lineRule="auto"/>
+        <w:rPr>
+          <w:rFonts w:ascii="Consolas" w:eastAsia="Times New Roman" w:hAnsi="Consolas" w:cs="Times New Roman"/>
+          <w:color w:val="000000"/>
+          <w:sz w:val="21"/>
+          <w:szCs w:val="21"/>
+        </w:rPr>
+      </w:pPr>
+    </w:p>
+    <w:p>
+      <w:pPr>
+        <w:shd w:val="clear" w:color="auto" w:fill="FFFFFF"/>
+        <w:spacing w:after="0" w:line="240" w:lineRule="auto"/>
+        <w:rPr>
+          <w:rFonts w:ascii="Consolas" w:eastAsia="Times New Roman" w:hAnsi="Consolas" w:cs="Times New Roman"/>
+          <w:color w:val="000000"/>
+          <w:sz w:val="21"/>
+          <w:szCs w:val="21"/>
+        </w:rPr>
+      </w:pPr>
+      <w:r>
+        <w:rPr>
+          <w:rFonts w:ascii="Consolas" w:eastAsia="Times New Roman" w:hAnsi="Consolas" w:cs="Times New Roman"/>
+          <w:color w:val="000000"/>
+          <w:sz w:val="21"/>
+          <w:szCs w:val="21"/>
+        </w:rPr>
+        <w:t xml:space="preserve">        </w:t>
+      </w:r>
+      <w:r>
+        <w:rPr>
+          <w:rFonts w:ascii="Consolas" w:eastAsia="Times New Roman" w:hAnsi="Consolas" w:cs="Times New Roman"/>
+          <w:color w:val="267F99"/>
+          <w:sz w:val="21"/>
+          <w:szCs w:val="21"/>
+        </w:rPr>
+        <w:t>System</w:t>
+      </w:r>
+      <w:r>
+        <w:rPr>
+          <w:rFonts w:ascii="Consolas" w:eastAsia="Times New Roman" w:hAnsi="Consolas" w:cs="Times New Roman"/>
+          <w:color w:val="000000"/>
+          <w:sz w:val="21"/>
+          <w:szCs w:val="21"/>
+        </w:rPr>
+        <w:t>.</w:t>
+      </w:r>
+      <w:r>
+        <w:rPr>
+          <w:rFonts w:ascii="Consolas" w:eastAsia="Times New Roman" w:hAnsi="Consolas" w:cs="Times New Roman"/>
+          <w:color w:val="0070C1"/>
+          <w:sz w:val="21"/>
+          <w:szCs w:val="21"/>
+        </w:rPr>
+        <w:t>out</w:t>
+      </w:r>
+      <w:r>
+        <w:rPr>
+          <w:rFonts w:ascii="Consolas" w:eastAsia="Times New Roman" w:hAnsi="Consolas" w:cs="Times New Roman"/>
+          <w:color w:val="000000"/>
+          <w:sz w:val="21"/>
+          <w:szCs w:val="21"/>
+        </w:rPr>
+        <w:t>.</w:t>
+      </w:r>
+      <w:r>
+        <w:rPr>
+          <w:rFonts w:ascii="Consolas" w:eastAsia="Times New Roman" w:hAnsi="Consolas" w:cs="Times New Roman"/>
+          <w:color w:val="795E26"/>
+          <w:sz w:val="21"/>
+          <w:szCs w:val="21"/>
+        </w:rPr>
+        <w:t>println</w:t>
+      </w:r>
+      <w:r>
+        <w:rPr>
+          <w:rFonts w:ascii="Consolas" w:eastAsia="Times New Roman" w:hAnsi="Consolas" w:cs="Times New Roman"/>
+          <w:color w:val="000000"/>
+          <w:sz w:val="21"/>
+          <w:szCs w:val="21"/>
+        </w:rPr>
+        <w:t>(</w:t>
+      </w:r>
+      <w:r>
+        <w:rPr>
+          <w:rFonts w:ascii="Consolas" w:eastAsia="Times New Roman" w:hAnsi="Consolas" w:cs="Times New Roman"/>
+          <w:color w:val="A31515"/>
+          <w:sz w:val="21"/>
+          <w:szCs w:val="21"/>
+        </w:rPr>
+        <w:t>"Radius is "</w:t>
+      </w:r>
+      <w:r>
+        <w:rPr>
+          <w:rFonts w:ascii="Consolas" w:eastAsia="Times New Roman" w:hAnsi="Consolas" w:cs="Times New Roman"/>
+          <w:color w:val="000000"/>
+          <w:sz w:val="21"/>
+          <w:szCs w:val="21"/>
+        </w:rPr>
+        <w:t xml:space="preserve"> + </w:t>
+      </w:r>
+      <w:r>
+        <w:rPr>
+          <w:rFonts w:ascii="Consolas" w:eastAsia="Times New Roman" w:hAnsi="Consolas" w:cs="Times New Roman"/>
+          <w:color w:val="001080"/>
+          <w:sz w:val="21"/>
+          <w:szCs w:val="21"/>
+        </w:rPr>
+        <w:t>c1</w:t>
+      </w:r>
+      <w:r>
+        <w:rPr>
+          <w:rFonts w:ascii="Consolas" w:eastAsia="Times New Roman" w:hAnsi="Consolas" w:cs="Times New Roman"/>
+          <w:color w:val="000000"/>
+          <w:sz w:val="21"/>
+          <w:szCs w:val="21"/>
+        </w:rPr>
+        <w:t>.</w:t>
+      </w:r>
+      <w:r>
+        <w:rPr>
+          <w:rFonts w:ascii="Consolas" w:eastAsia="Times New Roman" w:hAnsi="Consolas" w:cs="Times New Roman"/>
+          <w:color w:val="795E26"/>
+          <w:sz w:val="21"/>
+          <w:szCs w:val="21"/>
+        </w:rPr>
+        <w:t>getRadius</w:t>
+      </w:r>
+      <w:r>
+        <w:rPr>
+          <w:rFonts w:ascii="Consolas" w:eastAsia="Times New Roman" w:hAnsi="Consolas" w:cs="Times New Roman"/>
+          <w:color w:val="000000"/>
+          <w:sz w:val="21"/>
+          <w:szCs w:val="21"/>
+        </w:rPr>
+        <w:t>());</w:t>
+      </w:r>
+    </w:p>
+    <w:p>
+      <w:pPr>
+        <w:shd w:val="clear" w:color="auto" w:fill="FFFFFF"/>
+        <w:spacing w:after="0" w:line="240" w:lineRule="auto"/>
+        <w:rPr>
+          <w:rFonts w:ascii="Consolas" w:eastAsia="Times New Roman" w:hAnsi="Consolas" w:cs="Times New Roman"/>
+          <w:color w:val="000000"/>
+          <w:sz w:val="21"/>
+          <w:szCs w:val="21"/>
+        </w:rPr>
+      </w:pPr>
+      <w:r>
+        <w:rPr>
+          <w:rFonts w:ascii="Consolas" w:eastAsia="Times New Roman" w:hAnsi="Consolas" w:cs="Times New Roman"/>
+          <w:color w:val="000000"/>
+          <w:sz w:val="21"/>
+          <w:szCs w:val="21"/>
+        </w:rPr>
+        <w:t xml:space="preserve">        </w:t>
+      </w:r>
+      <w:r>
+        <w:rPr>
+          <w:rFonts w:ascii="Consolas" w:eastAsia="Times New Roman" w:hAnsi="Consolas" w:cs="Times New Roman"/>
+          <w:color w:val="267F99"/>
+          <w:sz w:val="21"/>
+          <w:szCs w:val="21"/>
+        </w:rPr>
+        <w:t>System</w:t>
+      </w:r>
+      <w:r>
+        <w:rPr>
+          <w:rFonts w:ascii="Consolas" w:eastAsia="Times New Roman" w:hAnsi="Consolas" w:cs="Times New Roman"/>
+          <w:color w:val="000000"/>
+          <w:sz w:val="21"/>
+          <w:szCs w:val="21"/>
+        </w:rPr>
+        <w:t>.</w:t>
+      </w:r>
+      <w:r>
+        <w:rPr>
+          <w:rFonts w:ascii="Consolas" w:eastAsia="Times New Roman" w:hAnsi="Consolas" w:cs="Times New Roman"/>
+          <w:color w:val="0070C1"/>
+          <w:sz w:val="21"/>
+          <w:szCs w:val="21"/>
+        </w:rPr>
+        <w:t>out</w:t>
+      </w:r>
+      <w:r>
+        <w:rPr>
+          <w:rFonts w:ascii="Consolas" w:eastAsia="Times New Roman" w:hAnsi="Consolas" w:cs="Times New Roman"/>
+          <w:color w:val="000000"/>
+          <w:sz w:val="21"/>
+          <w:szCs w:val="21"/>
+        </w:rPr>
+        <w:t>.</w:t>
+      </w:r>
+      <w:r>
+        <w:rPr>
+          <w:rFonts w:ascii="Consolas" w:eastAsia="Times New Roman" w:hAnsi="Consolas" w:cs="Times New Roman"/>
+          <w:color w:val="795E26"/>
+          <w:sz w:val="21"/>
+          <w:szCs w:val="21"/>
+        </w:rPr>
+        <w:t>println</w:t>
+      </w:r>
+      <w:r>
+        <w:rPr>
+          <w:rFonts w:ascii="Consolas" w:eastAsia="Times New Roman" w:hAnsi="Consolas" w:cs="Times New Roman"/>
+          <w:color w:val="000000"/>
+          <w:sz w:val="21"/>
+          <w:szCs w:val="21"/>
+        </w:rPr>
+        <w:t>(</w:t>
+      </w:r>
+      <w:r>
+        <w:rPr>
+          <w:rFonts w:ascii="Consolas" w:eastAsia="Times New Roman" w:hAnsi="Consolas" w:cs="Times New Roman"/>
+          <w:color w:val="A31515"/>
+          <w:sz w:val="21"/>
+          <w:szCs w:val="21"/>
+        </w:rPr>
+        <w:t>"Color is "</w:t>
+      </w:r>
+      <w:r>
+        <w:rPr>
+          <w:rFonts w:ascii="Consolas" w:eastAsia="Times New Roman" w:hAnsi="Consolas" w:cs="Times New Roman"/>
+          <w:color w:val="000000"/>
+          <w:sz w:val="21"/>
+          <w:szCs w:val="21"/>
+        </w:rPr>
+        <w:t xml:space="preserve"> + </w:t>
+      </w:r>
+      <w:r>
+        <w:rPr>
+          <w:rFonts w:ascii="Consolas" w:eastAsia="Times New Roman" w:hAnsi="Consolas" w:cs="Times New Roman"/>
+          <w:color w:val="001080"/>
+          <w:sz w:val="21"/>
+          <w:szCs w:val="21"/>
+        </w:rPr>
+        <w:t>c1</w:t>
+      </w:r>
+      <w:r>
+        <w:rPr>
+          <w:rFonts w:ascii="Consolas" w:eastAsia="Times New Roman" w:hAnsi="Consolas" w:cs="Times New Roman"/>
+          <w:color w:val="000000"/>
+          <w:sz w:val="21"/>
+          <w:szCs w:val="21"/>
+        </w:rPr>
+        <w:t>.</w:t>
+      </w:r>
+      <w:r>
+        <w:rPr>
+          <w:rFonts w:ascii="Consolas" w:eastAsia="Times New Roman" w:hAnsi="Consolas" w:cs="Times New Roman"/>
+          <w:color w:val="795E26"/>
+          <w:sz w:val="21"/>
+          <w:szCs w:val="21"/>
+        </w:rPr>
+        <w:t>getColor</w:t>
+      </w:r>
+      <w:r>
+        <w:rPr>
+          <w:rFonts w:ascii="Consolas" w:eastAsia="Times New Roman" w:hAnsi="Consolas" w:cs="Times New Roman"/>
+          <w:color w:val="000000"/>
+          <w:sz w:val="21"/>
+          <w:szCs w:val="21"/>
+        </w:rPr>
+        <w:t>());</w:t>
+      </w:r>
+    </w:p>
+    <w:p>
+      <w:pPr>
+        <w:shd w:val="clear" w:color="auto" w:fill="FFFFFF"/>
+        <w:spacing w:after="0" w:line="240" w:lineRule="auto"/>
+        <w:rPr>
+          <w:rFonts w:ascii="Consolas" w:eastAsia="Times New Roman" w:hAnsi="Consolas" w:cs="Times New Roman"/>
+          <w:color w:val="000000"/>
+          <w:sz w:val="21"/>
+          <w:szCs w:val="21"/>
+        </w:rPr>
+      </w:pPr>
+      <w:r>
+        <w:rPr>
+          <w:rFonts w:ascii="Consolas" w:eastAsia="Times New Roman" w:hAnsi="Consolas" w:cs="Times New Roman"/>
+          <w:color w:val="000000"/>
+          <w:sz w:val="21"/>
+          <w:szCs w:val="21"/>
+        </w:rPr>
+        <w:t>    }</w:t>
+      </w:r>
+    </w:p>
+    <w:p>
+      <w:pPr>
+        <w:shd w:val="clear" w:color="auto" w:fill="FFFFFF"/>
+        <w:spacing w:after="0" w:line="240" w:lineRule="auto"/>
+        <w:rPr>
+          <w:rFonts w:ascii="Consolas" w:eastAsia="Times New Roman" w:hAnsi="Consolas" w:cs="Times New Roman"/>
+          <w:color w:val="000000"/>
+          <w:sz w:val="21"/>
+          <w:szCs w:val="21"/>
+        </w:rPr>
+      </w:pPr>
+      <w:r>
+        <w:rPr>
+          <w:rFonts w:ascii="Consolas" w:eastAsia="Times New Roman" w:hAnsi="Consolas" w:cs="Times New Roman"/>
+          <w:color w:val="000000"/>
+          <w:sz w:val="21"/>
+          <w:szCs w:val="21"/>
+        </w:rPr>
+        <w:t>}</w:t>
+      </w:r>
+    </w:p>
+    <w:p>
+      <w:pPr>
+        <w:shd w:val="clear" w:color="auto" w:fill="FFFFFF"/>
+        <w:spacing w:after="0" w:line="240" w:lineRule="auto"/>
+        <w:rPr>
+          <w:rFonts w:ascii="Consolas" w:eastAsia="Times New Roman" w:hAnsi="Consolas" w:cs="Times New Roman"/>
+          <w:color w:val="000000"/>
+          <w:sz w:val="21"/>
+          <w:szCs w:val="21"/>
+        </w:rPr>
+      </w:pPr>
+      <w:r>
+        <w:rPr>
+          <w:rFonts w:ascii="Britannic Bold" w:hAnsi="Britannic Bold"/>
+          <w:color w:val="000000" w:themeColor="text1"/>
+          <w:sz w:val="24"/>
+          <w:szCs w:val="24"/>
+        </w:rPr>
+        <w:t>C</w:t>
+      </w:r>
+      <w:r>
+        <w:rPr>
+          <w:rFonts w:ascii="Britannic Bold" w:hAnsi="Britannic Bold"/>
+          <w:color w:val="000000" w:themeColor="text1"/>
+          <w:sz w:val="24"/>
+          <w:szCs w:val="24"/>
+        </w:rPr>
+        <w:t>ircle</w:t>
+      </w:r>
+      <w:r>
+        <w:rPr>
+          <w:rFonts w:ascii="Britannic Bold" w:hAnsi="Britannic Bold"/>
+          <w:color w:val="000000" w:themeColor="text1"/>
+          <w:sz w:val="24"/>
+          <w:szCs w:val="24"/>
+        </w:rPr>
+        <w:t>:</w:t>
+      </w:r>
+    </w:p>
+    <w:p>
+      <w:pPr>
+        <w:shd w:val="clear" w:color="auto" w:fill="FFFFFF"/>
+        <w:spacing w:after="0" w:line="240" w:lineRule="auto"/>
+        <w:rPr>
+          <w:rFonts w:ascii="Consolas" w:eastAsia="Times New Roman" w:hAnsi="Consolas" w:cs="Times New Roman"/>
+          <w:color w:val="000000"/>
+          <w:sz w:val="21"/>
+          <w:szCs w:val="21"/>
+        </w:rPr>
+      </w:pPr>
+      <w:r>
+        <w:rPr>
+          <w:rFonts w:ascii="Consolas" w:eastAsia="Times New Roman" w:hAnsi="Consolas" w:cs="Times New Roman"/>
+          <w:color w:val="0000FF"/>
+          <w:sz w:val="21"/>
+          <w:szCs w:val="21"/>
+        </w:rPr>
+        <w:t>package</w:t>
+      </w:r>
+      <w:r>
+        <w:rPr>
+          <w:rFonts w:ascii="Consolas" w:eastAsia="Times New Roman" w:hAnsi="Consolas" w:cs="Times New Roman"/>
+          <w:color w:val="000000"/>
+          <w:sz w:val="21"/>
+          <w:szCs w:val="21"/>
+        </w:rPr>
+        <w:t xml:space="preserve"> </w:t>
+      </w:r>
+      <w:r>
+        <w:rPr>
+          <w:rFonts w:ascii="Consolas" w:eastAsia="Times New Roman" w:hAnsi="Consolas" w:cs="Times New Roman"/>
+          <w:color w:val="267F99"/>
+          <w:sz w:val="21"/>
+          <w:szCs w:val="21"/>
+        </w:rPr>
+        <w:t>lab03task01</w:t>
+      </w:r>
+      <w:r>
+        <w:rPr>
+          <w:rFonts w:ascii="Consolas" w:eastAsia="Times New Roman" w:hAnsi="Consolas" w:cs="Times New Roman"/>
+          <w:color w:val="000000"/>
+          <w:sz w:val="21"/>
+          <w:szCs w:val="21"/>
+        </w:rPr>
+        <w:t>;</w:t>
+      </w:r>
+    </w:p>
+    <w:p>
+      <w:pPr>
+        <w:shd w:val="clear" w:color="auto" w:fill="FFFFFF"/>
+        <w:spacing w:after="0" w:line="240" w:lineRule="auto"/>
+        <w:rPr>
+          <w:rFonts w:ascii="Consolas" w:eastAsia="Times New Roman" w:hAnsi="Consolas" w:cs="Times New Roman"/>
+          <w:color w:val="000000"/>
+          <w:sz w:val="21"/>
+          <w:szCs w:val="21"/>
+        </w:rPr>
+      </w:pPr>
+    </w:p>
+    <w:p>
+      <w:pPr>
+        <w:shd w:val="clear" w:color="auto" w:fill="FFFFFF"/>
+        <w:spacing w:after="0" w:line="240" w:lineRule="auto"/>
+        <w:rPr>
+          <w:rFonts w:ascii="Consolas" w:eastAsia="Times New Roman" w:hAnsi="Consolas" w:cs="Times New Roman"/>
+          <w:color w:val="000000"/>
+          <w:sz w:val="21"/>
+          <w:szCs w:val="21"/>
+        </w:rPr>
+      </w:pPr>
+      <w:r>
+        <w:rPr>
+          <w:rFonts w:ascii="Consolas" w:eastAsia="Times New Roman" w:hAnsi="Consolas" w:cs="Times New Roman"/>
+          <w:color w:val="0000FF"/>
+          <w:sz w:val="21"/>
+          <w:szCs w:val="21"/>
+        </w:rPr>
+        <w:t>public</w:t>
+      </w:r>
+      <w:r>
+        <w:rPr>
+          <w:rFonts w:ascii="Consolas" w:eastAsia="Times New Roman" w:hAnsi="Consolas" w:cs="Times New Roman"/>
+          <w:color w:val="000000"/>
+          <w:sz w:val="21"/>
+          <w:szCs w:val="21"/>
+        </w:rPr>
+        <w:t xml:space="preserve"> </w:t>
+      </w:r>
+      <w:r>
+        <w:rPr>
+          <w:rFonts w:ascii="Consolas" w:eastAsia="Times New Roman" w:hAnsi="Consolas" w:cs="Times New Roman"/>
+          <w:color w:val="0000FF"/>
+          <w:sz w:val="21"/>
+          <w:szCs w:val="21"/>
+        </w:rPr>
+        <w:t>class</w:t>
+      </w:r>
+      <w:r>
+        <w:rPr>
+          <w:rFonts w:ascii="Consolas" w:eastAsia="Times New Roman" w:hAnsi="Consolas" w:cs="Times New Roman"/>
+          <w:color w:val="000000"/>
+          <w:sz w:val="21"/>
+          <w:szCs w:val="21"/>
+        </w:rPr>
+        <w:t xml:space="preserve"> </w:t>
+      </w:r>
+      <w:r>
+        <w:rPr>
+          <w:rFonts w:ascii="Consolas" w:eastAsia="Times New Roman" w:hAnsi="Consolas" w:cs="Times New Roman"/>
+          <w:color w:val="267F99"/>
+          <w:sz w:val="21"/>
+          <w:szCs w:val="21"/>
+        </w:rPr>
+        <w:t>Circle</w:t>
+      </w:r>
+      <w:r>
+        <w:rPr>
+          <w:rFonts w:ascii="Consolas" w:eastAsia="Times New Roman" w:hAnsi="Consolas" w:cs="Times New Roman"/>
+          <w:color w:val="000000"/>
+          <w:sz w:val="21"/>
+          <w:szCs w:val="21"/>
+        </w:rPr>
+        <w:t xml:space="preserve"> {</w:t>
+      </w:r>
+    </w:p>
+    <w:p>
+      <w:pPr>
+        <w:shd w:val="clear" w:color="auto" w:fill="FFFFFF"/>
+        <w:spacing w:after="0" w:line="240" w:lineRule="auto"/>
+        <w:rPr>
+          <w:rFonts w:ascii="Consolas" w:eastAsia="Times New Roman" w:hAnsi="Consolas" w:cs="Times New Roman"/>
+          <w:color w:val="000000"/>
+          <w:sz w:val="21"/>
+          <w:szCs w:val="21"/>
+        </w:rPr>
+      </w:pPr>
+    </w:p>
+    <w:p>
+      <w:pPr>
+        <w:shd w:val="clear" w:color="auto" w:fill="FFFFFF"/>
+        <w:spacing w:after="0" w:line="240" w:lineRule="auto"/>
+        <w:rPr>
+          <w:rFonts w:ascii="Consolas" w:eastAsia="Times New Roman" w:hAnsi="Consolas" w:cs="Times New Roman"/>
+          <w:color w:val="000000"/>
+          <w:sz w:val="21"/>
+          <w:szCs w:val="21"/>
+        </w:rPr>
+      </w:pPr>
+      <w:r>
+        <w:rPr>
+          <w:rFonts w:ascii="Consolas" w:eastAsia="Times New Roman" w:hAnsi="Consolas" w:cs="Times New Roman"/>
+          <w:color w:val="000000"/>
+          <w:sz w:val="21"/>
+          <w:szCs w:val="21"/>
+        </w:rPr>
+        <w:t xml:space="preserve">    </w:t>
+      </w:r>
+      <w:r>
+        <w:rPr>
+          <w:rFonts w:ascii="Consolas" w:eastAsia="Times New Roman" w:hAnsi="Consolas" w:cs="Times New Roman"/>
+          <w:color w:val="0000FF"/>
+          <w:sz w:val="21"/>
+          <w:szCs w:val="21"/>
+        </w:rPr>
+        <w:t>private</w:t>
+      </w:r>
+      <w:r>
+        <w:rPr>
+          <w:rFonts w:ascii="Consolas" w:eastAsia="Times New Roman" w:hAnsi="Consolas" w:cs="Times New Roman"/>
+          <w:color w:val="000000"/>
+          <w:sz w:val="21"/>
+          <w:szCs w:val="21"/>
+        </w:rPr>
+        <w:t xml:space="preserve"> </w:t>
+      </w:r>
+      <w:r>
+        <w:rPr>
+          <w:rFonts w:ascii="Consolas" w:eastAsia="Times New Roman" w:hAnsi="Consolas" w:cs="Times New Roman"/>
+          <w:color w:val="267F99"/>
+          <w:sz w:val="21"/>
+          <w:szCs w:val="21"/>
+        </w:rPr>
+        <w:t>String</w:t>
+      </w:r>
+      <w:r>
+        <w:rPr>
+          <w:rFonts w:ascii="Consolas" w:eastAsia="Times New Roman" w:hAnsi="Consolas" w:cs="Times New Roman"/>
+          <w:color w:val="000000"/>
+          <w:sz w:val="21"/>
+          <w:szCs w:val="21"/>
+        </w:rPr>
+        <w:t xml:space="preserve"> </w:t>
+      </w:r>
+      <w:r>
+        <w:rPr>
+          <w:rFonts w:ascii="Consolas" w:eastAsia="Times New Roman" w:hAnsi="Consolas" w:cs="Times New Roman"/>
+          <w:color w:val="001080"/>
+          <w:sz w:val="21"/>
+          <w:szCs w:val="21"/>
+        </w:rPr>
+        <w:t>color</w:t>
+      </w:r>
+      <w:r>
+        <w:rPr>
+          <w:rFonts w:ascii="Consolas" w:eastAsia="Times New Roman" w:hAnsi="Consolas" w:cs="Times New Roman"/>
+          <w:color w:val="000000"/>
+          <w:sz w:val="21"/>
+          <w:szCs w:val="21"/>
+        </w:rPr>
+        <w:t>;</w:t>
+      </w:r>
+    </w:p>
+    <w:p>
+      <w:pPr>
+        <w:shd w:val="clear" w:color="auto" w:fill="FFFFFF"/>
+        <w:spacing w:after="0" w:line="240" w:lineRule="auto"/>
+        <w:rPr>
+          <w:rFonts w:ascii="Consolas" w:eastAsia="Times New Roman" w:hAnsi="Consolas" w:cs="Times New Roman"/>
+          <w:color w:val="000000"/>
+          <w:sz w:val="21"/>
+          <w:szCs w:val="21"/>
+        </w:rPr>
+      </w:pPr>
+      <w:r>
+        <w:rPr>
+          <w:rFonts w:ascii="Consolas" w:eastAsia="Times New Roman" w:hAnsi="Consolas" w:cs="Times New Roman"/>
+          <w:color w:val="000000"/>
+          <w:sz w:val="21"/>
+          <w:szCs w:val="21"/>
+        </w:rPr>
+        <w:t xml:space="preserve">    </w:t>
+      </w:r>
+      <w:r>
+        <w:rPr>
+          <w:rFonts w:ascii="Consolas" w:eastAsia="Times New Roman" w:hAnsi="Consolas" w:cs="Times New Roman"/>
+          <w:color w:val="0000FF"/>
+          <w:sz w:val="21"/>
+          <w:szCs w:val="21"/>
+        </w:rPr>
+        <w:t>private</w:t>
+      </w:r>
+      <w:r>
+        <w:rPr>
+          <w:rFonts w:ascii="Consolas" w:eastAsia="Times New Roman" w:hAnsi="Consolas" w:cs="Times New Roman"/>
+          <w:color w:val="000000"/>
+          <w:sz w:val="21"/>
+          <w:szCs w:val="21"/>
+        </w:rPr>
+        <w:t xml:space="preserve"> </w:t>
+      </w:r>
+      <w:r>
+        <w:rPr>
+          <w:rFonts w:ascii="Consolas" w:eastAsia="Times New Roman" w:hAnsi="Consolas" w:cs="Times New Roman"/>
+          <w:color w:val="267F99"/>
+          <w:sz w:val="21"/>
+          <w:szCs w:val="21"/>
+        </w:rPr>
+        <w:t>double</w:t>
+      </w:r>
+      <w:r>
+        <w:rPr>
+          <w:rFonts w:ascii="Consolas" w:eastAsia="Times New Roman" w:hAnsi="Consolas" w:cs="Times New Roman"/>
+          <w:color w:val="000000"/>
+          <w:sz w:val="21"/>
+          <w:szCs w:val="21"/>
+        </w:rPr>
+        <w:t xml:space="preserve"> </w:t>
+      </w:r>
+      <w:r>
+        <w:rPr>
+          <w:rFonts w:ascii="Consolas" w:eastAsia="Times New Roman" w:hAnsi="Consolas" w:cs="Times New Roman"/>
+          <w:color w:val="001080"/>
+          <w:sz w:val="21"/>
+          <w:szCs w:val="21"/>
+        </w:rPr>
+        <w:t>radius</w:t>
+      </w:r>
+      <w:r>
+        <w:rPr>
+          <w:rFonts w:ascii="Consolas" w:eastAsia="Times New Roman" w:hAnsi="Consolas" w:cs="Times New Roman"/>
+          <w:color w:val="000000"/>
+          <w:sz w:val="21"/>
+          <w:szCs w:val="21"/>
+        </w:rPr>
+        <w:t>;</w:t>
+      </w:r>
+    </w:p>
+    <w:p>
+      <w:pPr>
+        <w:shd w:val="clear" w:color="auto" w:fill="FFFFFF"/>
+        <w:spacing w:after="0" w:line="240" w:lineRule="auto"/>
+        <w:rPr>
+          <w:rFonts w:ascii="Consolas" w:eastAsia="Times New Roman" w:hAnsi="Consolas" w:cs="Times New Roman"/>
+          <w:color w:val="000000"/>
+          <w:sz w:val="21"/>
+          <w:szCs w:val="21"/>
+        </w:rPr>
+      </w:pPr>
+    </w:p>
+    <w:p>
+      <w:pPr>
+        <w:shd w:val="clear" w:color="auto" w:fill="FFFFFF"/>
+        <w:spacing w:after="0" w:line="240" w:lineRule="auto"/>
+        <w:rPr>
+          <w:rFonts w:ascii="Consolas" w:eastAsia="Times New Roman" w:hAnsi="Consolas" w:cs="Times New Roman"/>
+          <w:color w:val="000000"/>
+          <w:sz w:val="21"/>
+          <w:szCs w:val="21"/>
+        </w:rPr>
+      </w:pPr>
+      <w:r>
+        <w:rPr>
+          <w:rFonts w:ascii="Consolas" w:eastAsia="Times New Roman" w:hAnsi="Consolas" w:cs="Times New Roman"/>
+          <w:color w:val="000000"/>
+          <w:sz w:val="21"/>
+          <w:szCs w:val="21"/>
+        </w:rPr>
+        <w:t xml:space="preserve">    </w:t>
+      </w:r>
+      <w:r>
+        <w:rPr>
+          <w:rFonts w:ascii="Consolas" w:eastAsia="Times New Roman" w:hAnsi="Consolas" w:cs="Times New Roman"/>
+          <w:color w:val="0000FF"/>
+          <w:sz w:val="21"/>
+          <w:szCs w:val="21"/>
+        </w:rPr>
+        <w:t>public</w:t>
+      </w:r>
+      <w:r>
+        <w:rPr>
+          <w:rFonts w:ascii="Consolas" w:eastAsia="Times New Roman" w:hAnsi="Consolas" w:cs="Times New Roman"/>
+          <w:color w:val="000000"/>
+          <w:sz w:val="21"/>
+          <w:szCs w:val="21"/>
+        </w:rPr>
+        <w:t xml:space="preserve"> </w:t>
+      </w:r>
+      <w:r>
+        <w:rPr>
+          <w:rFonts w:ascii="Consolas" w:eastAsia="Times New Roman" w:hAnsi="Consolas" w:cs="Times New Roman"/>
+          <w:color w:val="267F99"/>
+          <w:sz w:val="21"/>
+          <w:szCs w:val="21"/>
+        </w:rPr>
+        <w:t>double</w:t>
+      </w:r>
+      <w:r>
+        <w:rPr>
+          <w:rFonts w:ascii="Consolas" w:eastAsia="Times New Roman" w:hAnsi="Consolas" w:cs="Times New Roman"/>
+          <w:color w:val="000000"/>
+          <w:sz w:val="21"/>
+          <w:szCs w:val="21"/>
+        </w:rPr>
+        <w:t xml:space="preserve"> </w:t>
+      </w:r>
+      <w:r>
+        <w:rPr>
+          <w:rFonts w:ascii="Consolas" w:eastAsia="Times New Roman" w:hAnsi="Consolas" w:cs="Times New Roman"/>
+          <w:color w:val="795E26"/>
+          <w:sz w:val="21"/>
+          <w:szCs w:val="21"/>
+        </w:rPr>
+        <w:t>getRadius</w:t>
+      </w:r>
+      <w:r>
+        <w:rPr>
+          <w:rFonts w:ascii="Consolas" w:eastAsia="Times New Roman" w:hAnsi="Consolas" w:cs="Times New Roman"/>
+          <w:color w:val="000000"/>
+          <w:sz w:val="21"/>
+          <w:szCs w:val="21"/>
+        </w:rPr>
+        <w:t>() {</w:t>
+      </w:r>
+    </w:p>
+    <w:p>
+      <w:pPr>
+        <w:shd w:val="clear" w:color="auto" w:fill="FFFFFF"/>
+        <w:spacing w:after="0" w:line="240" w:lineRule="auto"/>
+        <w:rPr>
+          <w:rFonts w:ascii="Consolas" w:eastAsia="Times New Roman" w:hAnsi="Consolas" w:cs="Times New Roman"/>
+          <w:color w:val="000000"/>
+          <w:sz w:val="21"/>
+          <w:szCs w:val="21"/>
+        </w:rPr>
+      </w:pPr>
+      <w:r>
+        <w:rPr>
+          <w:rFonts w:ascii="Consolas" w:eastAsia="Times New Roman" w:hAnsi="Consolas" w:cs="Times New Roman"/>
+          <w:color w:val="000000"/>
+          <w:sz w:val="21"/>
+          <w:szCs w:val="21"/>
+        </w:rPr>
+        <w:t xml:space="preserve">        </w:t>
+      </w:r>
+      <w:r>
+        <w:rPr>
+          <w:rFonts w:ascii="Consolas" w:eastAsia="Times New Roman" w:hAnsi="Consolas" w:cs="Times New Roman"/>
+          <w:color w:val="AF00DB"/>
+          <w:sz w:val="21"/>
+          <w:szCs w:val="21"/>
+        </w:rPr>
+        <w:t>return</w:t>
+      </w:r>
+      <w:r>
+        <w:rPr>
+          <w:rFonts w:ascii="Consolas" w:eastAsia="Times New Roman" w:hAnsi="Consolas" w:cs="Times New Roman"/>
+          <w:color w:val="000000"/>
+          <w:sz w:val="21"/>
+          <w:szCs w:val="21"/>
+        </w:rPr>
+        <w:t xml:space="preserve"> </w:t>
+      </w:r>
+      <w:r>
+        <w:rPr>
+          <w:rFonts w:ascii="Consolas" w:eastAsia="Times New Roman" w:hAnsi="Consolas" w:cs="Times New Roman"/>
+          <w:color w:val="001080"/>
+          <w:sz w:val="21"/>
+          <w:szCs w:val="21"/>
+        </w:rPr>
+        <w:t>radius</w:t>
+      </w:r>
+      <w:r>
+        <w:rPr>
+          <w:rFonts w:ascii="Consolas" w:eastAsia="Times New Roman" w:hAnsi="Consolas" w:cs="Times New Roman"/>
+          <w:color w:val="000000"/>
+          <w:sz w:val="21"/>
+          <w:szCs w:val="21"/>
+        </w:rPr>
+        <w:t>;</w:t>
+      </w:r>
+    </w:p>
+    <w:p>
+      <w:pPr>
+        <w:shd w:val="clear" w:color="auto" w:fill="FFFFFF"/>
+        <w:spacing w:after="0" w:line="240" w:lineRule="auto"/>
+        <w:rPr>
+          <w:rFonts w:ascii="Consolas" w:eastAsia="Times New Roman" w:hAnsi="Consolas" w:cs="Times New Roman"/>
+          <w:color w:val="000000"/>
+          <w:sz w:val="21"/>
+          <w:szCs w:val="21"/>
+        </w:rPr>
+      </w:pPr>
+      <w:r>
+        <w:rPr>
+          <w:rFonts w:ascii="Consolas" w:eastAsia="Times New Roman" w:hAnsi="Consolas" w:cs="Times New Roman"/>
+          <w:color w:val="000000"/>
+          <w:sz w:val="21"/>
+          <w:szCs w:val="21"/>
+        </w:rPr>
+        <w:t>    }</w:t>
+      </w:r>
+    </w:p>
+    <w:p>
+      <w:pPr>
+        <w:shd w:val="clear" w:color="auto" w:fill="FFFFFF"/>
+        <w:spacing w:after="0" w:line="240" w:lineRule="auto"/>
+        <w:rPr>
+          <w:rFonts w:ascii="Consolas" w:eastAsia="Times New Roman" w:hAnsi="Consolas" w:cs="Times New Roman"/>
+          <w:color w:val="000000"/>
+          <w:sz w:val="21"/>
+          <w:szCs w:val="21"/>
+        </w:rPr>
+      </w:pPr>
+      <w:r>
+        <w:rPr>
+          <w:rFonts w:ascii="Consolas" w:eastAsia="Times New Roman" w:hAnsi="Consolas" w:cs="Times New Roman"/>
+          <w:color w:val="000000"/>
+          <w:sz w:val="21"/>
+          <w:szCs w:val="21"/>
+        </w:rPr>
+        <w:t xml:space="preserve">    </w:t>
+      </w:r>
+      <w:r>
+        <w:rPr>
+          <w:rFonts w:ascii="Consolas" w:eastAsia="Times New Roman" w:hAnsi="Consolas" w:cs="Times New Roman"/>
+          <w:color w:val="0000FF"/>
+          <w:sz w:val="21"/>
+          <w:szCs w:val="21"/>
+        </w:rPr>
+        <w:t>public</w:t>
+      </w:r>
+      <w:r>
+        <w:rPr>
+          <w:rFonts w:ascii="Consolas" w:eastAsia="Times New Roman" w:hAnsi="Consolas" w:cs="Times New Roman"/>
+          <w:color w:val="000000"/>
+          <w:sz w:val="21"/>
+          <w:szCs w:val="21"/>
+        </w:rPr>
+        <w:t xml:space="preserve"> </w:t>
+      </w:r>
+      <w:r>
+        <w:rPr>
+          <w:rFonts w:ascii="Consolas" w:eastAsia="Times New Roman" w:hAnsi="Consolas" w:cs="Times New Roman"/>
+          <w:color w:val="267F99"/>
+          <w:sz w:val="21"/>
+          <w:szCs w:val="21"/>
+        </w:rPr>
+        <w:t>void</w:t>
+      </w:r>
+      <w:r>
+        <w:rPr>
+          <w:rFonts w:ascii="Consolas" w:eastAsia="Times New Roman" w:hAnsi="Consolas" w:cs="Times New Roman"/>
+          <w:color w:val="000000"/>
+          <w:sz w:val="21"/>
+          <w:szCs w:val="21"/>
+        </w:rPr>
+        <w:t xml:space="preserve"> </w:t>
+      </w:r>
+      <w:r>
+        <w:rPr>
+          <w:rFonts w:ascii="Consolas" w:eastAsia="Times New Roman" w:hAnsi="Consolas" w:cs="Times New Roman"/>
+          <w:color w:val="795E26"/>
+          <w:sz w:val="21"/>
+          <w:szCs w:val="21"/>
+        </w:rPr>
+        <w:t>setRadius</w:t>
+      </w:r>
+      <w:r>
+        <w:rPr>
+          <w:rFonts w:ascii="Consolas" w:eastAsia="Times New Roman" w:hAnsi="Consolas" w:cs="Times New Roman"/>
+          <w:color w:val="000000"/>
+          <w:sz w:val="21"/>
+          <w:szCs w:val="21"/>
+        </w:rPr>
+        <w:t>(</w:t>
+      </w:r>
+      <w:r>
+        <w:rPr>
+          <w:rFonts w:ascii="Consolas" w:eastAsia="Times New Roman" w:hAnsi="Consolas" w:cs="Times New Roman"/>
+          <w:color w:val="267F99"/>
+          <w:sz w:val="21"/>
+          <w:szCs w:val="21"/>
+        </w:rPr>
+        <w:t>double</w:t>
+      </w:r>
+      <w:r>
+        <w:rPr>
+          <w:rFonts w:ascii="Consolas" w:eastAsia="Times New Roman" w:hAnsi="Consolas" w:cs="Times New Roman"/>
+          <w:color w:val="000000"/>
+          <w:sz w:val="21"/>
+          <w:szCs w:val="21"/>
+        </w:rPr>
+        <w:t xml:space="preserve"> </w:t>
+      </w:r>
+      <w:r>
+        <w:rPr>
+          <w:rFonts w:ascii="Consolas" w:eastAsia="Times New Roman" w:hAnsi="Consolas" w:cs="Times New Roman"/>
+          <w:color w:val="001080"/>
+          <w:sz w:val="21"/>
+          <w:szCs w:val="21"/>
+        </w:rPr>
+        <w:t>radius</w:t>
+      </w:r>
+      <w:r>
+        <w:rPr>
+          <w:rFonts w:ascii="Consolas" w:eastAsia="Times New Roman" w:hAnsi="Consolas" w:cs="Times New Roman"/>
+          <w:color w:val="000000"/>
+          <w:sz w:val="21"/>
+          <w:szCs w:val="21"/>
+        </w:rPr>
+        <w:t>) {</w:t>
+      </w:r>
+    </w:p>
+    <w:p>
+      <w:pPr>
+        <w:shd w:val="clear" w:color="auto" w:fill="FFFFFF"/>
+        <w:spacing w:after="0" w:line="240" w:lineRule="auto"/>
+        <w:rPr>
+          <w:rFonts w:ascii="Consolas" w:eastAsia="Times New Roman" w:hAnsi="Consolas" w:cs="Times New Roman"/>
+          <w:color w:val="000000"/>
+          <w:sz w:val="21"/>
+          <w:szCs w:val="21"/>
+        </w:rPr>
+      </w:pPr>
+      <w:r>
+        <w:rPr>
+          <w:rFonts w:ascii="Consolas" w:eastAsia="Times New Roman" w:hAnsi="Consolas" w:cs="Times New Roman"/>
+          <w:color w:val="000000"/>
+          <w:sz w:val="21"/>
+          <w:szCs w:val="21"/>
+        </w:rPr>
+        <w:t xml:space="preserve">        </w:t>
+      </w:r>
+      <w:r>
+        <w:rPr>
+          <w:rFonts w:ascii="Consolas" w:eastAsia="Times New Roman" w:hAnsi="Consolas" w:cs="Times New Roman"/>
+          <w:color w:val="0000FF"/>
+          <w:sz w:val="21"/>
+          <w:szCs w:val="21"/>
+        </w:rPr>
+        <w:t>this</w:t>
+      </w:r>
+      <w:r>
+        <w:rPr>
+          <w:rFonts w:ascii="Consolas" w:eastAsia="Times New Roman" w:hAnsi="Consolas" w:cs="Times New Roman"/>
+          <w:color w:val="000000"/>
+          <w:sz w:val="21"/>
+          <w:szCs w:val="21"/>
+        </w:rPr>
+        <w:t>.</w:t>
+      </w:r>
+      <w:r>
+        <w:rPr>
+          <w:rFonts w:ascii="Consolas" w:eastAsia="Times New Roman" w:hAnsi="Consolas" w:cs="Times New Roman"/>
+          <w:color w:val="001080"/>
+          <w:sz w:val="21"/>
+          <w:szCs w:val="21"/>
+        </w:rPr>
+        <w:t>radius</w:t>
+      </w:r>
+      <w:r>
+        <w:rPr>
+          <w:rFonts w:ascii="Consolas" w:eastAsia="Times New Roman" w:hAnsi="Consolas" w:cs="Times New Roman"/>
+          <w:color w:val="000000"/>
+          <w:sz w:val="21"/>
+          <w:szCs w:val="21"/>
+        </w:rPr>
+        <w:t xml:space="preserve"> = </w:t>
+      </w:r>
+      <w:r>
+        <w:rPr>
+          <w:rFonts w:ascii="Consolas" w:eastAsia="Times New Roman" w:hAnsi="Consolas" w:cs="Times New Roman"/>
+          <w:color w:val="001080"/>
+          <w:sz w:val="21"/>
+          <w:szCs w:val="21"/>
+        </w:rPr>
+        <w:t>radius</w:t>
+      </w:r>
+      <w:r>
+        <w:rPr>
+          <w:rFonts w:ascii="Consolas" w:eastAsia="Times New Roman" w:hAnsi="Consolas" w:cs="Times New Roman"/>
+          <w:color w:val="000000"/>
+          <w:sz w:val="21"/>
+          <w:szCs w:val="21"/>
+        </w:rPr>
+        <w:t>;</w:t>
+      </w:r>
+    </w:p>
+    <w:p>
+      <w:pPr>
+        <w:shd w:val="clear" w:color="auto" w:fill="FFFFFF"/>
+        <w:spacing w:after="0" w:line="240" w:lineRule="auto"/>
+        <w:rPr>
+          <w:rFonts w:ascii="Consolas" w:eastAsia="Times New Roman" w:hAnsi="Consolas" w:cs="Times New Roman"/>
+          <w:color w:val="000000"/>
+          <w:sz w:val="21"/>
+          <w:szCs w:val="21"/>
+        </w:rPr>
+      </w:pPr>
+      <w:r>
+        <w:rPr>
+          <w:rFonts w:ascii="Consolas" w:eastAsia="Times New Roman" w:hAnsi="Consolas" w:cs="Times New Roman"/>
+          <w:color w:val="000000"/>
+          <w:sz w:val="21"/>
+          <w:szCs w:val="21"/>
+        </w:rPr>
+        <w:t>    }</w:t>
+      </w:r>
+    </w:p>
+    <w:p>
+      <w:pPr>
+        <w:shd w:val="clear" w:color="auto" w:fill="FFFFFF"/>
+        <w:spacing w:after="0" w:line="240" w:lineRule="auto"/>
+        <w:rPr>
+          <w:rFonts w:ascii="Consolas" w:eastAsia="Times New Roman" w:hAnsi="Consolas" w:cs="Times New Roman"/>
+          <w:color w:val="000000"/>
+          <w:sz w:val="21"/>
+          <w:szCs w:val="21"/>
+        </w:rPr>
+      </w:pPr>
+      <w:r>
+        <w:rPr>
+          <w:rFonts w:ascii="Consolas" w:eastAsia="Times New Roman" w:hAnsi="Consolas" w:cs="Times New Roman"/>
+          <w:color w:val="000000"/>
+          <w:sz w:val="21"/>
+          <w:szCs w:val="21"/>
+        </w:rPr>
+        <w:t xml:space="preserve">    </w:t>
+      </w:r>
+      <w:r>
+        <w:rPr>
+          <w:rFonts w:ascii="Consolas" w:eastAsia="Times New Roman" w:hAnsi="Consolas" w:cs="Times New Roman"/>
+          <w:color w:val="0000FF"/>
+          <w:sz w:val="21"/>
+          <w:szCs w:val="21"/>
+        </w:rPr>
+        <w:t>public</w:t>
+      </w:r>
+      <w:r>
+        <w:rPr>
+          <w:rFonts w:ascii="Consolas" w:eastAsia="Times New Roman" w:hAnsi="Consolas" w:cs="Times New Roman"/>
+          <w:color w:val="000000"/>
+          <w:sz w:val="21"/>
+          <w:szCs w:val="21"/>
+        </w:rPr>
+        <w:t xml:space="preserve"> </w:t>
+      </w:r>
+      <w:r>
+        <w:rPr>
+          <w:rFonts w:ascii="Consolas" w:eastAsia="Times New Roman" w:hAnsi="Consolas" w:cs="Times New Roman"/>
+          <w:color w:val="267F99"/>
+          <w:sz w:val="21"/>
+          <w:szCs w:val="21"/>
+        </w:rPr>
+        <w:t>String</w:t>
+      </w:r>
+      <w:r>
+        <w:rPr>
+          <w:rFonts w:ascii="Consolas" w:eastAsia="Times New Roman" w:hAnsi="Consolas" w:cs="Times New Roman"/>
+          <w:color w:val="000000"/>
+          <w:sz w:val="21"/>
+          <w:szCs w:val="21"/>
+        </w:rPr>
+        <w:t xml:space="preserve"> </w:t>
+      </w:r>
+      <w:r>
+        <w:rPr>
+          <w:rFonts w:ascii="Consolas" w:eastAsia="Times New Roman" w:hAnsi="Consolas" w:cs="Times New Roman"/>
+          <w:color w:val="795E26"/>
+          <w:sz w:val="21"/>
+          <w:szCs w:val="21"/>
+        </w:rPr>
+        <w:t>getColor</w:t>
+      </w:r>
+      <w:r>
+        <w:rPr>
+          <w:rFonts w:ascii="Consolas" w:eastAsia="Times New Roman" w:hAnsi="Consolas" w:cs="Times New Roman"/>
+          <w:color w:val="000000"/>
+          <w:sz w:val="21"/>
+          <w:szCs w:val="21"/>
+        </w:rPr>
+        <w:t>() {</w:t>
+      </w:r>
+    </w:p>
+    <w:p>
+      <w:pPr>
+        <w:shd w:val="clear" w:color="auto" w:fill="FFFFFF"/>
+        <w:spacing w:after="0" w:line="240" w:lineRule="auto"/>
+        <w:rPr>
+          <w:rFonts w:ascii="Consolas" w:eastAsia="Times New Roman" w:hAnsi="Consolas" w:cs="Times New Roman"/>
+          <w:color w:val="000000"/>
+          <w:sz w:val="21"/>
+          <w:szCs w:val="21"/>
+        </w:rPr>
+      </w:pPr>
+      <w:r>
+        <w:rPr>
+          <w:rFonts w:ascii="Consolas" w:eastAsia="Times New Roman" w:hAnsi="Consolas" w:cs="Times New Roman"/>
+          <w:color w:val="000000"/>
+          <w:sz w:val="21"/>
+          <w:szCs w:val="21"/>
+        </w:rPr>
+        <w:t xml:space="preserve">        </w:t>
+      </w:r>
+      <w:r>
+        <w:rPr>
+          <w:rFonts w:ascii="Consolas" w:eastAsia="Times New Roman" w:hAnsi="Consolas" w:cs="Times New Roman"/>
+          <w:color w:val="AF00DB"/>
+          <w:sz w:val="21"/>
+          <w:szCs w:val="21"/>
+        </w:rPr>
+        <w:t>return</w:t>
+      </w:r>
+      <w:r>
+        <w:rPr>
+          <w:rFonts w:ascii="Consolas" w:eastAsia="Times New Roman" w:hAnsi="Consolas" w:cs="Times New Roman"/>
+          <w:color w:val="000000"/>
+          <w:sz w:val="21"/>
+          <w:szCs w:val="21"/>
+        </w:rPr>
+        <w:t xml:space="preserve"> </w:t>
+      </w:r>
+      <w:r>
+        <w:rPr>
+          <w:rFonts w:ascii="Consolas" w:eastAsia="Times New Roman" w:hAnsi="Consolas" w:cs="Times New Roman"/>
+          <w:color w:val="001080"/>
+          <w:sz w:val="21"/>
+          <w:szCs w:val="21"/>
+        </w:rPr>
+        <w:t>color</w:t>
+      </w:r>
+      <w:r>
+        <w:rPr>
+          <w:rFonts w:ascii="Consolas" w:eastAsia="Times New Roman" w:hAnsi="Consolas" w:cs="Times New Roman"/>
+          <w:color w:val="000000"/>
+          <w:sz w:val="21"/>
+          <w:szCs w:val="21"/>
+        </w:rPr>
+        <w:t>;</w:t>
+      </w:r>
+    </w:p>
+    <w:p>
+      <w:pPr>
+        <w:shd w:val="clear" w:color="auto" w:fill="FFFFFF"/>
+        <w:spacing w:after="0" w:line="240" w:lineRule="auto"/>
+        <w:rPr>
+          <w:rFonts w:ascii="Consolas" w:eastAsia="Times New Roman" w:hAnsi="Consolas" w:cs="Times New Roman"/>
+          <w:color w:val="000000"/>
+          <w:sz w:val="21"/>
+          <w:szCs w:val="21"/>
+        </w:rPr>
+      </w:pPr>
+      <w:r>
+        <w:rPr>
+          <w:rFonts w:ascii="Consolas" w:eastAsia="Times New Roman" w:hAnsi="Consolas" w:cs="Times New Roman"/>
+          <w:color w:val="000000"/>
+          <w:sz w:val="21"/>
+          <w:szCs w:val="21"/>
+        </w:rPr>
+        <w:t>    }</w:t>
+      </w:r>
+    </w:p>
+    <w:p>
+      <w:pPr>
+        <w:shd w:val="clear" w:color="auto" w:fill="FFFFFF"/>
+        <w:spacing w:after="0" w:line="240" w:lineRule="auto"/>
+        <w:rPr>
+          <w:rFonts w:ascii="Consolas" w:eastAsia="Times New Roman" w:hAnsi="Consolas" w:cs="Times New Roman"/>
+          <w:color w:val="000000"/>
+          <w:sz w:val="21"/>
+          <w:szCs w:val="21"/>
+        </w:rPr>
+      </w:pPr>
+      <w:r>
+        <w:rPr>
+          <w:rFonts w:ascii="Consolas" w:eastAsia="Times New Roman" w:hAnsi="Consolas" w:cs="Times New Roman"/>
+          <w:color w:val="000000"/>
+          <w:sz w:val="21"/>
+          <w:szCs w:val="21"/>
+        </w:rPr>
+        <w:t xml:space="preserve">    </w:t>
+      </w:r>
+      <w:r>
+        <w:rPr>
+          <w:rFonts w:ascii="Consolas" w:eastAsia="Times New Roman" w:hAnsi="Consolas" w:cs="Times New Roman"/>
+          <w:color w:val="0000FF"/>
+          <w:sz w:val="21"/>
+          <w:szCs w:val="21"/>
+        </w:rPr>
+        <w:t>public</w:t>
+      </w:r>
+      <w:r>
+        <w:rPr>
+          <w:rFonts w:ascii="Consolas" w:eastAsia="Times New Roman" w:hAnsi="Consolas" w:cs="Times New Roman"/>
+          <w:color w:val="000000"/>
+          <w:sz w:val="21"/>
+          <w:szCs w:val="21"/>
+        </w:rPr>
+        <w:t xml:space="preserve"> </w:t>
+      </w:r>
+      <w:r>
+        <w:rPr>
+          <w:rFonts w:ascii="Consolas" w:eastAsia="Times New Roman" w:hAnsi="Consolas" w:cs="Times New Roman"/>
+          <w:color w:val="267F99"/>
+          <w:sz w:val="21"/>
+          <w:szCs w:val="21"/>
+        </w:rPr>
+        <w:t>void</w:t>
+      </w:r>
+      <w:r>
+        <w:rPr>
+          <w:rFonts w:ascii="Consolas" w:eastAsia="Times New Roman" w:hAnsi="Consolas" w:cs="Times New Roman"/>
+          <w:color w:val="000000"/>
+          <w:sz w:val="21"/>
+          <w:szCs w:val="21"/>
+        </w:rPr>
+        <w:t xml:space="preserve"> </w:t>
+      </w:r>
+      <w:r>
+        <w:rPr>
+          <w:rFonts w:ascii="Consolas" w:eastAsia="Times New Roman" w:hAnsi="Consolas" w:cs="Times New Roman"/>
+          <w:color w:val="795E26"/>
+          <w:sz w:val="21"/>
+          <w:szCs w:val="21"/>
+        </w:rPr>
+        <w:t>setColor</w:t>
+      </w:r>
+      <w:r>
+        <w:rPr>
+          <w:rFonts w:ascii="Consolas" w:eastAsia="Times New Roman" w:hAnsi="Consolas" w:cs="Times New Roman"/>
+          <w:color w:val="000000"/>
+          <w:sz w:val="21"/>
+          <w:szCs w:val="21"/>
+        </w:rPr>
+        <w:t>(</w:t>
+      </w:r>
+      <w:r>
+        <w:rPr>
+          <w:rFonts w:ascii="Consolas" w:eastAsia="Times New Roman" w:hAnsi="Consolas" w:cs="Times New Roman"/>
+          <w:color w:val="267F99"/>
+          <w:sz w:val="21"/>
+          <w:szCs w:val="21"/>
+        </w:rPr>
+        <w:t>String</w:t>
+      </w:r>
+      <w:r>
+        <w:rPr>
+          <w:rFonts w:ascii="Consolas" w:eastAsia="Times New Roman" w:hAnsi="Consolas" w:cs="Times New Roman"/>
+          <w:color w:val="000000"/>
+          <w:sz w:val="21"/>
+          <w:szCs w:val="21"/>
+        </w:rPr>
+        <w:t xml:space="preserve"> </w:t>
+      </w:r>
+      <w:r>
+        <w:rPr>
+          <w:rFonts w:ascii="Consolas" w:eastAsia="Times New Roman" w:hAnsi="Consolas" w:cs="Times New Roman"/>
+          <w:color w:val="001080"/>
+          <w:sz w:val="21"/>
+          <w:szCs w:val="21"/>
+        </w:rPr>
+        <w:t>color</w:t>
+      </w:r>
+      <w:r>
+        <w:rPr>
+          <w:rFonts w:ascii="Consolas" w:eastAsia="Times New Roman" w:hAnsi="Consolas" w:cs="Times New Roman"/>
+          <w:color w:val="000000"/>
+          <w:sz w:val="21"/>
+          <w:szCs w:val="21"/>
+        </w:rPr>
+        <w:t>) {</w:t>
+      </w:r>
+    </w:p>
+    <w:p>
+      <w:pPr>
+        <w:shd w:val="clear" w:color="auto" w:fill="FFFFFF"/>
+        <w:spacing w:after="0" w:line="240" w:lineRule="auto"/>
+        <w:rPr>
+          <w:rFonts w:ascii="Consolas" w:eastAsia="Times New Roman" w:hAnsi="Consolas" w:cs="Times New Roman"/>
+          <w:color w:val="000000"/>
+          <w:sz w:val="21"/>
+          <w:szCs w:val="21"/>
+        </w:rPr>
+      </w:pPr>
+      <w:r>
+        <w:rPr>
+          <w:rFonts w:ascii="Consolas" w:eastAsia="Times New Roman" w:hAnsi="Consolas" w:cs="Times New Roman"/>
+          <w:color w:val="000000"/>
+          <w:sz w:val="21"/>
+          <w:szCs w:val="21"/>
+        </w:rPr>
+        <w:t xml:space="preserve">        </w:t>
+      </w:r>
+      <w:r>
+        <w:rPr>
+          <w:rFonts w:ascii="Consolas" w:eastAsia="Times New Roman" w:hAnsi="Consolas" w:cs="Times New Roman"/>
+          <w:color w:val="0000FF"/>
+          <w:sz w:val="21"/>
+          <w:szCs w:val="21"/>
+        </w:rPr>
+        <w:t>this</w:t>
+      </w:r>
+      <w:r>
+        <w:rPr>
+          <w:rFonts w:ascii="Consolas" w:eastAsia="Times New Roman" w:hAnsi="Consolas" w:cs="Times New Roman"/>
+          <w:color w:val="000000"/>
+          <w:sz w:val="21"/>
+          <w:szCs w:val="21"/>
+        </w:rPr>
+        <w:t>.</w:t>
+      </w:r>
+      <w:r>
+        <w:rPr>
+          <w:rFonts w:ascii="Consolas" w:eastAsia="Times New Roman" w:hAnsi="Consolas" w:cs="Times New Roman"/>
+          <w:color w:val="001080"/>
+          <w:sz w:val="21"/>
+          <w:szCs w:val="21"/>
+        </w:rPr>
+        <w:t>color</w:t>
+      </w:r>
+      <w:r>
+        <w:rPr>
+          <w:rFonts w:ascii="Consolas" w:eastAsia="Times New Roman" w:hAnsi="Consolas" w:cs="Times New Roman"/>
+          <w:color w:val="000000"/>
+          <w:sz w:val="21"/>
+          <w:szCs w:val="21"/>
+        </w:rPr>
+        <w:t xml:space="preserve"> = </w:t>
+      </w:r>
+      <w:r>
+        <w:rPr>
+          <w:rFonts w:ascii="Consolas" w:eastAsia="Times New Roman" w:hAnsi="Consolas" w:cs="Times New Roman"/>
+          <w:color w:val="001080"/>
+          <w:sz w:val="21"/>
+          <w:szCs w:val="21"/>
+        </w:rPr>
+        <w:t>color</w:t>
+      </w:r>
+      <w:r>
+        <w:rPr>
+          <w:rFonts w:ascii="Consolas" w:eastAsia="Times New Roman" w:hAnsi="Consolas" w:cs="Times New Roman"/>
+          <w:color w:val="000000"/>
+          <w:sz w:val="21"/>
+          <w:szCs w:val="21"/>
+        </w:rPr>
+        <w:t>;</w:t>
+      </w:r>
+    </w:p>
+    <w:p>
+      <w:pPr>
+        <w:shd w:val="clear" w:color="auto" w:fill="FFFFFF"/>
+        <w:spacing w:after="0" w:line="240" w:lineRule="auto"/>
+        <w:rPr>
+          <w:rFonts w:ascii="Consolas" w:eastAsia="Times New Roman" w:hAnsi="Consolas" w:cs="Times New Roman"/>
+          <w:color w:val="000000"/>
+          <w:sz w:val="21"/>
+          <w:szCs w:val="21"/>
+        </w:rPr>
+      </w:pPr>
+      <w:r>
+        <w:rPr>
+          <w:rFonts w:ascii="Consolas" w:eastAsia="Times New Roman" w:hAnsi="Consolas" w:cs="Times New Roman"/>
+          <w:color w:val="000000"/>
+          <w:sz w:val="21"/>
+          <w:szCs w:val="21"/>
+        </w:rPr>
+        <w:t>    }</w:t>
+      </w:r>
+    </w:p>
+    <w:p>
+      <w:pPr>
+        <w:shd w:val="clear" w:color="auto" w:fill="FFFFFF"/>
+        <w:spacing w:after="0" w:line="240" w:lineRule="auto"/>
+        <w:rPr>
+          <w:rFonts w:ascii="Consolas" w:eastAsia="Times New Roman" w:hAnsi="Consolas" w:cs="Times New Roman"/>
+          <w:color w:val="000000"/>
+          <w:sz w:val="21"/>
+          <w:szCs w:val="21"/>
+        </w:rPr>
+      </w:pPr>
+      <w:r>
+        <w:rPr>
+          <w:rFonts w:ascii="Consolas" w:eastAsia="Times New Roman" w:hAnsi="Consolas" w:cs="Times New Roman"/>
+          <w:color w:val="000000"/>
+          <w:sz w:val="21"/>
+          <w:szCs w:val="21"/>
+        </w:rPr>
+        <w:t>}</w:t>
+      </w:r>
+    </w:p>
+    <w:p>
+      <w:pPr>
+        <w:rPr>
+          <w:rFonts w:ascii="Britannic Bold" w:hAnsi="Britannic Bold"/>
+          <w:color w:val="000000" w:themeColor="text1"/>
           <w:sz w:val="28"/>
           <w:szCs w:val="28"/>
         </w:rPr>
+      </w:pPr>
+      <w:r>
+        <w:rPr>
+          <w:rFonts w:ascii="Britannic Bold" w:hAnsi="Britannic Bold"/>
+          <w:color w:val="000000" w:themeColor="text1"/>
+          <w:sz w:val="28"/>
+          <w:szCs w:val="28"/>
+        </w:rPr>
         <w:t>Output:</w:t>
       </w:r>
     </w:p>
     <w:p>
       <w:pPr>
-        <w:spacing w:line="256" w:lineRule="auto"/>
-        <w:jc w:val="both"/>
+        <w:jc w:val="center"/>
+        <w:rPr>
+          <w:rFonts w:ascii="Britannic Bold" w:hAnsi="Britannic Bold"/>
+          <w:color w:val="000000" w:themeColor="text1"/>
+          <w:sz w:val="28"/>
+          <w:szCs w:val="28"/>
+        </w:rPr>
+      </w:pPr>
+      <w:r>
+        <w:rPr>
+          <w:noProof/>
+        </w:rPr>
+        <w:drawing>
+          <wp:inline distT="0" distB="0" distL="0" distR="0" wp14:anchorId="4FB2CE1E" wp14:editId="10EEA03E">
+            <wp:extent cx="5209788" cy="882015"/>
+            <wp:effectExtent l="0" t="0" r="0" b="0"/>
+            <wp:docPr id="1" name="Picture 1" descr="Graphical user interface, text&#10;&#10;Description automatically generated"/>
+            <wp:cNvGraphicFramePr>
+              <a:graphicFrameLocks xmlns:a="http://schemas.openxmlformats.org/drawingml/2006/main" noChangeAspect="1"/>
+            </wp:cNvGraphicFramePr>
+            <a:graphic xmlns:a="http://schemas.openxmlformats.org/drawingml/2006/main">
+              <a:graphicData uri="http://schemas.openxmlformats.org/drawingml/2006/picture">
+                <pic:pic xmlns:pic="http://schemas.openxmlformats.org/drawingml/2006/picture">
+                  <pic:nvPicPr>
+                    <pic:cNvPr id="1" name="Picture 1" descr="Graphical user interface, text&#10;&#10;Description automatically generated"/>
+                    <pic:cNvPicPr/>
+                  </pic:nvPicPr>
+                  <pic:blipFill>
+                    <a:blip r:embed="rId7"/>
+                    <a:stretch>
+                      <a:fillRect/>
+                    </a:stretch>
+                  </pic:blipFill>
+                  <pic:spPr>
+                    <a:xfrm>
+                      <a:off x="0" y="0"/>
+                      <a:ext cx="5306675" cy="898418"/>
+                    </a:xfrm>
+                    <a:prstGeom prst="rect">
+                      <a:avLst/>
+                    </a:prstGeom>
+                  </pic:spPr>
+                </pic:pic>
+              </a:graphicData>
+            </a:graphic>
+          </wp:inline>
+        </w:drawing>
+      </w:r>
+    </w:p>
+    <w:p>
+      <w:pPr>
         <w:rPr>
           <w:rFonts w:ascii="Times New Roman" w:hAnsi="Times New Roman" w:cs="Times New Roman"/>
-          <w:color w:val="000000" w:themeColor="text1"/>
           <w:sz w:val="28"/>
           <w:szCs w:val="28"/>
         </w:rPr>
@@ -116,16 +2097,16 @@
           <w:sz w:val="32"/>
           <w:szCs w:val="32"/>
         </w:rPr>
+        <w:lastRenderedPageBreak/>
         <w:t xml:space="preserve">Task No 02: </w:t>
       </w:r>
       <w:r>
         <w:rPr>
           <w:rFonts w:ascii="Times New Roman" w:hAnsi="Times New Roman" w:cs="Times New Roman"/>
-          <w:color w:val="000000" w:themeColor="text1"/>
           <w:sz w:val="28"/>
           <w:szCs w:val="28"/>
         </w:rPr>
-        <w:t>template</w:t>
+        <w:t>Create a class sphere and use getters and setters to set its radius and height. Also calculate surface area and volume of the sphere.</w:t>
       </w:r>
     </w:p>
     <w:p>
@@ -151,6 +2132,2029 @@
     </w:p>
     <w:p>
       <w:pPr>
+        <w:spacing w:after="0"/>
+        <w:rPr>
+          <w:rFonts w:ascii="Britannic Bold" w:hAnsi="Britannic Bold"/>
+          <w:color w:val="000000" w:themeColor="text1"/>
+          <w:sz w:val="24"/>
+          <w:szCs w:val="24"/>
+        </w:rPr>
+      </w:pPr>
+      <w:r>
+        <w:rPr>
+          <w:rFonts w:ascii="Britannic Bold" w:hAnsi="Britannic Bold"/>
+          <w:color w:val="000000" w:themeColor="text1"/>
+          <w:sz w:val="24"/>
+          <w:szCs w:val="24"/>
+        </w:rPr>
+        <w:t>Main:</w:t>
+      </w:r>
+    </w:p>
+    <w:p>
+      <w:pPr>
+        <w:shd w:val="clear" w:color="auto" w:fill="FFFFFF"/>
+        <w:spacing w:after="0" w:line="240" w:lineRule="auto"/>
+        <w:rPr>
+          <w:rFonts w:ascii="Consolas" w:eastAsia="Times New Roman" w:hAnsi="Consolas" w:cs="Times New Roman"/>
+          <w:color w:val="000000"/>
+          <w:sz w:val="21"/>
+          <w:szCs w:val="21"/>
+        </w:rPr>
+      </w:pPr>
+      <w:r>
+        <w:rPr>
+          <w:rFonts w:ascii="Consolas" w:eastAsia="Times New Roman" w:hAnsi="Consolas" w:cs="Times New Roman"/>
+          <w:color w:val="0000FF"/>
+          <w:sz w:val="21"/>
+          <w:szCs w:val="21"/>
+        </w:rPr>
+        <w:t>package</w:t>
+      </w:r>
+      <w:r>
+        <w:rPr>
+          <w:rFonts w:ascii="Consolas" w:eastAsia="Times New Roman" w:hAnsi="Consolas" w:cs="Times New Roman"/>
+          <w:color w:val="000000"/>
+          <w:sz w:val="21"/>
+          <w:szCs w:val="21"/>
+        </w:rPr>
+        <w:t xml:space="preserve"> </w:t>
+      </w:r>
+      <w:r>
+        <w:rPr>
+          <w:rFonts w:ascii="Consolas" w:eastAsia="Times New Roman" w:hAnsi="Consolas" w:cs="Times New Roman"/>
+          <w:color w:val="267F99"/>
+          <w:sz w:val="21"/>
+          <w:szCs w:val="21"/>
+        </w:rPr>
+        <w:t>lab03task02</w:t>
+      </w:r>
+      <w:r>
+        <w:rPr>
+          <w:rFonts w:ascii="Consolas" w:eastAsia="Times New Roman" w:hAnsi="Consolas" w:cs="Times New Roman"/>
+          <w:color w:val="000000"/>
+          <w:sz w:val="21"/>
+          <w:szCs w:val="21"/>
+        </w:rPr>
+        <w:t>;</w:t>
+      </w:r>
+    </w:p>
+    <w:p>
+      <w:pPr>
+        <w:shd w:val="clear" w:color="auto" w:fill="FFFFFF"/>
+        <w:spacing w:after="0" w:line="240" w:lineRule="auto"/>
+        <w:rPr>
+          <w:rFonts w:ascii="Consolas" w:eastAsia="Times New Roman" w:hAnsi="Consolas" w:cs="Times New Roman"/>
+          <w:color w:val="000000"/>
+          <w:sz w:val="21"/>
+          <w:szCs w:val="21"/>
+        </w:rPr>
+      </w:pPr>
+    </w:p>
+    <w:p>
+      <w:pPr>
+        <w:shd w:val="clear" w:color="auto" w:fill="FFFFFF"/>
+        <w:spacing w:after="0" w:line="240" w:lineRule="auto"/>
+        <w:rPr>
+          <w:rFonts w:ascii="Consolas" w:eastAsia="Times New Roman" w:hAnsi="Consolas" w:cs="Times New Roman"/>
+          <w:color w:val="000000"/>
+          <w:sz w:val="21"/>
+          <w:szCs w:val="21"/>
+        </w:rPr>
+      </w:pPr>
+      <w:r>
+        <w:rPr>
+          <w:rFonts w:ascii="Consolas" w:eastAsia="Times New Roman" w:hAnsi="Consolas" w:cs="Times New Roman"/>
+          <w:color w:val="0000FF"/>
+          <w:sz w:val="21"/>
+          <w:szCs w:val="21"/>
+        </w:rPr>
+        <w:t>public</w:t>
+      </w:r>
+      <w:r>
+        <w:rPr>
+          <w:rFonts w:ascii="Consolas" w:eastAsia="Times New Roman" w:hAnsi="Consolas" w:cs="Times New Roman"/>
+          <w:color w:val="000000"/>
+          <w:sz w:val="21"/>
+          <w:szCs w:val="21"/>
+        </w:rPr>
+        <w:t xml:space="preserve"> </w:t>
+      </w:r>
+      <w:r>
+        <w:rPr>
+          <w:rFonts w:ascii="Consolas" w:eastAsia="Times New Roman" w:hAnsi="Consolas" w:cs="Times New Roman"/>
+          <w:color w:val="0000FF"/>
+          <w:sz w:val="21"/>
+          <w:szCs w:val="21"/>
+        </w:rPr>
+        <w:t>class</w:t>
+      </w:r>
+      <w:r>
+        <w:rPr>
+          <w:rFonts w:ascii="Consolas" w:eastAsia="Times New Roman" w:hAnsi="Consolas" w:cs="Times New Roman"/>
+          <w:color w:val="000000"/>
+          <w:sz w:val="21"/>
+          <w:szCs w:val="21"/>
+        </w:rPr>
+        <w:t xml:space="preserve"> </w:t>
+      </w:r>
+      <w:r>
+        <w:rPr>
+          <w:rFonts w:ascii="Consolas" w:eastAsia="Times New Roman" w:hAnsi="Consolas" w:cs="Times New Roman"/>
+          <w:color w:val="267F99"/>
+          <w:sz w:val="21"/>
+          <w:szCs w:val="21"/>
+        </w:rPr>
+        <w:t>Lab03task02</w:t>
+      </w:r>
+      <w:r>
+        <w:rPr>
+          <w:rFonts w:ascii="Consolas" w:eastAsia="Times New Roman" w:hAnsi="Consolas" w:cs="Times New Roman"/>
+          <w:color w:val="000000"/>
+          <w:sz w:val="21"/>
+          <w:szCs w:val="21"/>
+        </w:rPr>
+        <w:t xml:space="preserve"> {</w:t>
+      </w:r>
+    </w:p>
+    <w:p>
+      <w:pPr>
+        <w:shd w:val="clear" w:color="auto" w:fill="FFFFFF"/>
+        <w:spacing w:after="0" w:line="240" w:lineRule="auto"/>
+        <w:rPr>
+          <w:rFonts w:ascii="Consolas" w:eastAsia="Times New Roman" w:hAnsi="Consolas" w:cs="Times New Roman"/>
+          <w:color w:val="000000"/>
+          <w:sz w:val="21"/>
+          <w:szCs w:val="21"/>
+        </w:rPr>
+      </w:pPr>
+    </w:p>
+    <w:p>
+      <w:pPr>
+        <w:shd w:val="clear" w:color="auto" w:fill="FFFFFF"/>
+        <w:spacing w:after="0" w:line="240" w:lineRule="auto"/>
+        <w:rPr>
+          <w:rFonts w:ascii="Consolas" w:eastAsia="Times New Roman" w:hAnsi="Consolas" w:cs="Times New Roman"/>
+          <w:color w:val="000000"/>
+          <w:sz w:val="21"/>
+          <w:szCs w:val="21"/>
+        </w:rPr>
+      </w:pPr>
+      <w:r>
+        <w:rPr>
+          <w:rFonts w:ascii="Consolas" w:eastAsia="Times New Roman" w:hAnsi="Consolas" w:cs="Times New Roman"/>
+          <w:color w:val="000000"/>
+          <w:sz w:val="21"/>
+          <w:szCs w:val="21"/>
+        </w:rPr>
+        <w:t xml:space="preserve">    </w:t>
+      </w:r>
+      <w:r>
+        <w:rPr>
+          <w:rFonts w:ascii="Consolas" w:eastAsia="Times New Roman" w:hAnsi="Consolas" w:cs="Times New Roman"/>
+          <w:color w:val="0000FF"/>
+          <w:sz w:val="21"/>
+          <w:szCs w:val="21"/>
+        </w:rPr>
+        <w:t>public</w:t>
+      </w:r>
+      <w:r>
+        <w:rPr>
+          <w:rFonts w:ascii="Consolas" w:eastAsia="Times New Roman" w:hAnsi="Consolas" w:cs="Times New Roman"/>
+          <w:color w:val="000000"/>
+          <w:sz w:val="21"/>
+          <w:szCs w:val="21"/>
+        </w:rPr>
+        <w:t xml:space="preserve"> </w:t>
+      </w:r>
+      <w:r>
+        <w:rPr>
+          <w:rFonts w:ascii="Consolas" w:eastAsia="Times New Roman" w:hAnsi="Consolas" w:cs="Times New Roman"/>
+          <w:color w:val="0000FF"/>
+          <w:sz w:val="21"/>
+          <w:szCs w:val="21"/>
+        </w:rPr>
+        <w:t>static</w:t>
+      </w:r>
+      <w:r>
+        <w:rPr>
+          <w:rFonts w:ascii="Consolas" w:eastAsia="Times New Roman" w:hAnsi="Consolas" w:cs="Times New Roman"/>
+          <w:color w:val="000000"/>
+          <w:sz w:val="21"/>
+          <w:szCs w:val="21"/>
+        </w:rPr>
+        <w:t xml:space="preserve"> </w:t>
+      </w:r>
+      <w:r>
+        <w:rPr>
+          <w:rFonts w:ascii="Consolas" w:eastAsia="Times New Roman" w:hAnsi="Consolas" w:cs="Times New Roman"/>
+          <w:color w:val="267F99"/>
+          <w:sz w:val="21"/>
+          <w:szCs w:val="21"/>
+        </w:rPr>
+        <w:t>void</w:t>
+      </w:r>
+      <w:r>
+        <w:rPr>
+          <w:rFonts w:ascii="Consolas" w:eastAsia="Times New Roman" w:hAnsi="Consolas" w:cs="Times New Roman"/>
+          <w:color w:val="000000"/>
+          <w:sz w:val="21"/>
+          <w:szCs w:val="21"/>
+        </w:rPr>
+        <w:t xml:space="preserve"> </w:t>
+      </w:r>
+      <w:r>
+        <w:rPr>
+          <w:rFonts w:ascii="Consolas" w:eastAsia="Times New Roman" w:hAnsi="Consolas" w:cs="Times New Roman"/>
+          <w:color w:val="795E26"/>
+          <w:sz w:val="21"/>
+          <w:szCs w:val="21"/>
+        </w:rPr>
+        <w:t>main</w:t>
+      </w:r>
+      <w:r>
+        <w:rPr>
+          <w:rFonts w:ascii="Consolas" w:eastAsia="Times New Roman" w:hAnsi="Consolas" w:cs="Times New Roman"/>
+          <w:color w:val="000000"/>
+          <w:sz w:val="21"/>
+          <w:szCs w:val="21"/>
+        </w:rPr>
+        <w:t>(</w:t>
+      </w:r>
+      <w:r>
+        <w:rPr>
+          <w:rFonts w:ascii="Consolas" w:eastAsia="Times New Roman" w:hAnsi="Consolas" w:cs="Times New Roman"/>
+          <w:color w:val="267F99"/>
+          <w:sz w:val="21"/>
+          <w:szCs w:val="21"/>
+        </w:rPr>
+        <w:t>String</w:t>
+      </w:r>
+      <w:r>
+        <w:rPr>
+          <w:rFonts w:ascii="Consolas" w:eastAsia="Times New Roman" w:hAnsi="Consolas" w:cs="Times New Roman"/>
+          <w:color w:val="000000"/>
+          <w:sz w:val="21"/>
+          <w:szCs w:val="21"/>
+        </w:rPr>
+        <w:t xml:space="preserve">[] </w:t>
+      </w:r>
+      <w:r>
+        <w:rPr>
+          <w:rFonts w:ascii="Consolas" w:eastAsia="Times New Roman" w:hAnsi="Consolas" w:cs="Times New Roman"/>
+          <w:color w:val="001080"/>
+          <w:sz w:val="21"/>
+          <w:szCs w:val="21"/>
+        </w:rPr>
+        <w:t>args</w:t>
+      </w:r>
+      <w:r>
+        <w:rPr>
+          <w:rFonts w:ascii="Consolas" w:eastAsia="Times New Roman" w:hAnsi="Consolas" w:cs="Times New Roman"/>
+          <w:color w:val="000000"/>
+          <w:sz w:val="21"/>
+          <w:szCs w:val="21"/>
+        </w:rPr>
+        <w:t>) {</w:t>
+      </w:r>
+    </w:p>
+    <w:p>
+      <w:pPr>
+        <w:shd w:val="clear" w:color="auto" w:fill="FFFFFF"/>
+        <w:spacing w:after="0" w:line="240" w:lineRule="auto"/>
+        <w:rPr>
+          <w:rFonts w:ascii="Consolas" w:eastAsia="Times New Roman" w:hAnsi="Consolas" w:cs="Times New Roman"/>
+          <w:color w:val="000000"/>
+          <w:sz w:val="21"/>
+          <w:szCs w:val="21"/>
+        </w:rPr>
+      </w:pPr>
+    </w:p>
+    <w:p>
+      <w:pPr>
+        <w:shd w:val="clear" w:color="auto" w:fill="FFFFFF"/>
+        <w:spacing w:after="0" w:line="240" w:lineRule="auto"/>
+        <w:rPr>
+          <w:rFonts w:ascii="Consolas" w:eastAsia="Times New Roman" w:hAnsi="Consolas" w:cs="Times New Roman"/>
+          <w:color w:val="000000"/>
+          <w:sz w:val="21"/>
+          <w:szCs w:val="21"/>
+        </w:rPr>
+      </w:pPr>
+      <w:r>
+        <w:rPr>
+          <w:rFonts w:ascii="Consolas" w:eastAsia="Times New Roman" w:hAnsi="Consolas" w:cs="Times New Roman"/>
+          <w:color w:val="000000"/>
+          <w:sz w:val="21"/>
+          <w:szCs w:val="21"/>
+        </w:rPr>
+        <w:t xml:space="preserve">        </w:t>
+      </w:r>
+      <w:r>
+        <w:rPr>
+          <w:rFonts w:ascii="Consolas" w:eastAsia="Times New Roman" w:hAnsi="Consolas" w:cs="Times New Roman"/>
+          <w:color w:val="267F99"/>
+          <w:sz w:val="21"/>
+          <w:szCs w:val="21"/>
+        </w:rPr>
+        <w:t>Sphere</w:t>
+      </w:r>
+      <w:r>
+        <w:rPr>
+          <w:rFonts w:ascii="Consolas" w:eastAsia="Times New Roman" w:hAnsi="Consolas" w:cs="Times New Roman"/>
+          <w:color w:val="000000"/>
+          <w:sz w:val="21"/>
+          <w:szCs w:val="21"/>
+        </w:rPr>
+        <w:t xml:space="preserve"> </w:t>
+      </w:r>
+      <w:r>
+        <w:rPr>
+          <w:rFonts w:ascii="Consolas" w:eastAsia="Times New Roman" w:hAnsi="Consolas" w:cs="Times New Roman"/>
+          <w:color w:val="001080"/>
+          <w:sz w:val="21"/>
+          <w:szCs w:val="21"/>
+        </w:rPr>
+        <w:t>s1</w:t>
+      </w:r>
+      <w:r>
+        <w:rPr>
+          <w:rFonts w:ascii="Consolas" w:eastAsia="Times New Roman" w:hAnsi="Consolas" w:cs="Times New Roman"/>
+          <w:color w:val="000000"/>
+          <w:sz w:val="21"/>
+          <w:szCs w:val="21"/>
+        </w:rPr>
+        <w:t xml:space="preserve"> = </w:t>
+      </w:r>
+      <w:r>
+        <w:rPr>
+          <w:rFonts w:ascii="Consolas" w:eastAsia="Times New Roman" w:hAnsi="Consolas" w:cs="Times New Roman"/>
+          <w:color w:val="AF00DB"/>
+          <w:sz w:val="21"/>
+          <w:szCs w:val="21"/>
+        </w:rPr>
+        <w:t>new</w:t>
+      </w:r>
+      <w:r>
+        <w:rPr>
+          <w:rFonts w:ascii="Consolas" w:eastAsia="Times New Roman" w:hAnsi="Consolas" w:cs="Times New Roman"/>
+          <w:color w:val="000000"/>
+          <w:sz w:val="21"/>
+          <w:szCs w:val="21"/>
+        </w:rPr>
+        <w:t xml:space="preserve"> </w:t>
+      </w:r>
+      <w:r>
+        <w:rPr>
+          <w:rFonts w:ascii="Consolas" w:eastAsia="Times New Roman" w:hAnsi="Consolas" w:cs="Times New Roman"/>
+          <w:color w:val="795E26"/>
+          <w:sz w:val="21"/>
+          <w:szCs w:val="21"/>
+        </w:rPr>
+        <w:t>Sphere</w:t>
+      </w:r>
+      <w:r>
+        <w:rPr>
+          <w:rFonts w:ascii="Consolas" w:eastAsia="Times New Roman" w:hAnsi="Consolas" w:cs="Times New Roman"/>
+          <w:color w:val="000000"/>
+          <w:sz w:val="21"/>
+          <w:szCs w:val="21"/>
+        </w:rPr>
+        <w:t>();</w:t>
+      </w:r>
+    </w:p>
+    <w:p>
+      <w:pPr>
+        <w:shd w:val="clear" w:color="auto" w:fill="FFFFFF"/>
+        <w:spacing w:after="0" w:line="240" w:lineRule="auto"/>
+        <w:rPr>
+          <w:rFonts w:ascii="Consolas" w:eastAsia="Times New Roman" w:hAnsi="Consolas" w:cs="Times New Roman"/>
+          <w:color w:val="000000"/>
+          <w:sz w:val="21"/>
+          <w:szCs w:val="21"/>
+        </w:rPr>
+      </w:pPr>
+      <w:r>
+        <w:rPr>
+          <w:rFonts w:ascii="Consolas" w:eastAsia="Times New Roman" w:hAnsi="Consolas" w:cs="Times New Roman"/>
+          <w:color w:val="000000"/>
+          <w:sz w:val="21"/>
+          <w:szCs w:val="21"/>
+        </w:rPr>
+        <w:t xml:space="preserve">        </w:t>
+      </w:r>
+      <w:r>
+        <w:rPr>
+          <w:rFonts w:ascii="Consolas" w:eastAsia="Times New Roman" w:hAnsi="Consolas" w:cs="Times New Roman"/>
+          <w:color w:val="001080"/>
+          <w:sz w:val="21"/>
+          <w:szCs w:val="21"/>
+        </w:rPr>
+        <w:t>s1</w:t>
+      </w:r>
+      <w:r>
+        <w:rPr>
+          <w:rFonts w:ascii="Consolas" w:eastAsia="Times New Roman" w:hAnsi="Consolas" w:cs="Times New Roman"/>
+          <w:color w:val="000000"/>
+          <w:sz w:val="21"/>
+          <w:szCs w:val="21"/>
+        </w:rPr>
+        <w:t>.</w:t>
+      </w:r>
+      <w:r>
+        <w:rPr>
+          <w:rFonts w:ascii="Consolas" w:eastAsia="Times New Roman" w:hAnsi="Consolas" w:cs="Times New Roman"/>
+          <w:color w:val="795E26"/>
+          <w:sz w:val="21"/>
+          <w:szCs w:val="21"/>
+        </w:rPr>
+        <w:t>setRadius</w:t>
+      </w:r>
+      <w:r>
+        <w:rPr>
+          <w:rFonts w:ascii="Consolas" w:eastAsia="Times New Roman" w:hAnsi="Consolas" w:cs="Times New Roman"/>
+          <w:color w:val="000000"/>
+          <w:sz w:val="21"/>
+          <w:szCs w:val="21"/>
+        </w:rPr>
+        <w:t>(</w:t>
+      </w:r>
+      <w:r>
+        <w:rPr>
+          <w:rFonts w:ascii="Consolas" w:eastAsia="Times New Roman" w:hAnsi="Consolas" w:cs="Times New Roman"/>
+          <w:color w:val="098658"/>
+          <w:sz w:val="21"/>
+          <w:szCs w:val="21"/>
+        </w:rPr>
+        <w:t>3.0</w:t>
+      </w:r>
+      <w:r>
+        <w:rPr>
+          <w:rFonts w:ascii="Consolas" w:eastAsia="Times New Roman" w:hAnsi="Consolas" w:cs="Times New Roman"/>
+          <w:color w:val="000000"/>
+          <w:sz w:val="21"/>
+          <w:szCs w:val="21"/>
+        </w:rPr>
+        <w:t>);</w:t>
+      </w:r>
+    </w:p>
+    <w:p>
+      <w:pPr>
+        <w:shd w:val="clear" w:color="auto" w:fill="FFFFFF"/>
+        <w:spacing w:after="0" w:line="240" w:lineRule="auto"/>
+        <w:rPr>
+          <w:rFonts w:ascii="Consolas" w:eastAsia="Times New Roman" w:hAnsi="Consolas" w:cs="Times New Roman"/>
+          <w:color w:val="000000"/>
+          <w:sz w:val="21"/>
+          <w:szCs w:val="21"/>
+        </w:rPr>
+      </w:pPr>
+    </w:p>
+    <w:p>
+      <w:pPr>
+        <w:shd w:val="clear" w:color="auto" w:fill="FFFFFF"/>
+        <w:spacing w:after="0" w:line="240" w:lineRule="auto"/>
+        <w:rPr>
+          <w:rFonts w:ascii="Consolas" w:eastAsia="Times New Roman" w:hAnsi="Consolas" w:cs="Times New Roman"/>
+          <w:color w:val="000000"/>
+          <w:sz w:val="21"/>
+          <w:szCs w:val="21"/>
+        </w:rPr>
+      </w:pPr>
+      <w:r>
+        <w:rPr>
+          <w:rFonts w:ascii="Consolas" w:eastAsia="Times New Roman" w:hAnsi="Consolas" w:cs="Times New Roman"/>
+          <w:color w:val="000000"/>
+          <w:sz w:val="21"/>
+          <w:szCs w:val="21"/>
+        </w:rPr>
+        <w:t xml:space="preserve">        </w:t>
+      </w:r>
+      <w:r>
+        <w:rPr>
+          <w:rFonts w:ascii="Consolas" w:eastAsia="Times New Roman" w:hAnsi="Consolas" w:cs="Times New Roman"/>
+          <w:color w:val="267F99"/>
+          <w:sz w:val="21"/>
+          <w:szCs w:val="21"/>
+        </w:rPr>
+        <w:t>System</w:t>
+      </w:r>
+      <w:r>
+        <w:rPr>
+          <w:rFonts w:ascii="Consolas" w:eastAsia="Times New Roman" w:hAnsi="Consolas" w:cs="Times New Roman"/>
+          <w:color w:val="000000"/>
+          <w:sz w:val="21"/>
+          <w:szCs w:val="21"/>
+        </w:rPr>
+        <w:t>.</w:t>
+      </w:r>
+      <w:r>
+        <w:rPr>
+          <w:rFonts w:ascii="Consolas" w:eastAsia="Times New Roman" w:hAnsi="Consolas" w:cs="Times New Roman"/>
+          <w:color w:val="0070C1"/>
+          <w:sz w:val="21"/>
+          <w:szCs w:val="21"/>
+        </w:rPr>
+        <w:t>out</w:t>
+      </w:r>
+      <w:r>
+        <w:rPr>
+          <w:rFonts w:ascii="Consolas" w:eastAsia="Times New Roman" w:hAnsi="Consolas" w:cs="Times New Roman"/>
+          <w:color w:val="000000"/>
+          <w:sz w:val="21"/>
+          <w:szCs w:val="21"/>
+        </w:rPr>
+        <w:t>.</w:t>
+      </w:r>
+      <w:r>
+        <w:rPr>
+          <w:rFonts w:ascii="Consolas" w:eastAsia="Times New Roman" w:hAnsi="Consolas" w:cs="Times New Roman"/>
+          <w:color w:val="795E26"/>
+          <w:sz w:val="21"/>
+          <w:szCs w:val="21"/>
+        </w:rPr>
+        <w:t>println</w:t>
+      </w:r>
+      <w:r>
+        <w:rPr>
+          <w:rFonts w:ascii="Consolas" w:eastAsia="Times New Roman" w:hAnsi="Consolas" w:cs="Times New Roman"/>
+          <w:color w:val="000000"/>
+          <w:sz w:val="21"/>
+          <w:szCs w:val="21"/>
+        </w:rPr>
+        <w:t>(</w:t>
+      </w:r>
+      <w:r>
+        <w:rPr>
+          <w:rFonts w:ascii="Consolas" w:eastAsia="Times New Roman" w:hAnsi="Consolas" w:cs="Times New Roman"/>
+          <w:color w:val="A31515"/>
+          <w:sz w:val="21"/>
+          <w:szCs w:val="21"/>
+        </w:rPr>
+        <w:t>"Radius is "</w:t>
+      </w:r>
+      <w:r>
+        <w:rPr>
+          <w:rFonts w:ascii="Consolas" w:eastAsia="Times New Roman" w:hAnsi="Consolas" w:cs="Times New Roman"/>
+          <w:color w:val="000000"/>
+          <w:sz w:val="21"/>
+          <w:szCs w:val="21"/>
+        </w:rPr>
+        <w:t xml:space="preserve"> + </w:t>
+      </w:r>
+      <w:r>
+        <w:rPr>
+          <w:rFonts w:ascii="Consolas" w:eastAsia="Times New Roman" w:hAnsi="Consolas" w:cs="Times New Roman"/>
+          <w:color w:val="001080"/>
+          <w:sz w:val="21"/>
+          <w:szCs w:val="21"/>
+        </w:rPr>
+        <w:t>s1</w:t>
+      </w:r>
+      <w:r>
+        <w:rPr>
+          <w:rFonts w:ascii="Consolas" w:eastAsia="Times New Roman" w:hAnsi="Consolas" w:cs="Times New Roman"/>
+          <w:color w:val="000000"/>
+          <w:sz w:val="21"/>
+          <w:szCs w:val="21"/>
+        </w:rPr>
+        <w:t>.</w:t>
+      </w:r>
+      <w:r>
+        <w:rPr>
+          <w:rFonts w:ascii="Consolas" w:eastAsia="Times New Roman" w:hAnsi="Consolas" w:cs="Times New Roman"/>
+          <w:color w:val="795E26"/>
+          <w:sz w:val="21"/>
+          <w:szCs w:val="21"/>
+        </w:rPr>
+        <w:t>getRadius</w:t>
+      </w:r>
+      <w:r>
+        <w:rPr>
+          <w:rFonts w:ascii="Consolas" w:eastAsia="Times New Roman" w:hAnsi="Consolas" w:cs="Times New Roman"/>
+          <w:color w:val="000000"/>
+          <w:sz w:val="21"/>
+          <w:szCs w:val="21"/>
+        </w:rPr>
+        <w:t>());</w:t>
+      </w:r>
+    </w:p>
+    <w:p>
+      <w:pPr>
+        <w:shd w:val="clear" w:color="auto" w:fill="FFFFFF"/>
+        <w:spacing w:after="0" w:line="240" w:lineRule="auto"/>
+        <w:rPr>
+          <w:rFonts w:ascii="Consolas" w:eastAsia="Times New Roman" w:hAnsi="Consolas" w:cs="Times New Roman"/>
+          <w:color w:val="000000"/>
+          <w:sz w:val="21"/>
+          <w:szCs w:val="21"/>
+        </w:rPr>
+      </w:pPr>
+      <w:r>
+        <w:rPr>
+          <w:rFonts w:ascii="Consolas" w:eastAsia="Times New Roman" w:hAnsi="Consolas" w:cs="Times New Roman"/>
+          <w:color w:val="000000"/>
+          <w:sz w:val="21"/>
+          <w:szCs w:val="21"/>
+        </w:rPr>
+        <w:t xml:space="preserve">        </w:t>
+      </w:r>
+      <w:r>
+        <w:rPr>
+          <w:rFonts w:ascii="Consolas" w:eastAsia="Times New Roman" w:hAnsi="Consolas" w:cs="Times New Roman"/>
+          <w:color w:val="267F99"/>
+          <w:sz w:val="21"/>
+          <w:szCs w:val="21"/>
+        </w:rPr>
+        <w:t>System</w:t>
+      </w:r>
+      <w:r>
+        <w:rPr>
+          <w:rFonts w:ascii="Consolas" w:eastAsia="Times New Roman" w:hAnsi="Consolas" w:cs="Times New Roman"/>
+          <w:color w:val="000000"/>
+          <w:sz w:val="21"/>
+          <w:szCs w:val="21"/>
+        </w:rPr>
+        <w:t>.</w:t>
+      </w:r>
+      <w:r>
+        <w:rPr>
+          <w:rFonts w:ascii="Consolas" w:eastAsia="Times New Roman" w:hAnsi="Consolas" w:cs="Times New Roman"/>
+          <w:color w:val="0070C1"/>
+          <w:sz w:val="21"/>
+          <w:szCs w:val="21"/>
+        </w:rPr>
+        <w:t>out</w:t>
+      </w:r>
+      <w:r>
+        <w:rPr>
+          <w:rFonts w:ascii="Consolas" w:eastAsia="Times New Roman" w:hAnsi="Consolas" w:cs="Times New Roman"/>
+          <w:color w:val="000000"/>
+          <w:sz w:val="21"/>
+          <w:szCs w:val="21"/>
+        </w:rPr>
+        <w:t>.</w:t>
+      </w:r>
+      <w:r>
+        <w:rPr>
+          <w:rFonts w:ascii="Consolas" w:eastAsia="Times New Roman" w:hAnsi="Consolas" w:cs="Times New Roman"/>
+          <w:color w:val="795E26"/>
+          <w:sz w:val="21"/>
+          <w:szCs w:val="21"/>
+        </w:rPr>
+        <w:t>println</w:t>
+      </w:r>
+      <w:r>
+        <w:rPr>
+          <w:rFonts w:ascii="Consolas" w:eastAsia="Times New Roman" w:hAnsi="Consolas" w:cs="Times New Roman"/>
+          <w:color w:val="000000"/>
+          <w:sz w:val="21"/>
+          <w:szCs w:val="21"/>
+        </w:rPr>
+        <w:t>(</w:t>
+      </w:r>
+      <w:r>
+        <w:rPr>
+          <w:rFonts w:ascii="Consolas" w:eastAsia="Times New Roman" w:hAnsi="Consolas" w:cs="Times New Roman"/>
+          <w:color w:val="A31515"/>
+          <w:sz w:val="21"/>
+          <w:szCs w:val="21"/>
+        </w:rPr>
+        <w:t>"Surface Area is "</w:t>
+      </w:r>
+      <w:r>
+        <w:rPr>
+          <w:rFonts w:ascii="Consolas" w:eastAsia="Times New Roman" w:hAnsi="Consolas" w:cs="Times New Roman"/>
+          <w:color w:val="000000"/>
+          <w:sz w:val="21"/>
+          <w:szCs w:val="21"/>
+        </w:rPr>
+        <w:t xml:space="preserve"> + </w:t>
+      </w:r>
+      <w:r>
+        <w:rPr>
+          <w:rFonts w:ascii="Consolas" w:eastAsia="Times New Roman" w:hAnsi="Consolas" w:cs="Times New Roman"/>
+          <w:color w:val="001080"/>
+          <w:sz w:val="21"/>
+          <w:szCs w:val="21"/>
+        </w:rPr>
+        <w:t>s1</w:t>
+      </w:r>
+      <w:r>
+        <w:rPr>
+          <w:rFonts w:ascii="Consolas" w:eastAsia="Times New Roman" w:hAnsi="Consolas" w:cs="Times New Roman"/>
+          <w:color w:val="000000"/>
+          <w:sz w:val="21"/>
+          <w:szCs w:val="21"/>
+        </w:rPr>
+        <w:t>.</w:t>
+      </w:r>
+      <w:r>
+        <w:rPr>
+          <w:rFonts w:ascii="Consolas" w:eastAsia="Times New Roman" w:hAnsi="Consolas" w:cs="Times New Roman"/>
+          <w:color w:val="795E26"/>
+          <w:sz w:val="21"/>
+          <w:szCs w:val="21"/>
+        </w:rPr>
+        <w:t>surfaceArea</w:t>
+      </w:r>
+      <w:r>
+        <w:rPr>
+          <w:rFonts w:ascii="Consolas" w:eastAsia="Times New Roman" w:hAnsi="Consolas" w:cs="Times New Roman"/>
+          <w:color w:val="000000"/>
+          <w:sz w:val="21"/>
+          <w:szCs w:val="21"/>
+        </w:rPr>
+        <w:t>());</w:t>
+      </w:r>
+    </w:p>
+    <w:p>
+      <w:pPr>
+        <w:shd w:val="clear" w:color="auto" w:fill="FFFFFF"/>
+        <w:spacing w:after="0" w:line="240" w:lineRule="auto"/>
+        <w:rPr>
+          <w:rFonts w:ascii="Consolas" w:eastAsia="Times New Roman" w:hAnsi="Consolas" w:cs="Times New Roman"/>
+          <w:color w:val="000000"/>
+          <w:sz w:val="21"/>
+          <w:szCs w:val="21"/>
+        </w:rPr>
+      </w:pPr>
+      <w:r>
+        <w:rPr>
+          <w:rFonts w:ascii="Consolas" w:eastAsia="Times New Roman" w:hAnsi="Consolas" w:cs="Times New Roman"/>
+          <w:color w:val="000000"/>
+          <w:sz w:val="21"/>
+          <w:szCs w:val="21"/>
+        </w:rPr>
+        <w:t xml:space="preserve">        </w:t>
+      </w:r>
+      <w:r>
+        <w:rPr>
+          <w:rFonts w:ascii="Consolas" w:eastAsia="Times New Roman" w:hAnsi="Consolas" w:cs="Times New Roman"/>
+          <w:color w:val="267F99"/>
+          <w:sz w:val="21"/>
+          <w:szCs w:val="21"/>
+        </w:rPr>
+        <w:t>System</w:t>
+      </w:r>
+      <w:r>
+        <w:rPr>
+          <w:rFonts w:ascii="Consolas" w:eastAsia="Times New Roman" w:hAnsi="Consolas" w:cs="Times New Roman"/>
+          <w:color w:val="000000"/>
+          <w:sz w:val="21"/>
+          <w:szCs w:val="21"/>
+        </w:rPr>
+        <w:t>.</w:t>
+      </w:r>
+      <w:r>
+        <w:rPr>
+          <w:rFonts w:ascii="Consolas" w:eastAsia="Times New Roman" w:hAnsi="Consolas" w:cs="Times New Roman"/>
+          <w:color w:val="0070C1"/>
+          <w:sz w:val="21"/>
+          <w:szCs w:val="21"/>
+        </w:rPr>
+        <w:t>out</w:t>
+      </w:r>
+      <w:r>
+        <w:rPr>
+          <w:rFonts w:ascii="Consolas" w:eastAsia="Times New Roman" w:hAnsi="Consolas" w:cs="Times New Roman"/>
+          <w:color w:val="000000"/>
+          <w:sz w:val="21"/>
+          <w:szCs w:val="21"/>
+        </w:rPr>
+        <w:t>.</w:t>
+      </w:r>
+      <w:r>
+        <w:rPr>
+          <w:rFonts w:ascii="Consolas" w:eastAsia="Times New Roman" w:hAnsi="Consolas" w:cs="Times New Roman"/>
+          <w:color w:val="795E26"/>
+          <w:sz w:val="21"/>
+          <w:szCs w:val="21"/>
+        </w:rPr>
+        <w:t>println</w:t>
+      </w:r>
+      <w:r>
+        <w:rPr>
+          <w:rFonts w:ascii="Consolas" w:eastAsia="Times New Roman" w:hAnsi="Consolas" w:cs="Times New Roman"/>
+          <w:color w:val="000000"/>
+          <w:sz w:val="21"/>
+          <w:szCs w:val="21"/>
+        </w:rPr>
+        <w:t>(</w:t>
+      </w:r>
+      <w:r>
+        <w:rPr>
+          <w:rFonts w:ascii="Consolas" w:eastAsia="Times New Roman" w:hAnsi="Consolas" w:cs="Times New Roman"/>
+          <w:color w:val="A31515"/>
+          <w:sz w:val="21"/>
+          <w:szCs w:val="21"/>
+        </w:rPr>
+        <w:t>"Volume is "</w:t>
+      </w:r>
+      <w:r>
+        <w:rPr>
+          <w:rFonts w:ascii="Consolas" w:eastAsia="Times New Roman" w:hAnsi="Consolas" w:cs="Times New Roman"/>
+          <w:color w:val="000000"/>
+          <w:sz w:val="21"/>
+          <w:szCs w:val="21"/>
+        </w:rPr>
+        <w:t xml:space="preserve"> + </w:t>
+      </w:r>
+      <w:r>
+        <w:rPr>
+          <w:rFonts w:ascii="Consolas" w:eastAsia="Times New Roman" w:hAnsi="Consolas" w:cs="Times New Roman"/>
+          <w:color w:val="001080"/>
+          <w:sz w:val="21"/>
+          <w:szCs w:val="21"/>
+        </w:rPr>
+        <w:t>s1</w:t>
+      </w:r>
+      <w:r>
+        <w:rPr>
+          <w:rFonts w:ascii="Consolas" w:eastAsia="Times New Roman" w:hAnsi="Consolas" w:cs="Times New Roman"/>
+          <w:color w:val="000000"/>
+          <w:sz w:val="21"/>
+          <w:szCs w:val="21"/>
+        </w:rPr>
+        <w:t>.</w:t>
+      </w:r>
+      <w:r>
+        <w:rPr>
+          <w:rFonts w:ascii="Consolas" w:eastAsia="Times New Roman" w:hAnsi="Consolas" w:cs="Times New Roman"/>
+          <w:color w:val="795E26"/>
+          <w:sz w:val="21"/>
+          <w:szCs w:val="21"/>
+        </w:rPr>
+        <w:t>volume</w:t>
+      </w:r>
+      <w:r>
+        <w:rPr>
+          <w:rFonts w:ascii="Consolas" w:eastAsia="Times New Roman" w:hAnsi="Consolas" w:cs="Times New Roman"/>
+          <w:color w:val="000000"/>
+          <w:sz w:val="21"/>
+          <w:szCs w:val="21"/>
+        </w:rPr>
+        <w:t>());</w:t>
+      </w:r>
+    </w:p>
+    <w:p>
+      <w:pPr>
+        <w:shd w:val="clear" w:color="auto" w:fill="FFFFFF"/>
+        <w:spacing w:after="0" w:line="240" w:lineRule="auto"/>
+        <w:rPr>
+          <w:rFonts w:ascii="Consolas" w:eastAsia="Times New Roman" w:hAnsi="Consolas" w:cs="Times New Roman"/>
+          <w:color w:val="000000"/>
+          <w:sz w:val="21"/>
+          <w:szCs w:val="21"/>
+        </w:rPr>
+      </w:pPr>
+    </w:p>
+    <w:p>
+      <w:pPr>
+        <w:shd w:val="clear" w:color="auto" w:fill="FFFFFF"/>
+        <w:spacing w:after="0" w:line="240" w:lineRule="auto"/>
+        <w:rPr>
+          <w:rFonts w:ascii="Consolas" w:eastAsia="Times New Roman" w:hAnsi="Consolas" w:cs="Times New Roman"/>
+          <w:color w:val="000000"/>
+          <w:sz w:val="21"/>
+          <w:szCs w:val="21"/>
+        </w:rPr>
+      </w:pPr>
+      <w:r>
+        <w:rPr>
+          <w:rFonts w:ascii="Consolas" w:eastAsia="Times New Roman" w:hAnsi="Consolas" w:cs="Times New Roman"/>
+          <w:color w:val="000000"/>
+          <w:sz w:val="21"/>
+          <w:szCs w:val="21"/>
+        </w:rPr>
+        <w:t>    }</w:t>
+      </w:r>
+    </w:p>
+    <w:p>
+      <w:pPr>
+        <w:shd w:val="clear" w:color="auto" w:fill="FFFFFF"/>
+        <w:spacing w:after="0" w:line="240" w:lineRule="auto"/>
+        <w:rPr>
+          <w:rFonts w:ascii="Consolas" w:eastAsia="Times New Roman" w:hAnsi="Consolas" w:cs="Times New Roman"/>
+          <w:color w:val="000000"/>
+          <w:sz w:val="21"/>
+          <w:szCs w:val="21"/>
+        </w:rPr>
+      </w:pPr>
+      <w:r>
+        <w:rPr>
+          <w:rFonts w:ascii="Consolas" w:eastAsia="Times New Roman" w:hAnsi="Consolas" w:cs="Times New Roman"/>
+          <w:color w:val="000000"/>
+          <w:sz w:val="21"/>
+          <w:szCs w:val="21"/>
+        </w:rPr>
+        <w:t>}</w:t>
+      </w:r>
+    </w:p>
+    <w:p>
+      <w:pPr>
+        <w:spacing w:after="0"/>
+        <w:rPr>
+          <w:rFonts w:ascii="Britannic Bold" w:hAnsi="Britannic Bold"/>
+          <w:color w:val="000000" w:themeColor="text1"/>
+          <w:sz w:val="24"/>
+          <w:szCs w:val="24"/>
+        </w:rPr>
+      </w:pPr>
+      <w:r>
+        <w:rPr>
+          <w:rFonts w:ascii="Britannic Bold" w:hAnsi="Britannic Bold"/>
+          <w:color w:val="000000" w:themeColor="text1"/>
+          <w:sz w:val="24"/>
+          <w:szCs w:val="24"/>
+        </w:rPr>
+        <w:t>Sphere</w:t>
+      </w:r>
+      <w:r>
+        <w:rPr>
+          <w:rFonts w:ascii="Britannic Bold" w:hAnsi="Britannic Bold"/>
+          <w:color w:val="000000" w:themeColor="text1"/>
+          <w:sz w:val="24"/>
+          <w:szCs w:val="24"/>
+        </w:rPr>
+        <w:t>:</w:t>
+      </w:r>
+    </w:p>
+    <w:p>
+      <w:pPr>
+        <w:shd w:val="clear" w:color="auto" w:fill="FFFFFF"/>
+        <w:spacing w:after="0" w:line="240" w:lineRule="auto"/>
+        <w:rPr>
+          <w:rFonts w:ascii="Consolas" w:eastAsia="Times New Roman" w:hAnsi="Consolas" w:cs="Times New Roman"/>
+          <w:color w:val="000000"/>
+          <w:sz w:val="21"/>
+          <w:szCs w:val="21"/>
+        </w:rPr>
+      </w:pPr>
+      <w:r>
+        <w:rPr>
+          <w:rFonts w:ascii="Consolas" w:eastAsia="Times New Roman" w:hAnsi="Consolas" w:cs="Times New Roman"/>
+          <w:color w:val="0000FF"/>
+          <w:sz w:val="21"/>
+          <w:szCs w:val="21"/>
+        </w:rPr>
+        <w:t>package</w:t>
+      </w:r>
+      <w:r>
+        <w:rPr>
+          <w:rFonts w:ascii="Consolas" w:eastAsia="Times New Roman" w:hAnsi="Consolas" w:cs="Times New Roman"/>
+          <w:color w:val="000000"/>
+          <w:sz w:val="21"/>
+          <w:szCs w:val="21"/>
+        </w:rPr>
+        <w:t xml:space="preserve"> </w:t>
+      </w:r>
+      <w:r>
+        <w:rPr>
+          <w:rFonts w:ascii="Consolas" w:eastAsia="Times New Roman" w:hAnsi="Consolas" w:cs="Times New Roman"/>
+          <w:color w:val="267F99"/>
+          <w:sz w:val="21"/>
+          <w:szCs w:val="21"/>
+        </w:rPr>
+        <w:t>lab03task02</w:t>
+      </w:r>
+      <w:r>
+        <w:rPr>
+          <w:rFonts w:ascii="Consolas" w:eastAsia="Times New Roman" w:hAnsi="Consolas" w:cs="Times New Roman"/>
+          <w:color w:val="000000"/>
+          <w:sz w:val="21"/>
+          <w:szCs w:val="21"/>
+        </w:rPr>
+        <w:t>;</w:t>
+      </w:r>
+    </w:p>
+    <w:p>
+      <w:pPr>
+        <w:shd w:val="clear" w:color="auto" w:fill="FFFFFF"/>
+        <w:spacing w:after="0" w:line="240" w:lineRule="auto"/>
+        <w:rPr>
+          <w:rFonts w:ascii="Consolas" w:eastAsia="Times New Roman" w:hAnsi="Consolas" w:cs="Times New Roman"/>
+          <w:color w:val="000000"/>
+          <w:sz w:val="21"/>
+          <w:szCs w:val="21"/>
+        </w:rPr>
+      </w:pPr>
+    </w:p>
+    <w:p>
+      <w:pPr>
+        <w:shd w:val="clear" w:color="auto" w:fill="FFFFFF"/>
+        <w:spacing w:after="0" w:line="240" w:lineRule="auto"/>
+        <w:rPr>
+          <w:rFonts w:ascii="Consolas" w:eastAsia="Times New Roman" w:hAnsi="Consolas" w:cs="Times New Roman"/>
+          <w:color w:val="000000"/>
+          <w:sz w:val="21"/>
+          <w:szCs w:val="21"/>
+        </w:rPr>
+      </w:pPr>
+      <w:r>
+        <w:rPr>
+          <w:rFonts w:ascii="Consolas" w:eastAsia="Times New Roman" w:hAnsi="Consolas" w:cs="Times New Roman"/>
+          <w:color w:val="0000FF"/>
+          <w:sz w:val="21"/>
+          <w:szCs w:val="21"/>
+        </w:rPr>
+        <w:t>public</w:t>
+      </w:r>
+      <w:r>
+        <w:rPr>
+          <w:rFonts w:ascii="Consolas" w:eastAsia="Times New Roman" w:hAnsi="Consolas" w:cs="Times New Roman"/>
+          <w:color w:val="000000"/>
+          <w:sz w:val="21"/>
+          <w:szCs w:val="21"/>
+        </w:rPr>
+        <w:t xml:space="preserve"> </w:t>
+      </w:r>
+      <w:r>
+        <w:rPr>
+          <w:rFonts w:ascii="Consolas" w:eastAsia="Times New Roman" w:hAnsi="Consolas" w:cs="Times New Roman"/>
+          <w:color w:val="0000FF"/>
+          <w:sz w:val="21"/>
+          <w:szCs w:val="21"/>
+        </w:rPr>
+        <w:t>class</w:t>
+      </w:r>
+      <w:r>
+        <w:rPr>
+          <w:rFonts w:ascii="Consolas" w:eastAsia="Times New Roman" w:hAnsi="Consolas" w:cs="Times New Roman"/>
+          <w:color w:val="000000"/>
+          <w:sz w:val="21"/>
+          <w:szCs w:val="21"/>
+        </w:rPr>
+        <w:t xml:space="preserve"> </w:t>
+      </w:r>
+      <w:r>
+        <w:rPr>
+          <w:rFonts w:ascii="Consolas" w:eastAsia="Times New Roman" w:hAnsi="Consolas" w:cs="Times New Roman"/>
+          <w:color w:val="267F99"/>
+          <w:sz w:val="21"/>
+          <w:szCs w:val="21"/>
+        </w:rPr>
+        <w:t>Sphere</w:t>
+      </w:r>
+      <w:r>
+        <w:rPr>
+          <w:rFonts w:ascii="Consolas" w:eastAsia="Times New Roman" w:hAnsi="Consolas" w:cs="Times New Roman"/>
+          <w:color w:val="000000"/>
+          <w:sz w:val="21"/>
+          <w:szCs w:val="21"/>
+        </w:rPr>
+        <w:t xml:space="preserve"> {</w:t>
+      </w:r>
+    </w:p>
+    <w:p>
+      <w:pPr>
+        <w:shd w:val="clear" w:color="auto" w:fill="FFFFFF"/>
+        <w:spacing w:after="0" w:line="240" w:lineRule="auto"/>
+        <w:rPr>
+          <w:rFonts w:ascii="Consolas" w:eastAsia="Times New Roman" w:hAnsi="Consolas" w:cs="Times New Roman"/>
+          <w:color w:val="000000"/>
+          <w:sz w:val="21"/>
+          <w:szCs w:val="21"/>
+        </w:rPr>
+      </w:pPr>
+      <w:r>
+        <w:rPr>
+          <w:rFonts w:ascii="Consolas" w:eastAsia="Times New Roman" w:hAnsi="Consolas" w:cs="Times New Roman"/>
+          <w:color w:val="000000"/>
+          <w:sz w:val="21"/>
+          <w:szCs w:val="21"/>
+        </w:rPr>
+        <w:t xml:space="preserve">    </w:t>
+      </w:r>
+    </w:p>
+    <w:p>
+      <w:pPr>
+        <w:shd w:val="clear" w:color="auto" w:fill="FFFFFF"/>
+        <w:spacing w:after="0" w:line="240" w:lineRule="auto"/>
+        <w:rPr>
+          <w:rFonts w:ascii="Consolas" w:eastAsia="Times New Roman" w:hAnsi="Consolas" w:cs="Times New Roman"/>
+          <w:color w:val="000000"/>
+          <w:sz w:val="21"/>
+          <w:szCs w:val="21"/>
+        </w:rPr>
+      </w:pPr>
+      <w:r>
+        <w:rPr>
+          <w:rFonts w:ascii="Consolas" w:eastAsia="Times New Roman" w:hAnsi="Consolas" w:cs="Times New Roman"/>
+          <w:color w:val="000000"/>
+          <w:sz w:val="21"/>
+          <w:szCs w:val="21"/>
+        </w:rPr>
+        <w:t xml:space="preserve">    </w:t>
+      </w:r>
+      <w:r>
+        <w:rPr>
+          <w:rFonts w:ascii="Consolas" w:eastAsia="Times New Roman" w:hAnsi="Consolas" w:cs="Times New Roman"/>
+          <w:color w:val="0000FF"/>
+          <w:sz w:val="21"/>
+          <w:szCs w:val="21"/>
+        </w:rPr>
+        <w:t>private</w:t>
+      </w:r>
+      <w:r>
+        <w:rPr>
+          <w:rFonts w:ascii="Consolas" w:eastAsia="Times New Roman" w:hAnsi="Consolas" w:cs="Times New Roman"/>
+          <w:color w:val="000000"/>
+          <w:sz w:val="21"/>
+          <w:szCs w:val="21"/>
+        </w:rPr>
+        <w:t xml:space="preserve"> </w:t>
+      </w:r>
+      <w:r>
+        <w:rPr>
+          <w:rFonts w:ascii="Consolas" w:eastAsia="Times New Roman" w:hAnsi="Consolas" w:cs="Times New Roman"/>
+          <w:color w:val="267F99"/>
+          <w:sz w:val="21"/>
+          <w:szCs w:val="21"/>
+        </w:rPr>
+        <w:t>double</w:t>
+      </w:r>
+      <w:r>
+        <w:rPr>
+          <w:rFonts w:ascii="Consolas" w:eastAsia="Times New Roman" w:hAnsi="Consolas" w:cs="Times New Roman"/>
+          <w:color w:val="000000"/>
+          <w:sz w:val="21"/>
+          <w:szCs w:val="21"/>
+        </w:rPr>
+        <w:t xml:space="preserve"> </w:t>
+      </w:r>
+      <w:r>
+        <w:rPr>
+          <w:rFonts w:ascii="Consolas" w:eastAsia="Times New Roman" w:hAnsi="Consolas" w:cs="Times New Roman"/>
+          <w:color w:val="001080"/>
+          <w:sz w:val="21"/>
+          <w:szCs w:val="21"/>
+        </w:rPr>
+        <w:t>radius</w:t>
+      </w:r>
+      <w:r>
+        <w:rPr>
+          <w:rFonts w:ascii="Consolas" w:eastAsia="Times New Roman" w:hAnsi="Consolas" w:cs="Times New Roman"/>
+          <w:color w:val="000000"/>
+          <w:sz w:val="21"/>
+          <w:szCs w:val="21"/>
+        </w:rPr>
+        <w:t>;</w:t>
+      </w:r>
+    </w:p>
+    <w:p>
+      <w:pPr>
+        <w:shd w:val="clear" w:color="auto" w:fill="FFFFFF"/>
+        <w:spacing w:after="0" w:line="240" w:lineRule="auto"/>
+        <w:rPr>
+          <w:rFonts w:ascii="Consolas" w:eastAsia="Times New Roman" w:hAnsi="Consolas" w:cs="Times New Roman"/>
+          <w:color w:val="000000"/>
+          <w:sz w:val="21"/>
+          <w:szCs w:val="21"/>
+        </w:rPr>
+      </w:pPr>
+      <w:r>
+        <w:rPr>
+          <w:rFonts w:ascii="Consolas" w:eastAsia="Times New Roman" w:hAnsi="Consolas" w:cs="Times New Roman"/>
+          <w:color w:val="000000"/>
+          <w:sz w:val="21"/>
+          <w:szCs w:val="21"/>
+        </w:rPr>
+        <w:t xml:space="preserve">    </w:t>
+      </w:r>
+    </w:p>
+    <w:p>
+      <w:pPr>
+        <w:shd w:val="clear" w:color="auto" w:fill="FFFFFF"/>
+        <w:spacing w:after="0" w:line="240" w:lineRule="auto"/>
+        <w:rPr>
+          <w:rFonts w:ascii="Consolas" w:eastAsia="Times New Roman" w:hAnsi="Consolas" w:cs="Times New Roman"/>
+          <w:color w:val="000000"/>
+          <w:sz w:val="21"/>
+          <w:szCs w:val="21"/>
+        </w:rPr>
+      </w:pPr>
+      <w:r>
+        <w:rPr>
+          <w:rFonts w:ascii="Consolas" w:eastAsia="Times New Roman" w:hAnsi="Consolas" w:cs="Times New Roman"/>
+          <w:color w:val="000000"/>
+          <w:sz w:val="21"/>
+          <w:szCs w:val="21"/>
+        </w:rPr>
+        <w:t xml:space="preserve">    </w:t>
+      </w:r>
+      <w:r>
+        <w:rPr>
+          <w:rFonts w:ascii="Consolas" w:eastAsia="Times New Roman" w:hAnsi="Consolas" w:cs="Times New Roman"/>
+          <w:color w:val="0000FF"/>
+          <w:sz w:val="21"/>
+          <w:szCs w:val="21"/>
+        </w:rPr>
+        <w:t>public</w:t>
+      </w:r>
+      <w:r>
+        <w:rPr>
+          <w:rFonts w:ascii="Consolas" w:eastAsia="Times New Roman" w:hAnsi="Consolas" w:cs="Times New Roman"/>
+          <w:color w:val="000000"/>
+          <w:sz w:val="21"/>
+          <w:szCs w:val="21"/>
+        </w:rPr>
+        <w:t xml:space="preserve"> </w:t>
+      </w:r>
+      <w:r>
+        <w:rPr>
+          <w:rFonts w:ascii="Consolas" w:eastAsia="Times New Roman" w:hAnsi="Consolas" w:cs="Times New Roman"/>
+          <w:color w:val="267F99"/>
+          <w:sz w:val="21"/>
+          <w:szCs w:val="21"/>
+        </w:rPr>
+        <w:t>double</w:t>
+      </w:r>
+      <w:r>
+        <w:rPr>
+          <w:rFonts w:ascii="Consolas" w:eastAsia="Times New Roman" w:hAnsi="Consolas" w:cs="Times New Roman"/>
+          <w:color w:val="000000"/>
+          <w:sz w:val="21"/>
+          <w:szCs w:val="21"/>
+        </w:rPr>
+        <w:t xml:space="preserve"> </w:t>
+      </w:r>
+      <w:r>
+        <w:rPr>
+          <w:rFonts w:ascii="Consolas" w:eastAsia="Times New Roman" w:hAnsi="Consolas" w:cs="Times New Roman"/>
+          <w:color w:val="795E26"/>
+          <w:sz w:val="21"/>
+          <w:szCs w:val="21"/>
+        </w:rPr>
+        <w:t>getRadius</w:t>
+      </w:r>
+      <w:r>
+        <w:rPr>
+          <w:rFonts w:ascii="Consolas" w:eastAsia="Times New Roman" w:hAnsi="Consolas" w:cs="Times New Roman"/>
+          <w:color w:val="000000"/>
+          <w:sz w:val="21"/>
+          <w:szCs w:val="21"/>
+        </w:rPr>
+        <w:t>(){</w:t>
+      </w:r>
+    </w:p>
+    <w:p>
+      <w:pPr>
+        <w:shd w:val="clear" w:color="auto" w:fill="FFFFFF"/>
+        <w:spacing w:after="0" w:line="240" w:lineRule="auto"/>
+        <w:rPr>
+          <w:rFonts w:ascii="Consolas" w:eastAsia="Times New Roman" w:hAnsi="Consolas" w:cs="Times New Roman"/>
+          <w:color w:val="000000"/>
+          <w:sz w:val="21"/>
+          <w:szCs w:val="21"/>
+        </w:rPr>
+      </w:pPr>
+      <w:r>
+        <w:rPr>
+          <w:rFonts w:ascii="Consolas" w:eastAsia="Times New Roman" w:hAnsi="Consolas" w:cs="Times New Roman"/>
+          <w:color w:val="000000"/>
+          <w:sz w:val="21"/>
+          <w:szCs w:val="21"/>
+        </w:rPr>
+        <w:t xml:space="preserve">        </w:t>
+      </w:r>
+      <w:r>
+        <w:rPr>
+          <w:rFonts w:ascii="Consolas" w:eastAsia="Times New Roman" w:hAnsi="Consolas" w:cs="Times New Roman"/>
+          <w:color w:val="AF00DB"/>
+          <w:sz w:val="21"/>
+          <w:szCs w:val="21"/>
+        </w:rPr>
+        <w:t>return</w:t>
+      </w:r>
+      <w:r>
+        <w:rPr>
+          <w:rFonts w:ascii="Consolas" w:eastAsia="Times New Roman" w:hAnsi="Consolas" w:cs="Times New Roman"/>
+          <w:color w:val="000000"/>
+          <w:sz w:val="21"/>
+          <w:szCs w:val="21"/>
+        </w:rPr>
+        <w:t xml:space="preserve"> </w:t>
+      </w:r>
+      <w:r>
+        <w:rPr>
+          <w:rFonts w:ascii="Consolas" w:eastAsia="Times New Roman" w:hAnsi="Consolas" w:cs="Times New Roman"/>
+          <w:color w:val="001080"/>
+          <w:sz w:val="21"/>
+          <w:szCs w:val="21"/>
+        </w:rPr>
+        <w:t>radius</w:t>
+      </w:r>
+      <w:r>
+        <w:rPr>
+          <w:rFonts w:ascii="Consolas" w:eastAsia="Times New Roman" w:hAnsi="Consolas" w:cs="Times New Roman"/>
+          <w:color w:val="000000"/>
+          <w:sz w:val="21"/>
+          <w:szCs w:val="21"/>
+        </w:rPr>
+        <w:t>;</w:t>
+      </w:r>
+    </w:p>
+    <w:p>
+      <w:pPr>
+        <w:shd w:val="clear" w:color="auto" w:fill="FFFFFF"/>
+        <w:spacing w:after="0" w:line="240" w:lineRule="auto"/>
+        <w:rPr>
+          <w:rFonts w:ascii="Consolas" w:eastAsia="Times New Roman" w:hAnsi="Consolas" w:cs="Times New Roman"/>
+          <w:color w:val="000000"/>
+          <w:sz w:val="21"/>
+          <w:szCs w:val="21"/>
+        </w:rPr>
+      </w:pPr>
+      <w:r>
+        <w:rPr>
+          <w:rFonts w:ascii="Consolas" w:eastAsia="Times New Roman" w:hAnsi="Consolas" w:cs="Times New Roman"/>
+          <w:color w:val="000000"/>
+          <w:sz w:val="21"/>
+          <w:szCs w:val="21"/>
+        </w:rPr>
+        <w:t>    }</w:t>
+      </w:r>
+    </w:p>
+    <w:p>
+      <w:pPr>
+        <w:shd w:val="clear" w:color="auto" w:fill="FFFFFF"/>
+        <w:spacing w:after="0" w:line="240" w:lineRule="auto"/>
+        <w:rPr>
+          <w:rFonts w:ascii="Consolas" w:eastAsia="Times New Roman" w:hAnsi="Consolas" w:cs="Times New Roman"/>
+          <w:color w:val="000000"/>
+          <w:sz w:val="21"/>
+          <w:szCs w:val="21"/>
+        </w:rPr>
+      </w:pPr>
+      <w:r>
+        <w:rPr>
+          <w:rFonts w:ascii="Consolas" w:eastAsia="Times New Roman" w:hAnsi="Consolas" w:cs="Times New Roman"/>
+          <w:color w:val="000000"/>
+          <w:sz w:val="21"/>
+          <w:szCs w:val="21"/>
+        </w:rPr>
+        <w:t xml:space="preserve">    </w:t>
+      </w:r>
+      <w:r>
+        <w:rPr>
+          <w:rFonts w:ascii="Consolas" w:eastAsia="Times New Roman" w:hAnsi="Consolas" w:cs="Times New Roman"/>
+          <w:color w:val="0000FF"/>
+          <w:sz w:val="21"/>
+          <w:szCs w:val="21"/>
+        </w:rPr>
+        <w:t>public</w:t>
+      </w:r>
+      <w:r>
+        <w:rPr>
+          <w:rFonts w:ascii="Consolas" w:eastAsia="Times New Roman" w:hAnsi="Consolas" w:cs="Times New Roman"/>
+          <w:color w:val="000000"/>
+          <w:sz w:val="21"/>
+          <w:szCs w:val="21"/>
+        </w:rPr>
+        <w:t xml:space="preserve"> </w:t>
+      </w:r>
+      <w:r>
+        <w:rPr>
+          <w:rFonts w:ascii="Consolas" w:eastAsia="Times New Roman" w:hAnsi="Consolas" w:cs="Times New Roman"/>
+          <w:color w:val="267F99"/>
+          <w:sz w:val="21"/>
+          <w:szCs w:val="21"/>
+        </w:rPr>
+        <w:t>void</w:t>
+      </w:r>
+      <w:r>
+        <w:rPr>
+          <w:rFonts w:ascii="Consolas" w:eastAsia="Times New Roman" w:hAnsi="Consolas" w:cs="Times New Roman"/>
+          <w:color w:val="000000"/>
+          <w:sz w:val="21"/>
+          <w:szCs w:val="21"/>
+        </w:rPr>
+        <w:t xml:space="preserve"> </w:t>
+      </w:r>
+      <w:r>
+        <w:rPr>
+          <w:rFonts w:ascii="Consolas" w:eastAsia="Times New Roman" w:hAnsi="Consolas" w:cs="Times New Roman"/>
+          <w:color w:val="795E26"/>
+          <w:sz w:val="21"/>
+          <w:szCs w:val="21"/>
+        </w:rPr>
+        <w:t>setRadius</w:t>
+      </w:r>
+      <w:r>
+        <w:rPr>
+          <w:rFonts w:ascii="Consolas" w:eastAsia="Times New Roman" w:hAnsi="Consolas" w:cs="Times New Roman"/>
+          <w:color w:val="000000"/>
+          <w:sz w:val="21"/>
+          <w:szCs w:val="21"/>
+        </w:rPr>
+        <w:t xml:space="preserve"> (</w:t>
+      </w:r>
+      <w:r>
+        <w:rPr>
+          <w:rFonts w:ascii="Consolas" w:eastAsia="Times New Roman" w:hAnsi="Consolas" w:cs="Times New Roman"/>
+          <w:color w:val="267F99"/>
+          <w:sz w:val="21"/>
+          <w:szCs w:val="21"/>
+        </w:rPr>
+        <w:t>double</w:t>
+      </w:r>
+      <w:r>
+        <w:rPr>
+          <w:rFonts w:ascii="Consolas" w:eastAsia="Times New Roman" w:hAnsi="Consolas" w:cs="Times New Roman"/>
+          <w:color w:val="000000"/>
+          <w:sz w:val="21"/>
+          <w:szCs w:val="21"/>
+        </w:rPr>
+        <w:t xml:space="preserve"> </w:t>
+      </w:r>
+      <w:r>
+        <w:rPr>
+          <w:rFonts w:ascii="Consolas" w:eastAsia="Times New Roman" w:hAnsi="Consolas" w:cs="Times New Roman"/>
+          <w:color w:val="001080"/>
+          <w:sz w:val="21"/>
+          <w:szCs w:val="21"/>
+        </w:rPr>
+        <w:t>radius</w:t>
+      </w:r>
+      <w:r>
+        <w:rPr>
+          <w:rFonts w:ascii="Consolas" w:eastAsia="Times New Roman" w:hAnsi="Consolas" w:cs="Times New Roman"/>
+          <w:color w:val="000000"/>
+          <w:sz w:val="21"/>
+          <w:szCs w:val="21"/>
+        </w:rPr>
+        <w:t xml:space="preserve">){   </w:t>
+      </w:r>
+    </w:p>
+    <w:p>
+      <w:pPr>
+        <w:shd w:val="clear" w:color="auto" w:fill="FFFFFF"/>
+        <w:spacing w:after="0" w:line="240" w:lineRule="auto"/>
+        <w:rPr>
+          <w:rFonts w:ascii="Consolas" w:eastAsia="Times New Roman" w:hAnsi="Consolas" w:cs="Times New Roman"/>
+          <w:color w:val="000000"/>
+          <w:sz w:val="21"/>
+          <w:szCs w:val="21"/>
+        </w:rPr>
+      </w:pPr>
+      <w:r>
+        <w:rPr>
+          <w:rFonts w:ascii="Consolas" w:eastAsia="Times New Roman" w:hAnsi="Consolas" w:cs="Times New Roman"/>
+          <w:color w:val="000000"/>
+          <w:sz w:val="21"/>
+          <w:szCs w:val="21"/>
+        </w:rPr>
+        <w:t xml:space="preserve">        </w:t>
+      </w:r>
+      <w:r>
+        <w:rPr>
+          <w:rFonts w:ascii="Consolas" w:eastAsia="Times New Roman" w:hAnsi="Consolas" w:cs="Times New Roman"/>
+          <w:color w:val="0000FF"/>
+          <w:sz w:val="21"/>
+          <w:szCs w:val="21"/>
+        </w:rPr>
+        <w:t>this</w:t>
+      </w:r>
+      <w:r>
+        <w:rPr>
+          <w:rFonts w:ascii="Consolas" w:eastAsia="Times New Roman" w:hAnsi="Consolas" w:cs="Times New Roman"/>
+          <w:color w:val="000000"/>
+          <w:sz w:val="21"/>
+          <w:szCs w:val="21"/>
+        </w:rPr>
+        <w:t>.</w:t>
+      </w:r>
+      <w:r>
+        <w:rPr>
+          <w:rFonts w:ascii="Consolas" w:eastAsia="Times New Roman" w:hAnsi="Consolas" w:cs="Times New Roman"/>
+          <w:color w:val="001080"/>
+          <w:sz w:val="21"/>
+          <w:szCs w:val="21"/>
+        </w:rPr>
+        <w:t>radius</w:t>
+      </w:r>
+      <w:r>
+        <w:rPr>
+          <w:rFonts w:ascii="Consolas" w:eastAsia="Times New Roman" w:hAnsi="Consolas" w:cs="Times New Roman"/>
+          <w:color w:val="000000"/>
+          <w:sz w:val="21"/>
+          <w:szCs w:val="21"/>
+        </w:rPr>
+        <w:t xml:space="preserve"> = </w:t>
+      </w:r>
+      <w:r>
+        <w:rPr>
+          <w:rFonts w:ascii="Consolas" w:eastAsia="Times New Roman" w:hAnsi="Consolas" w:cs="Times New Roman"/>
+          <w:color w:val="001080"/>
+          <w:sz w:val="21"/>
+          <w:szCs w:val="21"/>
+        </w:rPr>
+        <w:t>radius</w:t>
+      </w:r>
+      <w:r>
+        <w:rPr>
+          <w:rFonts w:ascii="Consolas" w:eastAsia="Times New Roman" w:hAnsi="Consolas" w:cs="Times New Roman"/>
+          <w:color w:val="000000"/>
+          <w:sz w:val="21"/>
+          <w:szCs w:val="21"/>
+        </w:rPr>
+        <w:t>;</w:t>
+      </w:r>
+    </w:p>
+    <w:p>
+      <w:pPr>
+        <w:shd w:val="clear" w:color="auto" w:fill="FFFFFF"/>
+        <w:spacing w:after="0" w:line="240" w:lineRule="auto"/>
+        <w:rPr>
+          <w:rFonts w:ascii="Consolas" w:eastAsia="Times New Roman" w:hAnsi="Consolas" w:cs="Times New Roman"/>
+          <w:color w:val="000000"/>
+          <w:sz w:val="21"/>
+          <w:szCs w:val="21"/>
+        </w:rPr>
+      </w:pPr>
+      <w:r>
+        <w:rPr>
+          <w:rFonts w:ascii="Consolas" w:eastAsia="Times New Roman" w:hAnsi="Consolas" w:cs="Times New Roman"/>
+          <w:color w:val="000000"/>
+          <w:sz w:val="21"/>
+          <w:szCs w:val="21"/>
+        </w:rPr>
+        <w:t>    }</w:t>
+      </w:r>
+    </w:p>
+    <w:p>
+      <w:pPr>
+        <w:shd w:val="clear" w:color="auto" w:fill="FFFFFF"/>
+        <w:spacing w:after="0" w:line="240" w:lineRule="auto"/>
+        <w:rPr>
+          <w:rFonts w:ascii="Consolas" w:eastAsia="Times New Roman" w:hAnsi="Consolas" w:cs="Times New Roman"/>
+          <w:color w:val="000000"/>
+          <w:sz w:val="21"/>
+          <w:szCs w:val="21"/>
+        </w:rPr>
+      </w:pPr>
+      <w:r>
+        <w:rPr>
+          <w:rFonts w:ascii="Consolas" w:eastAsia="Times New Roman" w:hAnsi="Consolas" w:cs="Times New Roman"/>
+          <w:color w:val="000000"/>
+          <w:sz w:val="21"/>
+          <w:szCs w:val="21"/>
+        </w:rPr>
+        <w:t xml:space="preserve">    </w:t>
+      </w:r>
+      <w:r>
+        <w:rPr>
+          <w:rFonts w:ascii="Consolas" w:eastAsia="Times New Roman" w:hAnsi="Consolas" w:cs="Times New Roman"/>
+          <w:color w:val="0000FF"/>
+          <w:sz w:val="21"/>
+          <w:szCs w:val="21"/>
+        </w:rPr>
+        <w:t>public</w:t>
+      </w:r>
+      <w:r>
+        <w:rPr>
+          <w:rFonts w:ascii="Consolas" w:eastAsia="Times New Roman" w:hAnsi="Consolas" w:cs="Times New Roman"/>
+          <w:color w:val="000000"/>
+          <w:sz w:val="21"/>
+          <w:szCs w:val="21"/>
+        </w:rPr>
+        <w:t xml:space="preserve"> </w:t>
+      </w:r>
+      <w:r>
+        <w:rPr>
+          <w:rFonts w:ascii="Consolas" w:eastAsia="Times New Roman" w:hAnsi="Consolas" w:cs="Times New Roman"/>
+          <w:color w:val="267F99"/>
+          <w:sz w:val="21"/>
+          <w:szCs w:val="21"/>
+        </w:rPr>
+        <w:t>double</w:t>
+      </w:r>
+      <w:r>
+        <w:rPr>
+          <w:rFonts w:ascii="Consolas" w:eastAsia="Times New Roman" w:hAnsi="Consolas" w:cs="Times New Roman"/>
+          <w:color w:val="000000"/>
+          <w:sz w:val="21"/>
+          <w:szCs w:val="21"/>
+        </w:rPr>
+        <w:t xml:space="preserve"> </w:t>
+      </w:r>
+      <w:r>
+        <w:rPr>
+          <w:rFonts w:ascii="Consolas" w:eastAsia="Times New Roman" w:hAnsi="Consolas" w:cs="Times New Roman"/>
+          <w:color w:val="795E26"/>
+          <w:sz w:val="21"/>
+          <w:szCs w:val="21"/>
+        </w:rPr>
+        <w:t>surfaceArea</w:t>
+      </w:r>
+      <w:r>
+        <w:rPr>
+          <w:rFonts w:ascii="Consolas" w:eastAsia="Times New Roman" w:hAnsi="Consolas" w:cs="Times New Roman"/>
+          <w:color w:val="000000"/>
+          <w:sz w:val="21"/>
+          <w:szCs w:val="21"/>
+        </w:rPr>
+        <w:t>(){</w:t>
+      </w:r>
+    </w:p>
+    <w:p>
+      <w:pPr>
+        <w:shd w:val="clear" w:color="auto" w:fill="FFFFFF"/>
+        <w:spacing w:after="0" w:line="240" w:lineRule="auto"/>
+        <w:rPr>
+          <w:rFonts w:ascii="Consolas" w:eastAsia="Times New Roman" w:hAnsi="Consolas" w:cs="Times New Roman"/>
+          <w:color w:val="000000"/>
+          <w:sz w:val="21"/>
+          <w:szCs w:val="21"/>
+        </w:rPr>
+      </w:pPr>
+      <w:r>
+        <w:rPr>
+          <w:rFonts w:ascii="Consolas" w:eastAsia="Times New Roman" w:hAnsi="Consolas" w:cs="Times New Roman"/>
+          <w:color w:val="000000"/>
+          <w:sz w:val="21"/>
+          <w:szCs w:val="21"/>
+        </w:rPr>
+        <w:t xml:space="preserve">        </w:t>
+      </w:r>
+      <w:r>
+        <w:rPr>
+          <w:rFonts w:ascii="Consolas" w:eastAsia="Times New Roman" w:hAnsi="Consolas" w:cs="Times New Roman"/>
+          <w:color w:val="AF00DB"/>
+          <w:sz w:val="21"/>
+          <w:szCs w:val="21"/>
+        </w:rPr>
+        <w:t>return</w:t>
+      </w:r>
+      <w:r>
+        <w:rPr>
+          <w:rFonts w:ascii="Consolas" w:eastAsia="Times New Roman" w:hAnsi="Consolas" w:cs="Times New Roman"/>
+          <w:color w:val="000000"/>
+          <w:sz w:val="21"/>
+          <w:szCs w:val="21"/>
+        </w:rPr>
+        <w:t xml:space="preserve"> </w:t>
+      </w:r>
+      <w:r>
+        <w:rPr>
+          <w:rFonts w:ascii="Consolas" w:eastAsia="Times New Roman" w:hAnsi="Consolas" w:cs="Times New Roman"/>
+          <w:color w:val="098658"/>
+          <w:sz w:val="21"/>
+          <w:szCs w:val="21"/>
+        </w:rPr>
+        <w:t>4</w:t>
+      </w:r>
+      <w:r>
+        <w:rPr>
+          <w:rFonts w:ascii="Consolas" w:eastAsia="Times New Roman" w:hAnsi="Consolas" w:cs="Times New Roman"/>
+          <w:color w:val="000000"/>
+          <w:sz w:val="21"/>
+          <w:szCs w:val="21"/>
+        </w:rPr>
+        <w:t>*</w:t>
+      </w:r>
+      <w:r>
+        <w:rPr>
+          <w:rFonts w:ascii="Consolas" w:eastAsia="Times New Roman" w:hAnsi="Consolas" w:cs="Times New Roman"/>
+          <w:color w:val="098658"/>
+          <w:sz w:val="21"/>
+          <w:szCs w:val="21"/>
+        </w:rPr>
+        <w:t>3.142</w:t>
+      </w:r>
+      <w:r>
+        <w:rPr>
+          <w:rFonts w:ascii="Consolas" w:eastAsia="Times New Roman" w:hAnsi="Consolas" w:cs="Times New Roman"/>
+          <w:color w:val="000000"/>
+          <w:sz w:val="21"/>
+          <w:szCs w:val="21"/>
+        </w:rPr>
+        <w:t>*</w:t>
+      </w:r>
+      <w:r>
+        <w:rPr>
+          <w:rFonts w:ascii="Consolas" w:eastAsia="Times New Roman" w:hAnsi="Consolas" w:cs="Times New Roman"/>
+          <w:color w:val="001080"/>
+          <w:sz w:val="21"/>
+          <w:szCs w:val="21"/>
+        </w:rPr>
+        <w:t>radius</w:t>
+      </w:r>
+      <w:r>
+        <w:rPr>
+          <w:rFonts w:ascii="Consolas" w:eastAsia="Times New Roman" w:hAnsi="Consolas" w:cs="Times New Roman"/>
+          <w:color w:val="000000"/>
+          <w:sz w:val="21"/>
+          <w:szCs w:val="21"/>
+        </w:rPr>
+        <w:t>*</w:t>
+      </w:r>
+      <w:r>
+        <w:rPr>
+          <w:rFonts w:ascii="Consolas" w:eastAsia="Times New Roman" w:hAnsi="Consolas" w:cs="Times New Roman"/>
+          <w:color w:val="001080"/>
+          <w:sz w:val="21"/>
+          <w:szCs w:val="21"/>
+        </w:rPr>
+        <w:t>radius</w:t>
+      </w:r>
+      <w:r>
+        <w:rPr>
+          <w:rFonts w:ascii="Consolas" w:eastAsia="Times New Roman" w:hAnsi="Consolas" w:cs="Times New Roman"/>
+          <w:color w:val="000000"/>
+          <w:sz w:val="21"/>
+          <w:szCs w:val="21"/>
+        </w:rPr>
+        <w:t>;</w:t>
+      </w:r>
+    </w:p>
+    <w:p>
+      <w:pPr>
+        <w:shd w:val="clear" w:color="auto" w:fill="FFFFFF"/>
+        <w:spacing w:after="0" w:line="240" w:lineRule="auto"/>
+        <w:rPr>
+          <w:rFonts w:ascii="Consolas" w:eastAsia="Times New Roman" w:hAnsi="Consolas" w:cs="Times New Roman"/>
+          <w:color w:val="000000"/>
+          <w:sz w:val="21"/>
+          <w:szCs w:val="21"/>
+        </w:rPr>
+      </w:pPr>
+      <w:r>
+        <w:rPr>
+          <w:rFonts w:ascii="Consolas" w:eastAsia="Times New Roman" w:hAnsi="Consolas" w:cs="Times New Roman"/>
+          <w:color w:val="000000"/>
+          <w:sz w:val="21"/>
+          <w:szCs w:val="21"/>
+        </w:rPr>
+        <w:t>    }</w:t>
+      </w:r>
+    </w:p>
+    <w:p>
+      <w:pPr>
+        <w:shd w:val="clear" w:color="auto" w:fill="FFFFFF"/>
+        <w:spacing w:after="0" w:line="240" w:lineRule="auto"/>
+        <w:rPr>
+          <w:rFonts w:ascii="Consolas" w:eastAsia="Times New Roman" w:hAnsi="Consolas" w:cs="Times New Roman"/>
+          <w:color w:val="000000"/>
+          <w:sz w:val="21"/>
+          <w:szCs w:val="21"/>
+        </w:rPr>
+      </w:pPr>
+      <w:r>
+        <w:rPr>
+          <w:rFonts w:ascii="Consolas" w:eastAsia="Times New Roman" w:hAnsi="Consolas" w:cs="Times New Roman"/>
+          <w:color w:val="000000"/>
+          <w:sz w:val="21"/>
+          <w:szCs w:val="21"/>
+        </w:rPr>
+        <w:t xml:space="preserve">    </w:t>
+      </w:r>
+      <w:r>
+        <w:rPr>
+          <w:rFonts w:ascii="Consolas" w:eastAsia="Times New Roman" w:hAnsi="Consolas" w:cs="Times New Roman"/>
+          <w:color w:val="0000FF"/>
+          <w:sz w:val="21"/>
+          <w:szCs w:val="21"/>
+        </w:rPr>
+        <w:t>public</w:t>
+      </w:r>
+      <w:r>
+        <w:rPr>
+          <w:rFonts w:ascii="Consolas" w:eastAsia="Times New Roman" w:hAnsi="Consolas" w:cs="Times New Roman"/>
+          <w:color w:val="000000"/>
+          <w:sz w:val="21"/>
+          <w:szCs w:val="21"/>
+        </w:rPr>
+        <w:t xml:space="preserve"> </w:t>
+      </w:r>
+      <w:r>
+        <w:rPr>
+          <w:rFonts w:ascii="Consolas" w:eastAsia="Times New Roman" w:hAnsi="Consolas" w:cs="Times New Roman"/>
+          <w:color w:val="267F99"/>
+          <w:sz w:val="21"/>
+          <w:szCs w:val="21"/>
+        </w:rPr>
+        <w:t>double</w:t>
+      </w:r>
+      <w:r>
+        <w:rPr>
+          <w:rFonts w:ascii="Consolas" w:eastAsia="Times New Roman" w:hAnsi="Consolas" w:cs="Times New Roman"/>
+          <w:color w:val="000000"/>
+          <w:sz w:val="21"/>
+          <w:szCs w:val="21"/>
+        </w:rPr>
+        <w:t xml:space="preserve"> </w:t>
+      </w:r>
+      <w:r>
+        <w:rPr>
+          <w:rFonts w:ascii="Consolas" w:eastAsia="Times New Roman" w:hAnsi="Consolas" w:cs="Times New Roman"/>
+          <w:color w:val="795E26"/>
+          <w:sz w:val="21"/>
+          <w:szCs w:val="21"/>
+        </w:rPr>
+        <w:t>volume</w:t>
+      </w:r>
+      <w:r>
+        <w:rPr>
+          <w:rFonts w:ascii="Consolas" w:eastAsia="Times New Roman" w:hAnsi="Consolas" w:cs="Times New Roman"/>
+          <w:color w:val="000000"/>
+          <w:sz w:val="21"/>
+          <w:szCs w:val="21"/>
+        </w:rPr>
+        <w:t>(){</w:t>
+      </w:r>
+    </w:p>
+    <w:p>
+      <w:pPr>
+        <w:shd w:val="clear" w:color="auto" w:fill="FFFFFF"/>
+        <w:spacing w:after="0" w:line="240" w:lineRule="auto"/>
+        <w:rPr>
+          <w:rFonts w:ascii="Consolas" w:eastAsia="Times New Roman" w:hAnsi="Consolas" w:cs="Times New Roman"/>
+          <w:color w:val="000000"/>
+          <w:sz w:val="21"/>
+          <w:szCs w:val="21"/>
+        </w:rPr>
+      </w:pPr>
+      <w:r>
+        <w:rPr>
+          <w:rFonts w:ascii="Consolas" w:eastAsia="Times New Roman" w:hAnsi="Consolas" w:cs="Times New Roman"/>
+          <w:color w:val="000000"/>
+          <w:sz w:val="21"/>
+          <w:szCs w:val="21"/>
+        </w:rPr>
+        <w:t xml:space="preserve">        </w:t>
+      </w:r>
+      <w:r>
+        <w:rPr>
+          <w:rFonts w:ascii="Consolas" w:eastAsia="Times New Roman" w:hAnsi="Consolas" w:cs="Times New Roman"/>
+          <w:color w:val="AF00DB"/>
+          <w:sz w:val="21"/>
+          <w:szCs w:val="21"/>
+        </w:rPr>
+        <w:t>return</w:t>
+      </w:r>
+      <w:r>
+        <w:rPr>
+          <w:rFonts w:ascii="Consolas" w:eastAsia="Times New Roman" w:hAnsi="Consolas" w:cs="Times New Roman"/>
+          <w:color w:val="000000"/>
+          <w:sz w:val="21"/>
+          <w:szCs w:val="21"/>
+        </w:rPr>
+        <w:t xml:space="preserve"> (</w:t>
+      </w:r>
+      <w:r>
+        <w:rPr>
+          <w:rFonts w:ascii="Consolas" w:eastAsia="Times New Roman" w:hAnsi="Consolas" w:cs="Times New Roman"/>
+          <w:color w:val="098658"/>
+          <w:sz w:val="21"/>
+          <w:szCs w:val="21"/>
+        </w:rPr>
+        <w:t>4</w:t>
+      </w:r>
+      <w:r>
+        <w:rPr>
+          <w:rFonts w:ascii="Consolas" w:eastAsia="Times New Roman" w:hAnsi="Consolas" w:cs="Times New Roman"/>
+          <w:color w:val="000000"/>
+          <w:sz w:val="21"/>
+          <w:szCs w:val="21"/>
+        </w:rPr>
+        <w:t>/</w:t>
+      </w:r>
+      <w:r>
+        <w:rPr>
+          <w:rFonts w:ascii="Consolas" w:eastAsia="Times New Roman" w:hAnsi="Consolas" w:cs="Times New Roman"/>
+          <w:color w:val="098658"/>
+          <w:sz w:val="21"/>
+          <w:szCs w:val="21"/>
+        </w:rPr>
+        <w:t>3</w:t>
+      </w:r>
+      <w:r>
+        <w:rPr>
+          <w:rFonts w:ascii="Consolas" w:eastAsia="Times New Roman" w:hAnsi="Consolas" w:cs="Times New Roman"/>
+          <w:color w:val="000000"/>
+          <w:sz w:val="21"/>
+          <w:szCs w:val="21"/>
+        </w:rPr>
+        <w:t>)*</w:t>
+      </w:r>
+      <w:r>
+        <w:rPr>
+          <w:rFonts w:ascii="Consolas" w:eastAsia="Times New Roman" w:hAnsi="Consolas" w:cs="Times New Roman"/>
+          <w:color w:val="098658"/>
+          <w:sz w:val="21"/>
+          <w:szCs w:val="21"/>
+        </w:rPr>
+        <w:t>3.142</w:t>
+      </w:r>
+      <w:r>
+        <w:rPr>
+          <w:rFonts w:ascii="Consolas" w:eastAsia="Times New Roman" w:hAnsi="Consolas" w:cs="Times New Roman"/>
+          <w:color w:val="000000"/>
+          <w:sz w:val="21"/>
+          <w:szCs w:val="21"/>
+        </w:rPr>
+        <w:t>*</w:t>
+      </w:r>
+      <w:r>
+        <w:rPr>
+          <w:rFonts w:ascii="Consolas" w:eastAsia="Times New Roman" w:hAnsi="Consolas" w:cs="Times New Roman"/>
+          <w:color w:val="001080"/>
+          <w:sz w:val="21"/>
+          <w:szCs w:val="21"/>
+        </w:rPr>
+        <w:t>radius</w:t>
+      </w:r>
+      <w:r>
+        <w:rPr>
+          <w:rFonts w:ascii="Consolas" w:eastAsia="Times New Roman" w:hAnsi="Consolas" w:cs="Times New Roman"/>
+          <w:color w:val="000000"/>
+          <w:sz w:val="21"/>
+          <w:szCs w:val="21"/>
+        </w:rPr>
+        <w:t>*</w:t>
+      </w:r>
+      <w:r>
+        <w:rPr>
+          <w:rFonts w:ascii="Consolas" w:eastAsia="Times New Roman" w:hAnsi="Consolas" w:cs="Times New Roman"/>
+          <w:color w:val="001080"/>
+          <w:sz w:val="21"/>
+          <w:szCs w:val="21"/>
+        </w:rPr>
+        <w:t>radius</w:t>
+      </w:r>
+      <w:r>
+        <w:rPr>
+          <w:rFonts w:ascii="Consolas" w:eastAsia="Times New Roman" w:hAnsi="Consolas" w:cs="Times New Roman"/>
+          <w:color w:val="000000"/>
+          <w:sz w:val="21"/>
+          <w:szCs w:val="21"/>
+        </w:rPr>
+        <w:t>*</w:t>
+      </w:r>
+      <w:r>
+        <w:rPr>
+          <w:rFonts w:ascii="Consolas" w:eastAsia="Times New Roman" w:hAnsi="Consolas" w:cs="Times New Roman"/>
+          <w:color w:val="001080"/>
+          <w:sz w:val="21"/>
+          <w:szCs w:val="21"/>
+        </w:rPr>
+        <w:t>radius</w:t>
+      </w:r>
+      <w:r>
+        <w:rPr>
+          <w:rFonts w:ascii="Consolas" w:eastAsia="Times New Roman" w:hAnsi="Consolas" w:cs="Times New Roman"/>
+          <w:color w:val="000000"/>
+          <w:sz w:val="21"/>
+          <w:szCs w:val="21"/>
+        </w:rPr>
+        <w:t>;</w:t>
+      </w:r>
+    </w:p>
+    <w:p>
+      <w:pPr>
+        <w:shd w:val="clear" w:color="auto" w:fill="FFFFFF"/>
+        <w:spacing w:after="0" w:line="240" w:lineRule="auto"/>
+        <w:rPr>
+          <w:rFonts w:ascii="Consolas" w:eastAsia="Times New Roman" w:hAnsi="Consolas" w:cs="Times New Roman"/>
+          <w:color w:val="000000"/>
+          <w:sz w:val="21"/>
+          <w:szCs w:val="21"/>
+        </w:rPr>
+      </w:pPr>
+      <w:r>
+        <w:rPr>
+          <w:rFonts w:ascii="Consolas" w:eastAsia="Times New Roman" w:hAnsi="Consolas" w:cs="Times New Roman"/>
+          <w:color w:val="000000"/>
+          <w:sz w:val="21"/>
+          <w:szCs w:val="21"/>
+        </w:rPr>
+        <w:t xml:space="preserve">    } </w:t>
+      </w:r>
+    </w:p>
+    <w:p>
+      <w:pPr>
+        <w:shd w:val="clear" w:color="auto" w:fill="FFFFFF"/>
+        <w:spacing w:after="0" w:line="240" w:lineRule="auto"/>
+        <w:rPr>
+          <w:rFonts w:ascii="Consolas" w:eastAsia="Times New Roman" w:hAnsi="Consolas" w:cs="Times New Roman"/>
+          <w:color w:val="000000"/>
+          <w:sz w:val="21"/>
+          <w:szCs w:val="21"/>
+        </w:rPr>
+      </w:pPr>
+      <w:r>
+        <w:rPr>
+          <w:rFonts w:ascii="Consolas" w:eastAsia="Times New Roman" w:hAnsi="Consolas" w:cs="Times New Roman"/>
+          <w:color w:val="000000"/>
+          <w:sz w:val="21"/>
+          <w:szCs w:val="21"/>
+        </w:rPr>
+        <w:t>}</w:t>
+      </w:r>
+    </w:p>
+    <w:p>
+      <w:pPr>
         <w:rPr>
           <w:rFonts w:ascii="Britannic Bold" w:hAnsi="Britannic Bold"/>
           <w:color w:val="000000" w:themeColor="text1"/>
@@ -170,11 +4174,60 @@
     </w:p>
     <w:p>
       <w:pPr>
-        <w:spacing w:line="256" w:lineRule="auto"/>
+        <w:jc w:val="center"/>
+        <w:rPr>
+          <w:rFonts w:ascii="Britannic Bold" w:hAnsi="Britannic Bold"/>
+          <w:color w:val="000000" w:themeColor="text1"/>
+          <w:sz w:val="28"/>
+          <w:szCs w:val="28"/>
+        </w:rPr>
+      </w:pPr>
+      <w:r>
+        <w:rPr>
+          <w:noProof/>
+        </w:rPr>
+        <w:drawing>
+          <wp:inline distT="0" distB="0" distL="0" distR="0" wp14:anchorId="3AFAF8E0" wp14:editId="4EF1CF96">
+            <wp:extent cx="5200650" cy="1358265"/>
+            <wp:effectExtent l="0" t="0" r="0" b="0"/>
+            <wp:docPr id="2" name="Picture 2" descr="Text&#10;&#10;Description automatically generated with medium confidence"/>
+            <wp:cNvGraphicFramePr>
+              <a:graphicFrameLocks xmlns:a="http://schemas.openxmlformats.org/drawingml/2006/main" noChangeAspect="1"/>
+            </wp:cNvGraphicFramePr>
+            <a:graphic xmlns:a="http://schemas.openxmlformats.org/drawingml/2006/main">
+              <a:graphicData uri="http://schemas.openxmlformats.org/drawingml/2006/picture">
+                <pic:pic xmlns:pic="http://schemas.openxmlformats.org/drawingml/2006/picture">
+                  <pic:nvPicPr>
+                    <pic:cNvPr id="2" name="Picture 2" descr="Text&#10;&#10;Description automatically generated with medium confidence"/>
+                    <pic:cNvPicPr/>
+                  </pic:nvPicPr>
+                  <pic:blipFill>
+                    <a:blip r:embed="rId8"/>
+                    <a:stretch>
+                      <a:fillRect/>
+                    </a:stretch>
+                  </pic:blipFill>
+                  <pic:spPr>
+                    <a:xfrm>
+                      <a:off x="0" y="0"/>
+                      <a:ext cx="5310570" cy="1386973"/>
+                    </a:xfrm>
+                    <a:prstGeom prst="rect">
+                      <a:avLst/>
+                    </a:prstGeom>
+                  </pic:spPr>
+                </pic:pic>
+              </a:graphicData>
+            </a:graphic>
+          </wp:inline>
+        </w:drawing>
+      </w:r>
+    </w:p>
+    <w:p>
+      <w:pPr>
         <w:jc w:val="both"/>
         <w:rPr>
           <w:rFonts w:ascii="Times New Roman" w:hAnsi="Times New Roman" w:cs="Times New Roman"/>
-          <w:color w:val="000000" w:themeColor="text1"/>
           <w:sz w:val="28"/>
           <w:szCs w:val="28"/>
         </w:rPr>
@@ -191,11 +4244,74 @@
       <w:r>
         <w:rPr>
           <w:rFonts w:ascii="Times New Roman" w:hAnsi="Times New Roman" w:cs="Times New Roman"/>
-          <w:color w:val="000000" w:themeColor="text1"/>
           <w:sz w:val="28"/>
           <w:szCs w:val="28"/>
         </w:rPr>
-        <w:t>template</w:t>
+        <w:t xml:space="preserve">Consider a computer system whose name, type, processor specification, ram, hard disk drives, mother board, optical drive </w:t>
+      </w:r>
+      <w:r>
+        <w:rPr>
+          <w:rFonts w:ascii="Times New Roman" w:hAnsi="Times New Roman" w:cs="Times New Roman"/>
+          <w:sz w:val="28"/>
+          <w:szCs w:val="28"/>
+        </w:rPr>
+        <w:t>etc.</w:t>
+      </w:r>
+      <w:r>
+        <w:rPr>
+          <w:rFonts w:ascii="Times New Roman" w:hAnsi="Times New Roman" w:cs="Times New Roman"/>
+          <w:sz w:val="28"/>
+          <w:szCs w:val="28"/>
+        </w:rPr>
+        <w:t xml:space="preserve"> are its member variables and its desired values cannot be accessed directly. They are entered by the user in a get method (that takes information from the user) and the displays the </w:t>
+      </w:r>
+      <w:r>
+        <w:rPr>
+          <w:rFonts w:ascii="Times New Roman" w:hAnsi="Times New Roman" w:cs="Times New Roman"/>
+          <w:sz w:val="28"/>
+          <w:szCs w:val="28"/>
+        </w:rPr>
+        <w:t>input</w:t>
+      </w:r>
+      <w:r>
+        <w:rPr>
+          <w:rFonts w:ascii="Times New Roman" w:hAnsi="Times New Roman" w:cs="Times New Roman"/>
+          <w:sz w:val="28"/>
+          <w:szCs w:val="28"/>
+        </w:rPr>
+        <w:t xml:space="preserve"> information via display method. The user shall be asked to change any of the   provided information</w:t>
+      </w:r>
+      <w:r>
+        <w:rPr>
+          <w:rFonts w:ascii="Times New Roman" w:hAnsi="Times New Roman" w:cs="Times New Roman"/>
+          <w:sz w:val="28"/>
+          <w:szCs w:val="28"/>
+        </w:rPr>
+        <w:t>. If</w:t>
+      </w:r>
+      <w:r>
+        <w:rPr>
+          <w:rFonts w:ascii="Times New Roman" w:hAnsi="Times New Roman" w:cs="Times New Roman"/>
+          <w:sz w:val="28"/>
+          <w:szCs w:val="28"/>
+        </w:rPr>
+        <w:t xml:space="preserve"> he/she agrees to change the </w:t>
+      </w:r>
+      <w:r>
+        <w:rPr>
+          <w:rFonts w:ascii="Times New Roman" w:hAnsi="Times New Roman" w:cs="Times New Roman"/>
+          <w:sz w:val="28"/>
+          <w:szCs w:val="28"/>
+        </w:rPr>
+        <w:t>information,</w:t>
+      </w:r>
+      <w:r>
+        <w:rPr>
+          <w:rFonts w:ascii="Times New Roman" w:hAnsi="Times New Roman" w:cs="Times New Roman"/>
+          <w:sz w:val="28"/>
+          <w:szCs w:val="28"/>
+        </w:rPr>
+        <w:t xml:space="preserve"> then new values shall be asked from the user.</w:t>
       </w:r>
     </w:p>
     <w:p>
@@ -270,8 +4386,29 @@
           <w:sz w:val="24"/>
           <w:szCs w:val="24"/>
         </w:rPr>
-        <w:t>Employee:</w:t>
-      </w:r>
+        <w:t>Computer</w:t>
+      </w:r>
+      <w:r>
+        <w:rPr>
+          <w:rFonts w:ascii="Britannic Bold" w:eastAsia="Times New Roman" w:hAnsi="Britannic Bold" w:cs="Times New Roman"/>
+          <w:color w:val="000000"/>
+          <w:sz w:val="24"/>
+          <w:szCs w:val="24"/>
+        </w:rPr>
+        <w:t>:</w:t>
+      </w:r>
+    </w:p>
+    <w:p>
+      <w:pPr>
+        <w:shd w:val="clear" w:color="auto" w:fill="FFFFFF"/>
+        <w:spacing w:after="0" w:line="240" w:lineRule="auto"/>
+        <w:rPr>
+          <w:rFonts w:ascii="Britannic Bold" w:eastAsia="Times New Roman" w:hAnsi="Britannic Bold" w:cs="Times New Roman"/>
+          <w:color w:val="000000"/>
+          <w:sz w:val="24"/>
+          <w:szCs w:val="24"/>
+        </w:rPr>
+      </w:pPr>
     </w:p>
     <w:p>
       <w:pPr>
@@ -292,163 +4429,14 @@
         <w:t>Output:</w:t>
       </w:r>
     </w:p>
-    <w:p>
-      <w:pPr>
-        <w:spacing w:line="256" w:lineRule="auto"/>
-        <w:jc w:val="both"/>
-        <w:rPr>
-          <w:rFonts w:ascii="Times New Roman" w:hAnsi="Times New Roman" w:cs="Times New Roman"/>
-          <w:color w:val="000000" w:themeColor="text1"/>
-          <w:sz w:val="28"/>
-          <w:szCs w:val="28"/>
-        </w:rPr>
-      </w:pPr>
-      <w:r>
-        <w:rPr>
-          <w:rFonts w:ascii="Britannic Bold" w:hAnsi="Britannic Bold"/>
-          <w:color w:val="000000" w:themeColor="text1"/>
-          <w:sz w:val="32"/>
-          <w:szCs w:val="32"/>
-        </w:rPr>
-        <w:t xml:space="preserve">Task No 04: </w:t>
-      </w:r>
-      <w:r>
-        <w:rPr>
-          <w:rFonts w:ascii="Times New Roman" w:hAnsi="Times New Roman" w:cs="Times New Roman"/>
-          <w:color w:val="000000" w:themeColor="text1"/>
-          <w:sz w:val="28"/>
-          <w:szCs w:val="28"/>
-        </w:rPr>
-        <w:t>template</w:t>
-      </w:r>
-    </w:p>
-    <w:p>
-      <w:pPr>
-        <w:spacing w:line="256" w:lineRule="auto"/>
-        <w:jc w:val="both"/>
-        <w:rPr>
-          <w:rFonts w:ascii="Britannic Bold" w:hAnsi="Britannic Bold"/>
-          <w:color w:val="000000" w:themeColor="text1"/>
-          <w:sz w:val="28"/>
-          <w:szCs w:val="28"/>
-        </w:rPr>
-      </w:pPr>
-      <w:r>
-        <w:rPr>
-          <w:rFonts w:ascii="Britannic Bold" w:hAnsi="Britannic Bold"/>
-          <w:color w:val="000000" w:themeColor="text1"/>
-          <w:sz w:val="28"/>
-          <w:szCs w:val="28"/>
-        </w:rPr>
-        <w:t>Code:</w:t>
-      </w:r>
-    </w:p>
-    <w:p>
-      <w:pPr>
-        <w:rPr>
-          <w:rFonts w:ascii="Britannic Bold" w:hAnsi="Britannic Bold"/>
-          <w:color w:val="000000" w:themeColor="text1"/>
-          <w:sz w:val="28"/>
-          <w:szCs w:val="28"/>
-        </w:rPr>
-      </w:pPr>
-      <w:r>
-        <w:rPr>
-          <w:rFonts w:ascii="Britannic Bold" w:hAnsi="Britannic Bold"/>
-          <w:color w:val="000000" w:themeColor="text1"/>
-          <w:sz w:val="28"/>
-          <w:szCs w:val="28"/>
-        </w:rPr>
-        <w:t>Output:</w:t>
-      </w:r>
-    </w:p>
-    <w:p>
-      <w:pPr>
-        <w:spacing w:line="256" w:lineRule="auto"/>
-        <w:jc w:val="both"/>
-        <w:rPr>
-          <w:rFonts w:ascii="Times New Roman" w:hAnsi="Times New Roman" w:cs="Times New Roman"/>
-          <w:color w:val="000000" w:themeColor="text1"/>
-          <w:sz w:val="28"/>
-          <w:szCs w:val="28"/>
-        </w:rPr>
-      </w:pPr>
-      <w:r>
-        <w:rPr>
-          <w:rFonts w:ascii="Britannic Bold" w:hAnsi="Britannic Bold"/>
-          <w:color w:val="000000" w:themeColor="text1"/>
-          <w:sz w:val="32"/>
-          <w:szCs w:val="32"/>
-        </w:rPr>
-        <w:t>Task No 05:</w:t>
-      </w:r>
-      <w:r>
-        <w:rPr>
-          <w:rFonts w:ascii="Britannic Bold" w:hAnsi="Britannic Bold"/>
-          <w:color w:val="000000" w:themeColor="text1"/>
-          <w:sz w:val="32"/>
-          <w:szCs w:val="32"/>
-        </w:rPr>
-        <w:t xml:space="preserve"> </w:t>
-      </w:r>
-      <w:r>
-        <w:rPr>
-          <w:rFonts w:ascii="Times New Roman" w:hAnsi="Times New Roman" w:cs="Times New Roman"/>
-          <w:color w:val="000000" w:themeColor="text1"/>
-          <w:sz w:val="28"/>
-          <w:szCs w:val="28"/>
-        </w:rPr>
-        <w:t>template</w:t>
-      </w:r>
-    </w:p>
-    <w:p>
-      <w:pPr>
-        <w:spacing w:line="256" w:lineRule="auto"/>
-        <w:jc w:val="both"/>
-        <w:rPr>
-          <w:rFonts w:ascii="Britannic Bold" w:hAnsi="Britannic Bold"/>
-          <w:color w:val="000000" w:themeColor="text1"/>
-          <w:sz w:val="28"/>
-          <w:szCs w:val="28"/>
-        </w:rPr>
-      </w:pPr>
-      <w:r>
-        <w:rPr>
-          <w:rFonts w:ascii="Britannic Bold" w:hAnsi="Britannic Bold"/>
-          <w:color w:val="000000" w:themeColor="text1"/>
-          <w:sz w:val="28"/>
-          <w:szCs w:val="28"/>
-        </w:rPr>
-        <w:t>Code:</w:t>
-      </w:r>
-    </w:p>
-    <w:p>
-      <w:pPr>
-        <w:rPr>
-          <w:rFonts w:ascii="Britannic Bold" w:hAnsi="Britannic Bold"/>
-          <w:color w:val="000000" w:themeColor="text1"/>
-          <w:sz w:val="28"/>
-          <w:szCs w:val="28"/>
-        </w:rPr>
-      </w:pPr>
-      <w:r>
-        <w:rPr>
-          <w:rFonts w:ascii="Britannic Bold" w:hAnsi="Britannic Bold"/>
-          <w:color w:val="000000" w:themeColor="text1"/>
-          <w:sz w:val="28"/>
-          <w:szCs w:val="28"/>
-        </w:rPr>
-        <w:t>Output:</w:t>
-      </w:r>
-    </w:p>
     <w:p/>
     <w:sectPr>
-      <w:headerReference w:type="even" r:id="rId6"/>
-      <w:headerReference w:type="default" r:id="rId7"/>
-      <w:footerReference w:type="even" r:id="rId8"/>
-      <w:footerReference w:type="default" r:id="rId9"/>
-      <w:headerReference w:type="first" r:id="rId10"/>
-      <w:footerReference w:type="first" r:id="rId11"/>
+      <w:headerReference w:type="even" r:id="rId9"/>
+      <w:headerReference w:type="default" r:id="rId10"/>
+      <w:footerReference w:type="even" r:id="rId11"/>
+      <w:footerReference w:type="default" r:id="rId12"/>
+      <w:headerReference w:type="first" r:id="rId13"/>
+      <w:footerReference w:type="first" r:id="rId14"/>
       <w:pgSz w:w="12240" w:h="15840"/>
       <w:pgMar w:top="1440" w:right="1440" w:bottom="1440" w:left="1440" w:header="720" w:footer="720" w:gutter="0"/>
       <w:pgBorders w:offsetFrom="page">
@@ -608,6 +4596,168 @@
     </w:pPr>
   </w:p>
 </w:hdr>
+</file>
+
+<file path=word/numbering.xml><?xml version="1.0" encoding="utf-8"?>
+<w:numbering xmlns:wpc="http://schemas.microsoft.com/office/word/2010/wordprocessingCanvas" xmlns:cx="http://schemas.microsoft.com/office/drawing/2014/chartex" xmlns:cx1="http://schemas.microsoft.com/office/drawing/2015/9/8/chartex" xmlns:cx2="http://schemas.microsoft.com/office/drawing/2015/10/21/chartex" xmlns:cx3="http://schemas.microsoft.com/office/drawing/2016/5/9/chartex" xmlns:cx4="http://schemas.microsoft.com/office/drawing/2016/5/10/chartex" xmlns:cx5="http://schemas.microsoft.com/office/drawing/2016/5/11/chartex" xmlns:cx6="http://schemas.microsoft.com/office/drawing/2016/5/12/chartex" xmlns:cx7="http://schemas.microsoft.com/office/drawing/2016/5/13/chartex" xmlns:cx8="http://schemas.microsoft.com/office/drawing/2016/5/14/chartex" xmlns:mc="http://schemas.openxmlformats.org/markup-compatibility/2006" xmlns:aink="http://schemas.microsoft.com/office/drawing/2016/ink" xmlns:am3d="http://schemas.microsoft.com/office/drawing/2017/model3d" xmlns:o="urn:schemas-microsoft-com:office:office" xmlns:oel="http://schemas.microsoft.com/office/2019/extlst" xmlns:r="http://schemas.openxmlformats.org/officeDocument/2006/relationships" xmlns:m="http://schemas.openxmlformats.org/officeDocument/2006/math" xmlns:v="urn:schemas-microsoft-com:vml" xmlns:wp14="http://schemas.microsoft.com/office/word/2010/wordprocessingDrawing" xmlns:wp="http://schemas.openxmlformats.org/drawingml/2006/wordprocessingDrawing" xmlns:w10="urn:schemas-microsoft-com:office:word" xmlns:w="http://schemas.openxmlformats.org/wordprocessingml/2006/main" xmlns:w14="http://schemas.microsoft.com/office/word/2010/wordml" xmlns:w15="http://schemas.microsoft.com/office/word/2012/wordml" xmlns:w16cex="http://schemas.microsoft.com/office/word/2018/wordml/cex" xmlns:w16cid="http://schemas.microsoft.com/office/word/2016/wordml/cid" xmlns:w16="http://schemas.microsoft.com/office/word/2018/wordml" xmlns:w16sdtdh="http://schemas.microsoft.com/office/word/2020/wordml/sdtdatahash" xmlns:w16se="http://schemas.microsoft.com/office/word/2015/wordml/symex" xmlns:wpg="http://schemas.microsoft.com/office/word/2010/wordprocessingGroup" xmlns:wpi="http://schemas.microsoft.com/office/word/2010/wordprocessingInk" xmlns:wne="http://schemas.microsoft.com/office/word/2006/wordml" xmlns:wps="http://schemas.microsoft.com/office/word/2010/wordprocessingShape" mc:Ignorable="w14 w15 w16se w16cid w16 w16cex w16sdtdh wp14">
+  <w:abstractNum w:abstractNumId="0" w15:restartNumberingAfterBreak="0">
+    <w:nsid w:val="3BCC4E63"/>
+    <w:multiLevelType w:val="multilevel"/>
+    <w:tmpl w:val="3BCC4E63"/>
+    <w:lvl w:ilvl="0">
+      <w:start w:val="1"/>
+      <w:numFmt w:val="decimal"/>
+      <w:lvlText w:val="%1."/>
+      <w:lvlJc w:val="left"/>
+      <w:pPr>
+        <w:tabs>
+          <w:tab w:val="left" w:pos="360"/>
+        </w:tabs>
+        <w:ind w:left="360" w:hanging="360"/>
+      </w:pPr>
+      <w:rPr>
+        <w:sz w:val="20"/>
+      </w:rPr>
+    </w:lvl>
+    <w:lvl w:ilvl="1">
+      <w:start w:val="1"/>
+      <w:numFmt w:val="decimal"/>
+      <w:lvlText w:val="%2)"/>
+      <w:lvlJc w:val="left"/>
+      <w:pPr>
+        <w:ind w:left="1080" w:hanging="360"/>
+      </w:pPr>
+    </w:lvl>
+    <w:lvl w:ilvl="2">
+      <w:start w:val="1"/>
+      <w:numFmt w:val="bullet"/>
+      <w:lvlText w:val=""/>
+      <w:lvlJc w:val="left"/>
+      <w:pPr>
+        <w:tabs>
+          <w:tab w:val="left" w:pos="1800"/>
+        </w:tabs>
+        <w:ind w:left="1800" w:hanging="360"/>
+      </w:pPr>
+      <w:rPr>
+        <w:rFonts w:ascii="Wingdings" w:hAnsi="Wingdings" w:hint="default"/>
+        <w:sz w:val="20"/>
+      </w:rPr>
+    </w:lvl>
+    <w:lvl w:ilvl="3">
+      <w:start w:val="1"/>
+      <w:numFmt w:val="bullet"/>
+      <w:lvlText w:val=""/>
+      <w:lvlJc w:val="left"/>
+      <w:pPr>
+        <w:tabs>
+          <w:tab w:val="left" w:pos="2520"/>
+        </w:tabs>
+        <w:ind w:left="2520" w:hanging="360"/>
+      </w:pPr>
+      <w:rPr>
+        <w:rFonts w:ascii="Wingdings" w:hAnsi="Wingdings" w:hint="default"/>
+        <w:sz w:val="20"/>
+      </w:rPr>
+    </w:lvl>
+    <w:lvl w:ilvl="4">
+      <w:start w:val="1"/>
+      <w:numFmt w:val="bullet"/>
+      <w:lvlText w:val=""/>
+      <w:lvlJc w:val="left"/>
+      <w:pPr>
+        <w:tabs>
+          <w:tab w:val="left" w:pos="3240"/>
+        </w:tabs>
+        <w:ind w:left="3240" w:hanging="360"/>
+      </w:pPr>
+      <w:rPr>
+        <w:rFonts w:ascii="Wingdings" w:hAnsi="Wingdings" w:hint="default"/>
+        <w:sz w:val="20"/>
+      </w:rPr>
+    </w:lvl>
+    <w:lvl w:ilvl="5">
+      <w:start w:val="1"/>
+      <w:numFmt w:val="bullet"/>
+      <w:lvlText w:val=""/>
+      <w:lvlJc w:val="left"/>
+      <w:pPr>
+        <w:tabs>
+          <w:tab w:val="left" w:pos="3960"/>
+        </w:tabs>
+        <w:ind w:left="3960" w:hanging="360"/>
+      </w:pPr>
+      <w:rPr>
+        <w:rFonts w:ascii="Wingdings" w:hAnsi="Wingdings" w:hint="default"/>
+        <w:sz w:val="20"/>
+      </w:rPr>
+    </w:lvl>
+    <w:lvl w:ilvl="6">
+      <w:start w:val="1"/>
+      <w:numFmt w:val="bullet"/>
+      <w:lvlText w:val=""/>
+      <w:lvlJc w:val="left"/>
+      <w:pPr>
+        <w:tabs>
+          <w:tab w:val="left" w:pos="4680"/>
+        </w:tabs>
+        <w:ind w:left="4680" w:hanging="360"/>
+      </w:pPr>
+      <w:rPr>
+        <w:rFonts w:ascii="Wingdings" w:hAnsi="Wingdings" w:hint="default"/>
+        <w:sz w:val="20"/>
+      </w:rPr>
+    </w:lvl>
+    <w:lvl w:ilvl="7">
+      <w:start w:val="1"/>
+      <w:numFmt w:val="bullet"/>
+      <w:lvlText w:val=""/>
+      <w:lvlJc w:val="left"/>
+      <w:pPr>
+        <w:tabs>
+          <w:tab w:val="left" w:pos="5400"/>
+        </w:tabs>
+        <w:ind w:left="5400" w:hanging="360"/>
+      </w:pPr>
+      <w:rPr>
+        <w:rFonts w:ascii="Wingdings" w:hAnsi="Wingdings" w:hint="default"/>
+        <w:sz w:val="20"/>
+      </w:rPr>
+    </w:lvl>
+    <w:lvl w:ilvl="8">
+      <w:start w:val="1"/>
+      <w:numFmt w:val="bullet"/>
+      <w:lvlText w:val=""/>
+      <w:lvlJc w:val="left"/>
+      <w:pPr>
+        <w:tabs>
+          <w:tab w:val="left" w:pos="6120"/>
+        </w:tabs>
+        <w:ind w:left="6120" w:hanging="360"/>
+      </w:pPr>
+      <w:rPr>
+        <w:rFonts w:ascii="Wingdings" w:hAnsi="Wingdings" w:hint="default"/>
+        <w:sz w:val="20"/>
+      </w:rPr>
+    </w:lvl>
+  </w:abstractNum>
+  <w:num w:numId="1" w16cid:durableId="1903369283">
+    <w:abstractNumId w:val="0"/>
+    <w:lvlOverride w:ilvl="0">
+      <w:startOverride w:val="1"/>
+    </w:lvlOverride>
+    <w:lvlOverride w:ilvl="1">
+      <w:startOverride w:val="1"/>
+    </w:lvlOverride>
+    <w:lvlOverride w:ilvl="2"/>
+    <w:lvlOverride w:ilvl="3"/>
+    <w:lvlOverride w:ilvl="4"/>
+    <w:lvlOverride w:ilvl="5"/>
+    <w:lvlOverride w:ilvl="6"/>
+    <w:lvlOverride w:ilvl="7"/>
+    <w:lvlOverride w:ilvl="8"/>
+  </w:num>
+</w:numbering>
 </file>
 
 <file path=word/styles.xml><?xml version="1.0" encoding="utf-8"?>
@@ -1081,6 +5231,22 @@
     <w:uiPriority w:val="99"/>
     <w:rsid w:val="009718EF"/>
   </w:style>
+  <w:style w:type="paragraph" w:styleId="ListParagraph">
+    <w:name w:val="List Paragraph"/>
+    <w:basedOn w:val="Normal"/>
+    <w:uiPriority w:val="34"/>
+    <w:qFormat/>
+    <w:rsid w:val="00586145"/>
+    <w:pPr>
+      <w:spacing w:line="256" w:lineRule="auto"/>
+      <w:ind w:left="720"/>
+      <w:contextualSpacing/>
+    </w:pPr>
+    <w:rPr>
+      <w:rFonts w:eastAsiaTheme="minorEastAsia"/>
+      <w:lang w:eastAsia="ja-JP"/>
+    </w:rPr>
+  </w:style>
 </w:styles>
 </file>
 
